--- a/McLennan-Community-College/04_2026_Spring/Information_Tech_Security/Chapter 3.0 Cryptographic Solutions.docx
+++ b/McLennan-Community-College/04_2026_Spring/Information_Tech_Security/Chapter 3.0 Cryptographic Solutions.docx
@@ -3,28 +3,59 @@
 <w:document xmlns:wpc="http://schemas.microsoft.com/office/word/2010/wordprocessingCanvas" xmlns:cx="http://schemas.microsoft.com/office/drawing/2014/chartex" xmlns:cx1="http://schemas.microsoft.com/office/drawing/2015/9/8/chartex" xmlns:cx2="http://schemas.microsoft.com/office/drawing/2015/10/21/chartex" xmlns:cx3="http://schemas.microsoft.com/office/drawing/2016/5/9/chartex" xmlns:cx4="http://schemas.microsoft.com/office/drawing/2016/5/10/chartex" xmlns:cx5="http://schemas.microsoft.com/office/drawing/2016/5/11/chartex" xmlns:cx6="http://schemas.microsoft.com/office/drawing/2016/5/12/chartex" xmlns:cx7="http://schemas.microsoft.com/office/drawing/2016/5/13/chartex" xmlns:cx8="http://schemas.microsoft.com/office/drawing/2016/5/14/chartex" xmlns:mc="http://schemas.openxmlformats.org/markup-compatibility/2006" xmlns:aink="http://schemas.microsoft.com/office/drawing/2016/ink" xmlns:am3d="http://schemas.microsoft.com/office/drawing/2017/model3d" xmlns:o="urn:schemas-microsoft-com:office:office" xmlns:oel="http://schemas.microsoft.com/office/2019/extlst" xmlns:r="http://schemas.openxmlformats.org/officeDocument/2006/relationships" xmlns:m="http://schemas.openxmlformats.org/officeDocument/2006/math" xmlns:v="urn:schemas-microsoft-com:vml" xmlns:wp14="http://schemas.microsoft.com/office/word/2010/wordprocessingDrawing" xmlns:wp="http://schemas.openxmlformats.org/drawingml/2006/wordprocessingDrawing" xmlns:w10="urn:schemas-microsoft-com:office:word" xmlns:w="http://schemas.openxmlformats.org/wordprocessingml/2006/main" xmlns:w14="http://schemas.microsoft.com/office/word/2010/wordml" xmlns:w15="http://schemas.microsoft.com/office/word/2012/wordml" xmlns:w16cex="http://schemas.microsoft.com/office/word/2018/wordml/cex" xmlns:w16cid="http://schemas.microsoft.com/office/word/2016/wordml/cid" xmlns:w16="http://schemas.microsoft.com/office/word/2018/wordml" xmlns:w16du="http://schemas.microsoft.com/office/word/2023/wordml/word16du" xmlns:w16sdtdh="http://schemas.microsoft.com/office/word/2020/wordml/sdtdatahash" xmlns:w16sdtfl="http://schemas.microsoft.com/office/word/2024/wordml/sdtformatlock" xmlns:w16se="http://schemas.microsoft.com/office/word/2015/wordml/symex" xmlns:wpg="http://schemas.microsoft.com/office/word/2010/wordprocessingGroup" xmlns:wpi="http://schemas.microsoft.com/office/word/2010/wordprocessingInk" xmlns:wne="http://schemas.microsoft.com/office/word/2006/wordml" xmlns:wps="http://schemas.microsoft.com/office/word/2010/wordprocessingShape" mc:Ignorable="w14 w15 w16se w16cid w16 w16cex w16sdtdh w16sdtfl w16du wp14">
   <w:body>
     <w:p>
-      <w:r>
-        <w:rPr>
-          <w:b/>
-          <w:bCs/>
+      <w:pPr>
+        <w:rPr>
+          <w:rFonts w:ascii="Arial" w:hAnsi="Arial" w:cs="Arial"/>
+          <w:sz w:val="24"/>
+          <w:szCs w:val="24"/>
+        </w:rPr>
+      </w:pPr>
+      <w:r>
+        <w:rPr>
+          <w:rFonts w:ascii="Arial" w:hAnsi="Arial" w:cs="Arial"/>
+          <w:b/>
+          <w:bCs/>
+          <w:sz w:val="24"/>
+          <w:szCs w:val="24"/>
         </w:rPr>
         <w:t>3.1 Cryptographic algorithm</w:t>
       </w:r>
-      <w:r>
-        <w:t xml:space="preserve"> – operations performed to encode and decode data.</w:t>
-      </w:r>
-    </w:p>
-    <w:p>
-      <w:pPr>
-        <w:rPr>
-          <w:b/>
-          <w:bCs/>
-        </w:rPr>
-      </w:pPr>
-      <w:r>
-        <w:rPr>
-          <w:b/>
-          <w:bCs/>
+    </w:p>
+    <w:p>
+      <w:pPr>
+        <w:ind w:firstLine="720"/>
+        <w:rPr>
+          <w:rFonts w:ascii="Arial" w:hAnsi="Arial" w:cs="Arial"/>
+          <w:sz w:val="24"/>
+          <w:szCs w:val="24"/>
+        </w:rPr>
+      </w:pPr>
+      <w:r>
+        <w:rPr>
+          <w:rFonts w:ascii="Arial" w:hAnsi="Arial" w:cs="Arial"/>
+          <w:sz w:val="24"/>
+          <w:szCs w:val="24"/>
+        </w:rPr>
+        <w:t>operations performed to encode and decode data.</w:t>
+      </w:r>
+    </w:p>
+    <w:p>
+      <w:pPr>
+        <w:rPr>
+          <w:rFonts w:ascii="Arial" w:hAnsi="Arial" w:cs="Arial"/>
+          <w:b/>
+          <w:bCs/>
+          <w:sz w:val="24"/>
+          <w:szCs w:val="24"/>
+        </w:rPr>
+      </w:pPr>
+      <w:r>
+        <w:rPr>
+          <w:rFonts w:ascii="Arial" w:hAnsi="Arial" w:cs="Arial"/>
+          <w:b/>
+          <w:bCs/>
+          <w:sz w:val="24"/>
+          <w:szCs w:val="24"/>
         </w:rPr>
         <w:t>3.1.1 Cryptographic Concepts</w:t>
       </w:r>
@@ -32,104 +63,207 @@
     <w:p>
       <w:pPr>
         <w:ind w:firstLine="720"/>
-      </w:pPr>
-      <w:r>
+        <w:rPr>
+          <w:rFonts w:ascii="Arial" w:hAnsi="Arial" w:cs="Arial"/>
+          <w:sz w:val="24"/>
+          <w:szCs w:val="24"/>
+        </w:rPr>
+      </w:pPr>
+      <w:r>
+        <w:rPr>
+          <w:rFonts w:ascii="Arial" w:hAnsi="Arial" w:cs="Arial"/>
+          <w:sz w:val="24"/>
+          <w:szCs w:val="24"/>
+        </w:rPr>
         <w:t xml:space="preserve">a. </w:t>
       </w:r>
       <w:r>
         <w:rPr>
-          <w:b/>
-          <w:bCs/>
+          <w:rFonts w:ascii="Arial" w:hAnsi="Arial" w:cs="Arial"/>
+          <w:b/>
+          <w:bCs/>
+          <w:sz w:val="24"/>
+          <w:szCs w:val="24"/>
         </w:rPr>
         <w:t>Cryptography</w:t>
       </w:r>
       <w:r>
+        <w:rPr>
+          <w:rFonts w:ascii="Arial" w:hAnsi="Arial" w:cs="Arial"/>
+          <w:sz w:val="24"/>
+          <w:szCs w:val="24"/>
+        </w:rPr>
         <w:t xml:space="preserve"> – “secret writing,” is the art of making information secure by encoding it</w:t>
       </w:r>
     </w:p>
     <w:p>
       <w:pPr>
         <w:ind w:left="720" w:firstLine="720"/>
-      </w:pPr>
-      <w:r>
+        <w:rPr>
+          <w:rFonts w:ascii="Arial" w:hAnsi="Arial" w:cs="Arial"/>
+          <w:sz w:val="24"/>
+          <w:szCs w:val="24"/>
+        </w:rPr>
+      </w:pPr>
+      <w:r>
+        <w:rPr>
+          <w:rFonts w:ascii="Arial" w:hAnsi="Arial" w:cs="Arial"/>
+          <w:sz w:val="24"/>
+          <w:szCs w:val="24"/>
+        </w:rPr>
         <w:t xml:space="preserve">1. </w:t>
       </w:r>
       <w:r>
         <w:rPr>
-          <w:b/>
-          <w:bCs/>
+          <w:rFonts w:ascii="Arial" w:hAnsi="Arial" w:cs="Arial"/>
+          <w:b/>
+          <w:bCs/>
+          <w:sz w:val="24"/>
+          <w:szCs w:val="24"/>
         </w:rPr>
         <w:t>Plaintext</w:t>
       </w:r>
       <w:r>
+        <w:rPr>
+          <w:rFonts w:ascii="Arial" w:hAnsi="Arial" w:cs="Arial"/>
+          <w:sz w:val="24"/>
+          <w:szCs w:val="24"/>
+        </w:rPr>
         <w:t xml:space="preserve"> – “cleartext,” is an unencrypted message.</w:t>
       </w:r>
     </w:p>
     <w:p>
       <w:pPr>
         <w:ind w:left="720" w:firstLine="720"/>
-      </w:pPr>
-      <w:r>
+        <w:rPr>
+          <w:rFonts w:ascii="Arial" w:hAnsi="Arial" w:cs="Arial"/>
+          <w:sz w:val="24"/>
+          <w:szCs w:val="24"/>
+        </w:rPr>
+      </w:pPr>
+      <w:r>
+        <w:rPr>
+          <w:rFonts w:ascii="Arial" w:hAnsi="Arial" w:cs="Arial"/>
+          <w:sz w:val="24"/>
+          <w:szCs w:val="24"/>
+        </w:rPr>
         <w:t xml:space="preserve">2. </w:t>
       </w:r>
       <w:r>
         <w:rPr>
-          <w:b/>
-          <w:bCs/>
+          <w:rFonts w:ascii="Arial" w:hAnsi="Arial" w:cs="Arial"/>
+          <w:b/>
+          <w:bCs/>
+          <w:sz w:val="24"/>
+          <w:szCs w:val="24"/>
         </w:rPr>
         <w:t>Ciphertext</w:t>
       </w:r>
       <w:r>
+        <w:rPr>
+          <w:rFonts w:ascii="Arial" w:hAnsi="Arial" w:cs="Arial"/>
+          <w:sz w:val="24"/>
+          <w:szCs w:val="24"/>
+        </w:rPr>
         <w:t xml:space="preserve"> – is an encrypted message.</w:t>
       </w:r>
     </w:p>
     <w:p>
       <w:pPr>
         <w:ind w:left="720" w:firstLine="720"/>
-      </w:pPr>
-      <w:r>
+        <w:rPr>
+          <w:rFonts w:ascii="Arial" w:hAnsi="Arial" w:cs="Arial"/>
+          <w:sz w:val="24"/>
+          <w:szCs w:val="24"/>
+        </w:rPr>
+      </w:pPr>
+      <w:r>
+        <w:rPr>
+          <w:rFonts w:ascii="Arial" w:hAnsi="Arial" w:cs="Arial"/>
+          <w:sz w:val="24"/>
+          <w:szCs w:val="24"/>
+        </w:rPr>
         <w:t xml:space="preserve">3. </w:t>
       </w:r>
       <w:r>
         <w:rPr>
-          <w:b/>
-          <w:bCs/>
+          <w:rFonts w:ascii="Arial" w:hAnsi="Arial" w:cs="Arial"/>
+          <w:b/>
+          <w:bCs/>
+          <w:sz w:val="24"/>
+          <w:szCs w:val="24"/>
         </w:rPr>
         <w:t>Algorithm</w:t>
       </w:r>
       <w:r>
+        <w:rPr>
+          <w:rFonts w:ascii="Arial" w:hAnsi="Arial" w:cs="Arial"/>
+          <w:sz w:val="24"/>
+          <w:szCs w:val="24"/>
+        </w:rPr>
         <w:t xml:space="preserve"> – is the process used to encrypt or decrypt a message.</w:t>
       </w:r>
     </w:p>
     <w:p>
       <w:pPr>
         <w:ind w:left="720" w:firstLine="720"/>
-      </w:pPr>
-      <w:r>
+        <w:rPr>
+          <w:rFonts w:ascii="Arial" w:hAnsi="Arial" w:cs="Arial"/>
+          <w:sz w:val="24"/>
+          <w:szCs w:val="24"/>
+        </w:rPr>
+      </w:pPr>
+      <w:r>
+        <w:rPr>
+          <w:rFonts w:ascii="Arial" w:hAnsi="Arial" w:cs="Arial"/>
+          <w:sz w:val="24"/>
+          <w:szCs w:val="24"/>
+        </w:rPr>
         <w:t xml:space="preserve">4. </w:t>
       </w:r>
       <w:r>
         <w:rPr>
-          <w:b/>
-          <w:bCs/>
+          <w:rFonts w:ascii="Arial" w:hAnsi="Arial" w:cs="Arial"/>
+          <w:b/>
+          <w:bCs/>
+          <w:sz w:val="24"/>
+          <w:szCs w:val="24"/>
         </w:rPr>
         <w:t>Cryptanalysis</w:t>
       </w:r>
       <w:r>
+        <w:rPr>
+          <w:rFonts w:ascii="Arial" w:hAnsi="Arial" w:cs="Arial"/>
+          <w:sz w:val="24"/>
+          <w:szCs w:val="24"/>
+        </w:rPr>
         <w:t xml:space="preserve"> – is the art of cracking cryptographic systems.</w:t>
       </w:r>
     </w:p>
     <w:p>
       <w:pPr>
         <w:ind w:firstLine="720"/>
-      </w:pPr>
-      <w:r>
+        <w:rPr>
+          <w:rFonts w:ascii="Arial" w:hAnsi="Arial" w:cs="Arial"/>
+          <w:sz w:val="24"/>
+          <w:szCs w:val="24"/>
+        </w:rPr>
+      </w:pPr>
+      <w:r>
+        <w:rPr>
+          <w:rFonts w:ascii="Arial" w:hAnsi="Arial" w:cs="Arial"/>
+          <w:sz w:val="24"/>
+          <w:szCs w:val="24"/>
+        </w:rPr>
         <w:t xml:space="preserve">b. </w:t>
       </w:r>
       <w:r>
         <w:rPr>
-          <w:b/>
-          <w:bCs/>
+          <w:rFonts w:ascii="Arial" w:hAnsi="Arial" w:cs="Arial"/>
+          <w:b/>
+          <w:bCs/>
+          <w:sz w:val="24"/>
+          <w:szCs w:val="24"/>
         </w:rPr>
         <w:t>Three types of algorithms (hashing):</w:t>
       </w:r>
@@ -137,38 +271,81 @@
     <w:p>
       <w:pPr>
         <w:ind w:left="720" w:firstLine="720"/>
-      </w:pPr>
-      <w:r>
+        <w:rPr>
+          <w:rFonts w:ascii="Arial" w:hAnsi="Arial" w:cs="Arial"/>
+          <w:sz w:val="24"/>
+          <w:szCs w:val="24"/>
+        </w:rPr>
+      </w:pPr>
+      <w:r>
+        <w:rPr>
+          <w:rFonts w:ascii="Arial" w:hAnsi="Arial" w:cs="Arial"/>
+          <w:sz w:val="24"/>
+          <w:szCs w:val="24"/>
+        </w:rPr>
         <w:t>1. Confidentiality</w:t>
       </w:r>
     </w:p>
     <w:p>
       <w:pPr>
         <w:ind w:left="720" w:firstLine="720"/>
-      </w:pPr>
-      <w:r>
+        <w:rPr>
+          <w:rFonts w:ascii="Arial" w:hAnsi="Arial" w:cs="Arial"/>
+          <w:sz w:val="24"/>
+          <w:szCs w:val="24"/>
+        </w:rPr>
+      </w:pPr>
+      <w:r>
+        <w:rPr>
+          <w:rFonts w:ascii="Arial" w:hAnsi="Arial" w:cs="Arial"/>
+          <w:sz w:val="24"/>
+          <w:szCs w:val="24"/>
+        </w:rPr>
         <w:t>2. Integrity</w:t>
       </w:r>
     </w:p>
     <w:p>
       <w:pPr>
         <w:ind w:left="720" w:firstLine="720"/>
-      </w:pPr>
-      <w:r>
+        <w:rPr>
+          <w:rFonts w:ascii="Arial" w:hAnsi="Arial" w:cs="Arial"/>
+          <w:sz w:val="24"/>
+          <w:szCs w:val="24"/>
+        </w:rPr>
+      </w:pPr>
+      <w:r>
+        <w:rPr>
+          <w:rFonts w:ascii="Arial" w:hAnsi="Arial" w:cs="Arial"/>
+          <w:sz w:val="24"/>
+          <w:szCs w:val="24"/>
+        </w:rPr>
         <w:t>3. Non-repudiation</w:t>
       </w:r>
     </w:p>
     <w:p>
       <w:pPr>
         <w:ind w:firstLine="720"/>
-      </w:pPr>
-      <w:r>
+        <w:rPr>
+          <w:rFonts w:ascii="Arial" w:hAnsi="Arial" w:cs="Arial"/>
+          <w:sz w:val="24"/>
+          <w:szCs w:val="24"/>
+        </w:rPr>
+      </w:pPr>
+      <w:r>
+        <w:rPr>
+          <w:rFonts w:ascii="Arial" w:hAnsi="Arial" w:cs="Arial"/>
+          <w:sz w:val="24"/>
+          <w:szCs w:val="24"/>
+        </w:rPr>
         <w:t xml:space="preserve">c. </w:t>
       </w:r>
       <w:r>
         <w:rPr>
-          <w:b/>
-          <w:bCs/>
+          <w:rFonts w:ascii="Arial" w:hAnsi="Arial" w:cs="Arial"/>
+          <w:b/>
+          <w:bCs/>
+          <w:sz w:val="24"/>
+          <w:szCs w:val="24"/>
         </w:rPr>
         <w:t>Two types of ciphers:</w:t>
       </w:r>
@@ -176,30 +353,56 @@
     <w:p>
       <w:pPr>
         <w:ind w:left="720" w:firstLine="720"/>
-      </w:pPr>
-      <w:r>
+        <w:rPr>
+          <w:rFonts w:ascii="Arial" w:hAnsi="Arial" w:cs="Arial"/>
+          <w:sz w:val="24"/>
+          <w:szCs w:val="24"/>
+        </w:rPr>
+      </w:pPr>
+      <w:r>
+        <w:rPr>
+          <w:rFonts w:ascii="Arial" w:hAnsi="Arial" w:cs="Arial"/>
+          <w:sz w:val="24"/>
+          <w:szCs w:val="24"/>
+        </w:rPr>
         <w:t>1. Symmetric</w:t>
       </w:r>
     </w:p>
     <w:p>
       <w:pPr>
         <w:ind w:left="720" w:firstLine="720"/>
-      </w:pPr>
-      <w:r>
+        <w:rPr>
+          <w:rFonts w:ascii="Arial" w:hAnsi="Arial" w:cs="Arial"/>
+          <w:sz w:val="24"/>
+          <w:szCs w:val="24"/>
+        </w:rPr>
+      </w:pPr>
+      <w:r>
+        <w:rPr>
+          <w:rFonts w:ascii="Arial" w:hAnsi="Arial" w:cs="Arial"/>
+          <w:sz w:val="24"/>
+          <w:szCs w:val="24"/>
+        </w:rPr>
         <w:t>2. Asymmetric</w:t>
       </w:r>
     </w:p>
     <w:p>
       <w:pPr>
         <w:rPr>
-          <w:b/>
-          <w:bCs/>
-        </w:rPr>
-      </w:pPr>
-      <w:r>
-        <w:rPr>
-          <w:b/>
-          <w:bCs/>
+          <w:rFonts w:ascii="Arial" w:hAnsi="Arial" w:cs="Arial"/>
+          <w:b/>
+          <w:bCs/>
+          <w:sz w:val="24"/>
+          <w:szCs w:val="24"/>
+        </w:rPr>
+      </w:pPr>
+      <w:r>
+        <w:rPr>
+          <w:rFonts w:ascii="Arial" w:hAnsi="Arial" w:cs="Arial"/>
+          <w:b/>
+          <w:bCs/>
+          <w:sz w:val="24"/>
+          <w:szCs w:val="24"/>
         </w:rPr>
         <w:t>3.1.2 Symmetric Encryption</w:t>
       </w:r>
@@ -207,44 +410,90 @@
     <w:p>
       <w:pPr>
         <w:ind w:left="720"/>
-      </w:pPr>
-      <w:r>
+        <w:rPr>
+          <w:rFonts w:ascii="Arial" w:hAnsi="Arial" w:cs="Arial"/>
+          <w:sz w:val="24"/>
+          <w:szCs w:val="24"/>
+        </w:rPr>
+      </w:pPr>
+      <w:r>
+        <w:rPr>
+          <w:rFonts w:ascii="Arial" w:hAnsi="Arial" w:cs="Arial"/>
+          <w:sz w:val="24"/>
+          <w:szCs w:val="24"/>
+        </w:rPr>
         <w:t xml:space="preserve">a. </w:t>
       </w:r>
       <w:r>
         <w:rPr>
-          <w:b/>
-          <w:bCs/>
+          <w:rFonts w:ascii="Arial" w:hAnsi="Arial" w:cs="Arial"/>
+          <w:b/>
+          <w:bCs/>
+          <w:sz w:val="24"/>
+          <w:szCs w:val="24"/>
         </w:rPr>
         <w:t>Encryption (algorithm or cipher)</w:t>
       </w:r>
       <w:r>
+        <w:rPr>
+          <w:rFonts w:ascii="Arial" w:hAnsi="Arial" w:cs="Arial"/>
+          <w:sz w:val="24"/>
+          <w:szCs w:val="24"/>
+        </w:rPr>
         <w:t xml:space="preserve"> – type of cryptographic process that encodes data so that it can be stored or transmitted securely and then decrypted only by its owner or its intended recipient.</w:t>
       </w:r>
     </w:p>
     <w:p>
       <w:pPr>
         <w:ind w:left="720"/>
-      </w:pPr>
-      <w:r>
+        <w:rPr>
+          <w:rFonts w:ascii="Arial" w:hAnsi="Arial" w:cs="Arial"/>
+          <w:sz w:val="24"/>
+          <w:szCs w:val="24"/>
+        </w:rPr>
+      </w:pPr>
+      <w:r>
+        <w:rPr>
+          <w:rFonts w:ascii="Arial" w:hAnsi="Arial" w:cs="Arial"/>
+          <w:sz w:val="24"/>
+          <w:szCs w:val="24"/>
+        </w:rPr>
         <w:t xml:space="preserve">b. </w:t>
       </w:r>
       <w:r>
         <w:rPr>
-          <w:b/>
-          <w:bCs/>
+          <w:rFonts w:ascii="Arial" w:hAnsi="Arial" w:cs="Arial"/>
+          <w:b/>
+          <w:bCs/>
+          <w:sz w:val="24"/>
+          <w:szCs w:val="24"/>
         </w:rPr>
         <w:t>Key</w:t>
       </w:r>
       <w:r>
+        <w:rPr>
+          <w:rFonts w:ascii="Arial" w:hAnsi="Arial" w:cs="Arial"/>
+          <w:sz w:val="24"/>
+          <w:szCs w:val="24"/>
+        </w:rPr>
         <w:t xml:space="preserve"> – specific piece of information that is used in conjunction with an algorithm to perform encryption and decryption.</w:t>
       </w:r>
     </w:p>
     <w:p>
-      <w:r>
-        <w:rPr>
-          <w:b/>
-          <w:bCs/>
+      <w:pPr>
+        <w:rPr>
+          <w:rFonts w:ascii="Arial" w:hAnsi="Arial" w:cs="Arial"/>
+          <w:sz w:val="24"/>
+          <w:szCs w:val="24"/>
+        </w:rPr>
+      </w:pPr>
+      <w:r>
+        <w:rPr>
+          <w:rFonts w:ascii="Arial" w:hAnsi="Arial" w:cs="Arial"/>
+          <w:b/>
+          <w:bCs/>
+          <w:sz w:val="24"/>
+          <w:szCs w:val="24"/>
         </w:rPr>
         <w:t>Substitution and Transposition Algorithms</w:t>
       </w:r>
@@ -252,467 +501,6074 @@
     <w:p>
       <w:pPr>
         <w:ind w:left="720"/>
-      </w:pPr>
-      <w:r>
+        <w:rPr>
+          <w:rFonts w:ascii="Arial" w:hAnsi="Arial" w:cs="Arial"/>
+          <w:sz w:val="24"/>
+          <w:szCs w:val="24"/>
+        </w:rPr>
+      </w:pPr>
+      <w:r>
+        <w:rPr>
+          <w:rFonts w:ascii="Arial" w:hAnsi="Arial" w:cs="Arial"/>
+          <w:sz w:val="24"/>
+          <w:szCs w:val="24"/>
+        </w:rPr>
         <w:t xml:space="preserve">a. </w:t>
       </w:r>
       <w:r>
         <w:rPr>
-          <w:b/>
-          <w:bCs/>
+          <w:rFonts w:ascii="Arial" w:hAnsi="Arial" w:cs="Arial"/>
+          <w:b/>
+          <w:bCs/>
+          <w:sz w:val="24"/>
+          <w:szCs w:val="24"/>
         </w:rPr>
         <w:t>Substitution cipher</w:t>
       </w:r>
       <w:r>
+        <w:rPr>
+          <w:rFonts w:ascii="Arial" w:hAnsi="Arial" w:cs="Arial"/>
+          <w:sz w:val="24"/>
+          <w:szCs w:val="24"/>
+        </w:rPr>
         <w:t xml:space="preserve"> – replaces characters or blocks in the plaintext with different ciphertext. Simple substitution rotates or scrambles the letters of the alphabet.</w:t>
       </w:r>
     </w:p>
     <w:p>
       <w:pPr>
         <w:ind w:left="720"/>
-      </w:pPr>
-      <w:r>
+        <w:rPr>
+          <w:rFonts w:ascii="Arial" w:hAnsi="Arial" w:cs="Arial"/>
+          <w:sz w:val="24"/>
+          <w:szCs w:val="24"/>
+        </w:rPr>
+      </w:pPr>
+      <w:r>
+        <w:rPr>
+          <w:rFonts w:ascii="Arial" w:hAnsi="Arial" w:cs="Arial"/>
+          <w:sz w:val="24"/>
+          <w:szCs w:val="24"/>
+        </w:rPr>
         <w:t xml:space="preserve">b. </w:t>
       </w:r>
       <w:r>
         <w:rPr>
-          <w:b/>
-          <w:bCs/>
+          <w:rFonts w:ascii="Arial" w:hAnsi="Arial" w:cs="Arial"/>
+          <w:b/>
+          <w:bCs/>
+          <w:sz w:val="24"/>
+          <w:szCs w:val="24"/>
         </w:rPr>
         <w:t>Transposition cipher</w:t>
       </w:r>
       <w:r>
+        <w:rPr>
+          <w:rFonts w:ascii="Arial" w:hAnsi="Arial" w:cs="Arial"/>
+          <w:sz w:val="24"/>
+          <w:szCs w:val="24"/>
+        </w:rPr>
         <w:t xml:space="preserve"> – stays the same in plaintext and ciphertext, but the order changes based on some mechanism.</w:t>
       </w:r>
     </w:p>
     <w:p>
-      <w:r>
-        <w:rPr>
-          <w:b/>
-          <w:bCs/>
+      <w:pPr>
+        <w:rPr>
+          <w:rFonts w:ascii="Arial" w:hAnsi="Arial" w:cs="Arial"/>
+          <w:sz w:val="24"/>
+          <w:szCs w:val="24"/>
+        </w:rPr>
+      </w:pPr>
+      <w:r>
+        <w:rPr>
+          <w:rFonts w:ascii="Arial" w:hAnsi="Arial" w:cs="Arial"/>
+          <w:b/>
+          <w:bCs/>
+          <w:sz w:val="24"/>
+          <w:szCs w:val="24"/>
         </w:rPr>
         <w:t>Symmetric Algorithms</w:t>
       </w:r>
       <w:r>
+        <w:rPr>
+          <w:rFonts w:ascii="Arial" w:hAnsi="Arial" w:cs="Arial"/>
+          <w:sz w:val="24"/>
+          <w:szCs w:val="24"/>
+        </w:rPr>
         <w:t xml:space="preserve"> – is one in which encryption and decryption are both performed by the same secret key. Key must be kept by authorized personnel. Security breached, if lost or stolen. Used for confidentiality. Very fast and used for bulk encryption. CANNOT be used for authentication or integrity.</w:t>
       </w:r>
     </w:p>
     <w:p>
-      <w:r>
-        <w:rPr>
-          <w:b/>
-          <w:bCs/>
-        </w:rPr>
+      <w:pPr>
+        <w:rPr>
+          <w:rFonts w:ascii="Arial" w:hAnsi="Arial" w:cs="Arial"/>
+          <w:sz w:val="24"/>
+          <w:szCs w:val="24"/>
+        </w:rPr>
+      </w:pPr>
+      <w:r>
+        <w:rPr>
+          <w:rFonts w:ascii="Arial" w:hAnsi="Arial" w:cs="Arial"/>
+          <w:b/>
+          <w:bCs/>
+          <w:sz w:val="24"/>
+          <w:szCs w:val="24"/>
+        </w:rPr>
+        <w:lastRenderedPageBreak/>
         <w:t>3.1.3 Key Length</w:t>
       </w:r>
     </w:p>
     <w:p>
       <w:pPr>
         <w:ind w:left="720"/>
-      </w:pPr>
-      <w:r>
+        <w:rPr>
+          <w:rFonts w:ascii="Arial" w:hAnsi="Arial" w:cs="Arial"/>
+          <w:sz w:val="24"/>
+          <w:szCs w:val="24"/>
+        </w:rPr>
+      </w:pPr>
+      <w:r>
+        <w:rPr>
+          <w:rFonts w:ascii="Arial" w:hAnsi="Arial" w:cs="Arial"/>
+          <w:sz w:val="24"/>
+          <w:szCs w:val="24"/>
+        </w:rPr>
         <w:t xml:space="preserve">a. </w:t>
       </w:r>
       <w:r>
         <w:rPr>
-          <w:b/>
-          <w:bCs/>
+          <w:rFonts w:ascii="Arial" w:hAnsi="Arial" w:cs="Arial"/>
+          <w:b/>
+          <w:bCs/>
+          <w:sz w:val="24"/>
+          <w:szCs w:val="24"/>
         </w:rPr>
         <w:t>Brute Force Cryptanalysis</w:t>
       </w:r>
       <w:r>
+        <w:rPr>
+          <w:rFonts w:ascii="Arial" w:hAnsi="Arial" w:cs="Arial"/>
+          <w:sz w:val="24"/>
+          <w:szCs w:val="24"/>
+        </w:rPr>
         <w:t xml:space="preserve"> – attempting decryption of the ciphertext with every possible key value and reading the result to determine if it is still gibberish or plaintext.</w:t>
       </w:r>
     </w:p>
     <w:p>
       <w:pPr>
         <w:ind w:left="720"/>
-      </w:pPr>
-      <w:r>
+        <w:rPr>
+          <w:rFonts w:ascii="Arial" w:hAnsi="Arial" w:cs="Arial"/>
+          <w:sz w:val="24"/>
+          <w:szCs w:val="24"/>
+        </w:rPr>
+      </w:pPr>
+      <w:r>
+        <w:rPr>
+          <w:rFonts w:ascii="Arial" w:hAnsi="Arial" w:cs="Arial"/>
+          <w:sz w:val="24"/>
+          <w:szCs w:val="24"/>
+        </w:rPr>
+        <w:t xml:space="preserve">b. </w:t>
+      </w:r>
+      <w:r>
+        <w:rPr>
+          <w:rFonts w:ascii="Arial" w:hAnsi="Arial" w:cs="Arial"/>
+          <w:b/>
+          <w:bCs/>
+          <w:sz w:val="24"/>
+          <w:szCs w:val="24"/>
+        </w:rPr>
+        <w:t>Key Length</w:t>
+      </w:r>
+      <w:r>
+        <w:rPr>
+          <w:rFonts w:ascii="Arial" w:hAnsi="Arial" w:cs="Arial"/>
+          <w:sz w:val="24"/>
+          <w:szCs w:val="24"/>
+        </w:rPr>
+        <w:t xml:space="preserve"> – size of a cryptographic key in bits. Longer, more security. Not directly comparable. Larger keys require more memory and processor cycles to perform encryption/decryption.</w:t>
+      </w:r>
+    </w:p>
+    <w:p>
+      <w:pPr>
+        <w:ind w:left="720" w:firstLine="720"/>
+        <w:rPr>
+          <w:rFonts w:ascii="Arial" w:hAnsi="Arial" w:cs="Arial"/>
+          <w:sz w:val="24"/>
+          <w:szCs w:val="24"/>
+        </w:rPr>
+      </w:pPr>
+      <w:r>
+        <w:rPr>
+          <w:rFonts w:ascii="Arial" w:hAnsi="Arial" w:cs="Arial"/>
+          <w:sz w:val="24"/>
+          <w:szCs w:val="24"/>
+        </w:rPr>
+        <w:t xml:space="preserve">1. </w:t>
+      </w:r>
+      <w:r>
+        <w:rPr>
+          <w:rFonts w:ascii="Arial" w:hAnsi="Arial" w:cs="Arial"/>
+          <w:b/>
+          <w:bCs/>
+          <w:sz w:val="24"/>
+          <w:szCs w:val="24"/>
+        </w:rPr>
+        <w:t>AES-128:</w:t>
+      </w:r>
+      <w:r>
+        <w:rPr>
+          <w:rFonts w:ascii="Arial" w:hAnsi="Arial" w:cs="Arial"/>
+          <w:sz w:val="24"/>
+          <w:szCs w:val="24"/>
+        </w:rPr>
+        <w:t xml:space="preserve"> 128-bit key length. 2</w:t>
+      </w:r>
+      <w:r>
+        <w:rPr>
+          <w:rFonts w:ascii="Arial" w:hAnsi="Arial" w:cs="Arial"/>
+          <w:sz w:val="24"/>
+          <w:szCs w:val="24"/>
+          <w:vertAlign w:val="superscript"/>
+        </w:rPr>
+        <w:t>128</w:t>
+      </w:r>
+      <w:r>
+        <w:rPr>
+          <w:rFonts w:ascii="Arial" w:hAnsi="Arial" w:cs="Arial"/>
+          <w:sz w:val="24"/>
+          <w:szCs w:val="24"/>
+        </w:rPr>
+        <w:t xml:space="preserve"> </w:t>
+      </w:r>
+    </w:p>
+    <w:p>
+      <w:pPr>
+        <w:ind w:left="720" w:firstLine="720"/>
+        <w:rPr>
+          <w:rFonts w:ascii="Arial" w:hAnsi="Arial" w:cs="Arial"/>
+          <w:sz w:val="24"/>
+          <w:szCs w:val="24"/>
+        </w:rPr>
+      </w:pPr>
+      <w:r>
+        <w:rPr>
+          <w:rFonts w:ascii="Arial" w:hAnsi="Arial" w:cs="Arial"/>
+          <w:sz w:val="24"/>
+          <w:szCs w:val="24"/>
+        </w:rPr>
+        <w:t xml:space="preserve">2. </w:t>
+      </w:r>
+      <w:r>
+        <w:rPr>
+          <w:rFonts w:ascii="Arial" w:hAnsi="Arial" w:cs="Arial"/>
+          <w:b/>
+          <w:bCs/>
+          <w:sz w:val="24"/>
+          <w:szCs w:val="24"/>
+        </w:rPr>
+        <w:t>AES-256:</w:t>
+      </w:r>
+      <w:r>
+        <w:rPr>
+          <w:rFonts w:ascii="Arial" w:hAnsi="Arial" w:cs="Arial"/>
+          <w:sz w:val="24"/>
+          <w:szCs w:val="24"/>
+        </w:rPr>
+        <w:t xml:space="preserve"> 256-bit key length. 2</w:t>
+      </w:r>
+      <w:r>
+        <w:rPr>
+          <w:rFonts w:ascii="Arial" w:hAnsi="Arial" w:cs="Arial"/>
+          <w:sz w:val="24"/>
+          <w:szCs w:val="24"/>
+          <w:vertAlign w:val="superscript"/>
+        </w:rPr>
+        <w:t>256</w:t>
+      </w:r>
+      <w:r>
+        <w:rPr>
+          <w:rFonts w:ascii="Arial" w:hAnsi="Arial" w:cs="Arial"/>
+          <w:sz w:val="24"/>
+          <w:szCs w:val="24"/>
+        </w:rPr>
+        <w:t xml:space="preserve"> </w:t>
+      </w:r>
+    </w:p>
+    <w:p>
+      <w:pPr>
+        <w:rPr>
+          <w:rFonts w:ascii="Arial" w:hAnsi="Arial" w:cs="Arial"/>
+          <w:b/>
+          <w:sz w:val="24"/>
+          <w:szCs w:val="24"/>
+        </w:rPr>
+      </w:pPr>
+      <w:r>
+        <w:rPr>
+          <w:rFonts w:ascii="Arial" w:hAnsi="Arial" w:cs="Arial"/>
+          <w:b/>
+          <w:sz w:val="24"/>
+          <w:szCs w:val="24"/>
+        </w:rPr>
+        <w:t>3.1.4 Asymmetric Encryption</w:t>
+      </w:r>
+    </w:p>
+    <w:p>
+      <w:pPr>
+        <w:ind w:left="720"/>
+        <w:rPr>
+          <w:rFonts w:ascii="Arial" w:hAnsi="Arial" w:cs="Arial"/>
+          <w:sz w:val="24"/>
+          <w:szCs w:val="24"/>
+        </w:rPr>
+      </w:pPr>
+      <w:r>
+        <w:rPr>
+          <w:rFonts w:ascii="Arial" w:hAnsi="Arial" w:cs="Arial"/>
+          <w:sz w:val="24"/>
+          <w:szCs w:val="24"/>
+        </w:rPr>
+        <w:t>Encryption and decryption are performed by two different but related public and private keys in a key pair.</w:t>
+      </w:r>
+    </w:p>
+    <w:p>
+      <w:pPr>
+        <w:ind w:left="1530"/>
+        <w:rPr>
+          <w:rFonts w:ascii="Arial" w:hAnsi="Arial" w:cs="Arial"/>
+          <w:sz w:val="24"/>
+          <w:szCs w:val="24"/>
+        </w:rPr>
+      </w:pPr>
+      <w:r>
+        <w:rPr>
+          <w:rFonts w:ascii="Arial" w:hAnsi="Arial" w:cs="Arial"/>
+          <w:bCs/>
+          <w:sz w:val="24"/>
+          <w:szCs w:val="24"/>
+        </w:rPr>
+        <w:t>1.</w:t>
+      </w:r>
+      <w:r>
+        <w:rPr>
+          <w:rFonts w:ascii="Arial" w:hAnsi="Arial" w:cs="Arial"/>
+          <w:b/>
+          <w:sz w:val="24"/>
+          <w:szCs w:val="24"/>
+        </w:rPr>
+        <w:t xml:space="preserve"> </w:t>
+      </w:r>
+      <w:r>
+        <w:rPr>
+          <w:rFonts w:ascii="Arial" w:hAnsi="Arial" w:cs="Arial"/>
+          <w:b/>
+          <w:sz w:val="24"/>
+          <w:szCs w:val="24"/>
+        </w:rPr>
+        <w:t>Public</w:t>
+      </w:r>
+      <w:r>
+        <w:rPr>
+          <w:rFonts w:ascii="Arial" w:hAnsi="Arial" w:cs="Arial"/>
+          <w:sz w:val="24"/>
+          <w:szCs w:val="24"/>
+        </w:rPr>
+        <w:t xml:space="preserve"> – Key is freely distributed and is used to encrypt data, which can only be decrypted by the linked private in the pair.</w:t>
+      </w:r>
+    </w:p>
+    <w:p>
+      <w:pPr>
+        <w:ind w:left="1530"/>
+        <w:rPr>
+          <w:rFonts w:ascii="Arial" w:hAnsi="Arial" w:cs="Arial"/>
+          <w:sz w:val="24"/>
+          <w:szCs w:val="24"/>
+        </w:rPr>
+      </w:pPr>
+      <w:r>
+        <w:rPr>
+          <w:rFonts w:ascii="Arial" w:hAnsi="Arial" w:cs="Arial"/>
+          <w:bCs/>
+          <w:sz w:val="24"/>
+          <w:szCs w:val="24"/>
+        </w:rPr>
+        <w:t>2.</w:t>
+      </w:r>
+      <w:r>
+        <w:rPr>
+          <w:rFonts w:ascii="Arial" w:hAnsi="Arial" w:cs="Arial"/>
+          <w:b/>
+          <w:sz w:val="24"/>
+          <w:szCs w:val="24"/>
+        </w:rPr>
+        <w:t xml:space="preserve"> </w:t>
+      </w:r>
+      <w:r>
+        <w:rPr>
+          <w:rFonts w:ascii="Arial" w:hAnsi="Arial" w:cs="Arial"/>
+          <w:b/>
+          <w:sz w:val="24"/>
+          <w:szCs w:val="24"/>
+        </w:rPr>
+        <w:t>Private</w:t>
+      </w:r>
+      <w:r>
+        <w:rPr>
+          <w:rFonts w:ascii="Arial" w:hAnsi="Arial" w:cs="Arial"/>
+          <w:sz w:val="24"/>
+          <w:szCs w:val="24"/>
+        </w:rPr>
+        <w:t xml:space="preserve"> – Known only to the holder and it linked to, but not derivable from, a public key distributed to those with whom the holder wants to communicate securely. Used to encrypt what public key decrypted and vice versa.</w:t>
+      </w:r>
+    </w:p>
+    <w:p>
+      <w:pPr>
+        <w:ind w:left="720"/>
+        <w:rPr>
+          <w:rFonts w:ascii="Arial" w:hAnsi="Arial" w:cs="Arial"/>
+          <w:sz w:val="24"/>
+          <w:szCs w:val="24"/>
+        </w:rPr>
+      </w:pPr>
+      <w:r>
+        <w:rPr>
+          <w:rFonts w:ascii="Arial" w:hAnsi="Arial" w:cs="Arial"/>
+          <w:sz w:val="24"/>
+          <w:szCs w:val="24"/>
+        </w:rPr>
+        <w:t>A p</w:t>
+      </w:r>
+      <w:r>
+        <w:rPr>
+          <w:rFonts w:ascii="Arial" w:hAnsi="Arial" w:cs="Arial"/>
+          <w:sz w:val="24"/>
+          <w:szCs w:val="24"/>
+        </w:rPr>
+        <w:t xml:space="preserve">ublic </w:t>
+      </w:r>
+      <w:r>
+        <w:rPr>
+          <w:rFonts w:ascii="Arial" w:hAnsi="Arial" w:cs="Arial"/>
+          <w:sz w:val="24"/>
+          <w:szCs w:val="24"/>
+        </w:rPr>
+        <w:t>key</w:t>
+      </w:r>
+      <w:r>
+        <w:rPr>
+          <w:rFonts w:ascii="Arial" w:hAnsi="Arial" w:cs="Arial"/>
+          <w:sz w:val="24"/>
+          <w:szCs w:val="24"/>
+        </w:rPr>
+        <w:t xml:space="preserve"> cannot be used to decrypt a file it encrypts. Substantial computing overhead. Should not be used to encrypt/decrypt bulk data. Use to encrypt/decrypt symmetric key used to encrypt/decrypt.</w:t>
+      </w:r>
+    </w:p>
+    <w:p>
+      <w:pPr>
+        <w:ind w:left="1440"/>
+        <w:rPr>
+          <w:rFonts w:ascii="Arial" w:hAnsi="Arial" w:cs="Arial"/>
+          <w:sz w:val="24"/>
+          <w:szCs w:val="24"/>
+        </w:rPr>
+      </w:pPr>
+      <w:r>
+        <w:rPr>
+          <w:rFonts w:ascii="Arial" w:hAnsi="Arial" w:cs="Arial"/>
+          <w:bCs/>
+          <w:sz w:val="24"/>
+          <w:szCs w:val="24"/>
+        </w:rPr>
+        <w:t>1.</w:t>
+      </w:r>
+      <w:r>
+        <w:rPr>
+          <w:rFonts w:ascii="Arial" w:hAnsi="Arial" w:cs="Arial"/>
+          <w:b/>
+          <w:sz w:val="24"/>
+          <w:szCs w:val="24"/>
+        </w:rPr>
+        <w:t xml:space="preserve"> </w:t>
+      </w:r>
+      <w:r>
+        <w:rPr>
+          <w:rFonts w:ascii="Arial" w:hAnsi="Arial" w:cs="Arial"/>
+          <w:b/>
+          <w:sz w:val="24"/>
+          <w:szCs w:val="24"/>
+        </w:rPr>
+        <w:t>Rivest, Shamir, Adleman (RSA)</w:t>
+      </w:r>
+      <w:r>
+        <w:rPr>
+          <w:rFonts w:ascii="Arial" w:hAnsi="Arial" w:cs="Arial"/>
+          <w:sz w:val="24"/>
+          <w:szCs w:val="24"/>
+        </w:rPr>
+        <w:t xml:space="preserve"> – 2048-bit private key</w:t>
+      </w:r>
+    </w:p>
+    <w:p>
+      <w:pPr>
+        <w:ind w:left="1440"/>
+        <w:rPr>
+          <w:rFonts w:ascii="Arial" w:hAnsi="Arial" w:cs="Arial"/>
+          <w:sz w:val="24"/>
+          <w:szCs w:val="24"/>
+        </w:rPr>
+      </w:pPr>
+      <w:r>
+        <w:rPr>
+          <w:rFonts w:ascii="Arial" w:hAnsi="Arial" w:cs="Arial"/>
+          <w:bCs/>
+          <w:sz w:val="24"/>
+          <w:szCs w:val="24"/>
+        </w:rPr>
+        <w:t>2.</w:t>
+      </w:r>
+      <w:r>
+        <w:rPr>
+          <w:rFonts w:ascii="Arial" w:hAnsi="Arial" w:cs="Arial"/>
+          <w:b/>
+          <w:sz w:val="24"/>
+          <w:szCs w:val="24"/>
+        </w:rPr>
+        <w:t xml:space="preserve"> </w:t>
+      </w:r>
+      <w:r>
+        <w:rPr>
+          <w:rFonts w:ascii="Arial" w:hAnsi="Arial" w:cs="Arial"/>
+          <w:b/>
+          <w:sz w:val="24"/>
+          <w:szCs w:val="24"/>
+        </w:rPr>
+        <w:t>Elliptic Curve Cryptography (ECC)</w:t>
+      </w:r>
+      <w:r>
+        <w:rPr>
+          <w:rFonts w:ascii="Arial" w:hAnsi="Arial" w:cs="Arial"/>
+          <w:sz w:val="24"/>
+          <w:szCs w:val="24"/>
+        </w:rPr>
+        <w:t xml:space="preserve"> – 256-bit private key. Same as RSA 3072-bit key.</w:t>
+      </w:r>
+    </w:p>
+    <w:p>
+      <w:pPr>
+        <w:rPr>
+          <w:rFonts w:ascii="Arial" w:hAnsi="Arial" w:cs="Arial"/>
+          <w:sz w:val="24"/>
+          <w:szCs w:val="24"/>
+        </w:rPr>
+      </w:pPr>
+      <w:r>
+        <w:rPr>
+          <w:rFonts w:ascii="Arial" w:hAnsi="Arial" w:cs="Arial"/>
+          <w:b/>
+          <w:sz w:val="24"/>
+          <w:szCs w:val="24"/>
+        </w:rPr>
+        <w:t>3.1.5 Hashing</w:t>
+      </w:r>
+    </w:p>
+    <w:p>
+      <w:pPr>
+        <w:ind w:left="720"/>
+        <w:rPr>
+          <w:rFonts w:ascii="Arial" w:hAnsi="Arial" w:cs="Arial"/>
+          <w:sz w:val="24"/>
+          <w:szCs w:val="24"/>
+        </w:rPr>
+      </w:pPr>
+      <w:r>
+        <w:rPr>
+          <w:rFonts w:ascii="Arial" w:hAnsi="Arial" w:cs="Arial"/>
+          <w:sz w:val="24"/>
+          <w:szCs w:val="24"/>
+        </w:rPr>
+        <w:t xml:space="preserve">Produces a fixed-length string of bits from an input plaintext that can be of any length. </w:t>
+      </w:r>
+      <w:r>
+        <w:rPr>
+          <w:rFonts w:ascii="Arial" w:hAnsi="Arial" w:cs="Arial"/>
+          <w:sz w:val="24"/>
+          <w:szCs w:val="24"/>
+        </w:rPr>
+        <w:t>It is designed</w:t>
+      </w:r>
+      <w:r>
+        <w:rPr>
+          <w:rFonts w:ascii="Arial" w:hAnsi="Arial" w:cs="Arial"/>
+          <w:sz w:val="24"/>
+          <w:szCs w:val="24"/>
+        </w:rPr>
+        <w:t xml:space="preserve"> to be impossible to recover the plaintext data from the digest (one-way) and that different inputs are unlikely to produce the same output (a collision). Used to provide integrity.</w:t>
+      </w:r>
+    </w:p>
+    <w:p>
+      <w:pPr>
+        <w:ind w:left="1440"/>
+        <w:rPr>
+          <w:rFonts w:ascii="Arial" w:hAnsi="Arial" w:cs="Arial"/>
+          <w:sz w:val="24"/>
+          <w:szCs w:val="24"/>
+        </w:rPr>
+      </w:pPr>
+      <w:r>
+        <w:rPr>
+          <w:rFonts w:ascii="Arial" w:hAnsi="Arial" w:cs="Arial"/>
+          <w:bCs/>
+          <w:sz w:val="24"/>
+          <w:szCs w:val="24"/>
+        </w:rPr>
+        <w:t xml:space="preserve">1. </w:t>
+      </w:r>
+      <w:r>
+        <w:rPr>
+          <w:rFonts w:ascii="Arial" w:hAnsi="Arial" w:cs="Arial"/>
+          <w:b/>
+          <w:sz w:val="24"/>
+          <w:szCs w:val="24"/>
+        </w:rPr>
+        <w:t>Secure Hash Algorithm (SHA)</w:t>
+      </w:r>
+      <w:r>
+        <w:rPr>
+          <w:rFonts w:ascii="Arial" w:hAnsi="Arial" w:cs="Arial"/>
+          <w:sz w:val="24"/>
+          <w:szCs w:val="24"/>
+        </w:rPr>
+        <w:t xml:space="preserve"> – Strongest. Variants that produce different-sized outputs. Longer, more secure. SHA256 </w:t>
+      </w:r>
+      <w:r>
+        <w:rPr>
+          <w:rFonts w:ascii="Arial" w:hAnsi="Arial" w:cs="Arial"/>
+          <w:sz w:val="24"/>
+          <w:szCs w:val="24"/>
+        </w:rPr>
+        <w:t>is the most</w:t>
+      </w:r>
+      <w:r>
+        <w:rPr>
+          <w:rFonts w:ascii="Arial" w:hAnsi="Arial" w:cs="Arial"/>
+          <w:sz w:val="24"/>
+          <w:szCs w:val="24"/>
+        </w:rPr>
+        <w:t xml:space="preserve"> common.</w:t>
+      </w:r>
+    </w:p>
+    <w:p>
+      <w:pPr>
+        <w:ind w:left="720" w:firstLine="720"/>
+        <w:rPr>
+          <w:rFonts w:ascii="Arial" w:hAnsi="Arial" w:cs="Arial"/>
+          <w:sz w:val="24"/>
+          <w:szCs w:val="24"/>
+        </w:rPr>
+      </w:pPr>
+      <w:r>
+        <w:rPr>
+          <w:rFonts w:ascii="Arial" w:hAnsi="Arial" w:cs="Arial"/>
+          <w:bCs/>
+          <w:sz w:val="24"/>
+          <w:szCs w:val="24"/>
+        </w:rPr>
+        <w:t xml:space="preserve">2. </w:t>
+      </w:r>
+      <w:r>
+        <w:rPr>
+          <w:rFonts w:ascii="Arial" w:hAnsi="Arial" w:cs="Arial"/>
+          <w:b/>
+          <w:sz w:val="24"/>
+          <w:szCs w:val="24"/>
+        </w:rPr>
+        <w:t>Message Digest Algorithm #5 (MD5)</w:t>
+      </w:r>
+      <w:r>
+        <w:rPr>
+          <w:rFonts w:ascii="Arial" w:hAnsi="Arial" w:cs="Arial"/>
+          <w:sz w:val="24"/>
+          <w:szCs w:val="24"/>
+        </w:rPr>
+        <w:t xml:space="preserve"> – 128-bit digest. MD5 </w:t>
+      </w:r>
+      <w:r>
+        <w:rPr>
+          <w:rFonts w:ascii="Arial" w:hAnsi="Arial" w:cs="Arial"/>
+          <w:sz w:val="24"/>
+          <w:szCs w:val="24"/>
+        </w:rPr>
+        <w:t>is quite</w:t>
+      </w:r>
+      <w:r>
+        <w:rPr>
+          <w:rFonts w:ascii="Arial" w:hAnsi="Arial" w:cs="Arial"/>
+          <w:sz w:val="24"/>
+          <w:szCs w:val="24"/>
+        </w:rPr>
+        <w:t xml:space="preserve"> safe. Might be required for compatibility between security products.</w:t>
+      </w:r>
+    </w:p>
+    <w:p>
+      <w:pPr>
+        <w:rPr>
+          <w:rFonts w:ascii="Arial" w:hAnsi="Arial" w:cs="Arial"/>
+          <w:sz w:val="24"/>
+          <w:szCs w:val="24"/>
+        </w:rPr>
+      </w:pPr>
+      <w:r>
+        <w:rPr>
+          <w:rFonts w:ascii="Arial" w:hAnsi="Arial" w:cs="Arial"/>
+          <w:b/>
+          <w:sz w:val="24"/>
+          <w:szCs w:val="24"/>
+        </w:rPr>
         <w:lastRenderedPageBreak/>
+        <w:t>3.1.6 Digital Signatures</w:t>
+      </w:r>
+    </w:p>
+    <w:p>
+      <w:pPr>
+        <w:ind w:left="720"/>
+        <w:rPr>
+          <w:rFonts w:ascii="Arial" w:hAnsi="Arial" w:cs="Arial"/>
+          <w:sz w:val="24"/>
+          <w:szCs w:val="24"/>
+        </w:rPr>
+      </w:pPr>
+      <w:r>
+        <w:rPr>
+          <w:rFonts w:ascii="Arial" w:hAnsi="Arial" w:cs="Arial"/>
+          <w:sz w:val="24"/>
+          <w:szCs w:val="24"/>
+        </w:rPr>
+        <w:t xml:space="preserve">A message digest encrypted using the sender’s private key that is appended to a message to authenticate the sender and prove message integrity. Public key cryptography and </w:t>
+      </w:r>
+      <w:r>
+        <w:rPr>
+          <w:rFonts w:ascii="Arial" w:hAnsi="Arial" w:cs="Arial"/>
+          <w:sz w:val="24"/>
+          <w:szCs w:val="24"/>
+        </w:rPr>
+        <w:t>hashing</w:t>
+      </w:r>
+      <w:r>
+        <w:rPr>
+          <w:rFonts w:ascii="Arial" w:hAnsi="Arial" w:cs="Arial"/>
+          <w:sz w:val="24"/>
+          <w:szCs w:val="24"/>
+        </w:rPr>
+        <w:t xml:space="preserve"> combined.</w:t>
+      </w:r>
+    </w:p>
+    <w:p>
+      <w:pPr>
+        <w:ind w:left="720" w:firstLine="720"/>
+        <w:rPr>
+          <w:rFonts w:ascii="Arial" w:hAnsi="Arial" w:cs="Arial"/>
+          <w:sz w:val="24"/>
+          <w:szCs w:val="24"/>
+        </w:rPr>
+      </w:pPr>
+      <w:r>
+        <w:rPr>
+          <w:rFonts w:ascii="Arial" w:hAnsi="Arial" w:cs="Arial"/>
+          <w:bCs/>
+          <w:sz w:val="24"/>
+          <w:szCs w:val="24"/>
+        </w:rPr>
+        <w:t xml:space="preserve">1. </w:t>
+      </w:r>
+      <w:r>
+        <w:rPr>
+          <w:rFonts w:ascii="Arial" w:hAnsi="Arial" w:cs="Arial"/>
+          <w:b/>
+          <w:sz w:val="24"/>
+          <w:szCs w:val="24"/>
+        </w:rPr>
+        <w:t>Public Key Cryptography Standard #1 (PKCS#1)</w:t>
+      </w:r>
+      <w:r>
+        <w:rPr>
+          <w:rFonts w:ascii="Arial" w:hAnsi="Arial" w:cs="Arial"/>
+          <w:sz w:val="24"/>
+          <w:szCs w:val="24"/>
+        </w:rPr>
+        <w:t xml:space="preserve"> – RSA’s algorithm</w:t>
+      </w:r>
+    </w:p>
+    <w:p>
+      <w:pPr>
+        <w:ind w:left="720" w:firstLine="720"/>
+        <w:rPr>
+          <w:rFonts w:ascii="Arial" w:hAnsi="Arial" w:cs="Arial"/>
+          <w:sz w:val="24"/>
+          <w:szCs w:val="24"/>
+        </w:rPr>
+      </w:pPr>
+      <w:r>
+        <w:rPr>
+          <w:rFonts w:ascii="Arial" w:hAnsi="Arial" w:cs="Arial"/>
+          <w:bCs/>
+          <w:sz w:val="24"/>
+          <w:szCs w:val="24"/>
+          <w:lang w:val="es-PR"/>
+        </w:rPr>
+        <w:t xml:space="preserve">2. </w:t>
+      </w:r>
+      <w:r>
+        <w:rPr>
+          <w:rFonts w:ascii="Arial" w:hAnsi="Arial" w:cs="Arial"/>
+          <w:b/>
+          <w:sz w:val="24"/>
+          <w:szCs w:val="24"/>
+          <w:lang w:val="es-PR"/>
+        </w:rPr>
+        <w:t>Digital Signature Algorithm (DSA)</w:t>
+      </w:r>
+      <w:r>
+        <w:rPr>
+          <w:rFonts w:ascii="Arial" w:hAnsi="Arial" w:cs="Arial"/>
+          <w:sz w:val="24"/>
+          <w:szCs w:val="24"/>
+          <w:lang w:val="es-PR"/>
+        </w:rPr>
+        <w:t xml:space="preserve"> – Uses ElGamal. </w:t>
+      </w:r>
+      <w:r>
+        <w:rPr>
+          <w:rFonts w:ascii="Arial" w:hAnsi="Arial" w:cs="Arial"/>
+          <w:sz w:val="24"/>
+          <w:szCs w:val="24"/>
+        </w:rPr>
+        <w:t>US Government FIPS.</w:t>
+      </w:r>
+    </w:p>
+    <w:p>
+      <w:pPr>
+        <w:ind w:left="720" w:firstLine="720"/>
+        <w:rPr>
+          <w:rFonts w:ascii="Arial" w:hAnsi="Arial" w:cs="Arial"/>
+          <w:sz w:val="24"/>
+          <w:szCs w:val="24"/>
+        </w:rPr>
+      </w:pPr>
+      <w:r>
+        <w:rPr>
+          <w:rFonts w:ascii="Arial" w:hAnsi="Arial" w:cs="Arial"/>
+          <w:bCs/>
+          <w:sz w:val="24"/>
+          <w:szCs w:val="24"/>
+        </w:rPr>
+        <w:t xml:space="preserve">3. </w:t>
+      </w:r>
+      <w:r>
+        <w:rPr>
+          <w:rFonts w:ascii="Arial" w:hAnsi="Arial" w:cs="Arial"/>
+          <w:b/>
+          <w:sz w:val="24"/>
+          <w:szCs w:val="24"/>
+        </w:rPr>
+        <w:t>Elliptic Curve DSA (ECDSA)</w:t>
+      </w:r>
+      <w:r>
+        <w:rPr>
+          <w:rFonts w:ascii="Arial" w:hAnsi="Arial" w:cs="Arial"/>
+          <w:sz w:val="24"/>
+          <w:szCs w:val="24"/>
+        </w:rPr>
+        <w:t xml:space="preserve"> – Widely used. US Government FIPS.</w:t>
+      </w:r>
+    </w:p>
+    <w:p>
+      <w:pPr>
+        <w:ind w:left="720"/>
+        <w:rPr>
+          <w:rFonts w:ascii="Arial" w:hAnsi="Arial" w:cs="Arial"/>
+          <w:sz w:val="24"/>
+          <w:szCs w:val="24"/>
+        </w:rPr>
+      </w:pPr>
+      <w:r>
+        <w:rPr>
+          <w:rFonts w:ascii="Arial" w:hAnsi="Arial" w:cs="Arial"/>
+          <w:b/>
+          <w:sz w:val="24"/>
+          <w:szCs w:val="24"/>
+        </w:rPr>
+        <w:t>Cryptographic Primitive</w:t>
+      </w:r>
+      <w:r>
+        <w:rPr>
+          <w:rFonts w:ascii="Arial" w:hAnsi="Arial" w:cs="Arial"/>
+          <w:sz w:val="24"/>
+          <w:szCs w:val="24"/>
+        </w:rPr>
+        <w:t xml:space="preserve"> – single hash function, symmetric cipher, or asymmetric cipher.</w:t>
+      </w:r>
+    </w:p>
+    <w:p>
+      <w:pPr>
+        <w:ind w:left="720"/>
+        <w:rPr>
+          <w:rFonts w:ascii="Arial" w:hAnsi="Arial" w:cs="Arial"/>
+          <w:sz w:val="24"/>
+          <w:szCs w:val="24"/>
+        </w:rPr>
+      </w:pPr>
+      <w:r>
+        <w:rPr>
+          <w:rFonts w:ascii="Arial" w:hAnsi="Arial" w:cs="Arial"/>
+          <w:b/>
+          <w:sz w:val="24"/>
+          <w:szCs w:val="24"/>
+        </w:rPr>
+        <w:t>Encryption</w:t>
+      </w:r>
+      <w:r>
+        <w:rPr>
+          <w:rFonts w:ascii="Arial" w:hAnsi="Arial" w:cs="Arial"/>
+          <w:sz w:val="24"/>
+          <w:szCs w:val="24"/>
+        </w:rPr>
+        <w:t xml:space="preserve"> – can be used to ensure confidentiality.</w:t>
+      </w:r>
+    </w:p>
+    <w:p>
+      <w:pPr>
+        <w:ind w:left="720"/>
+        <w:rPr>
+          <w:rFonts w:ascii="Arial" w:hAnsi="Arial" w:cs="Arial"/>
+          <w:sz w:val="24"/>
+          <w:szCs w:val="24"/>
+        </w:rPr>
+      </w:pPr>
+      <w:r>
+        <w:rPr>
+          <w:rFonts w:ascii="Arial" w:hAnsi="Arial" w:cs="Arial"/>
+          <w:b/>
+          <w:sz w:val="24"/>
+          <w:szCs w:val="24"/>
+        </w:rPr>
+        <w:t>Cryptographic ciphers</w:t>
+      </w:r>
+      <w:r>
+        <w:rPr>
+          <w:rFonts w:ascii="Arial" w:hAnsi="Arial" w:cs="Arial"/>
+          <w:sz w:val="24"/>
+          <w:szCs w:val="24"/>
+        </w:rPr>
+        <w:t xml:space="preserve"> – can be used for integrity and authentication.</w:t>
+      </w:r>
+    </w:p>
+    <w:p>
+      <w:pPr>
+        <w:rPr>
+          <w:rFonts w:ascii="Arial" w:hAnsi="Arial" w:cs="Arial"/>
+          <w:b/>
+          <w:sz w:val="24"/>
+          <w:szCs w:val="24"/>
+        </w:rPr>
+      </w:pPr>
+      <w:r>
+        <w:rPr>
+          <w:rFonts w:ascii="Arial" w:hAnsi="Arial" w:cs="Arial"/>
+          <w:b/>
+          <w:sz w:val="24"/>
+          <w:szCs w:val="24"/>
+        </w:rPr>
+        <w:t>3.2 Public Key Infrastructure</w:t>
+      </w:r>
+    </w:p>
+    <w:p>
+      <w:pPr>
+        <w:ind w:left="720"/>
+        <w:rPr>
+          <w:rFonts w:ascii="Arial" w:hAnsi="Arial" w:cs="Arial"/>
+          <w:bCs/>
+          <w:sz w:val="24"/>
+          <w:szCs w:val="24"/>
+        </w:rPr>
+      </w:pPr>
+      <w:r>
+        <w:rPr>
+          <w:rFonts w:ascii="Arial" w:hAnsi="Arial" w:cs="Arial"/>
+          <w:bCs/>
+          <w:sz w:val="24"/>
+          <w:szCs w:val="24"/>
+        </w:rPr>
+        <w:t xml:space="preserve">Framework that </w:t>
+      </w:r>
+      <w:r>
+        <w:rPr>
+          <w:rFonts w:ascii="Arial" w:hAnsi="Arial" w:cs="Arial"/>
+          <w:bCs/>
+          <w:sz w:val="24"/>
+          <w:szCs w:val="24"/>
+        </w:rPr>
+        <w:t>helps</w:t>
+      </w:r>
+      <w:r>
+        <w:rPr>
+          <w:rFonts w:ascii="Arial" w:hAnsi="Arial" w:cs="Arial"/>
+          <w:bCs/>
+          <w:sz w:val="24"/>
+          <w:szCs w:val="24"/>
+        </w:rPr>
+        <w:t xml:space="preserve"> establish trust in the use of public key cryptography</w:t>
+      </w:r>
+      <w:r>
+        <w:rPr>
+          <w:rFonts w:ascii="Arial" w:hAnsi="Arial" w:cs="Arial"/>
+          <w:bCs/>
+          <w:sz w:val="24"/>
+          <w:szCs w:val="24"/>
+        </w:rPr>
+        <w:t xml:space="preserve"> to sign and encrypt messages via digital certificates. </w:t>
+      </w:r>
+      <w:r>
+        <w:rPr>
+          <w:rFonts w:ascii="Arial" w:hAnsi="Arial" w:cs="Arial"/>
+          <w:bCs/>
+          <w:sz w:val="24"/>
+          <w:szCs w:val="24"/>
+        </w:rPr>
+        <w:t>Digital certificates are validated by a certificate authority (CA).</w:t>
+      </w:r>
+    </w:p>
+    <w:p>
+      <w:pPr>
+        <w:rPr>
+          <w:rFonts w:ascii="Arial" w:hAnsi="Arial" w:cs="Arial"/>
+          <w:b/>
+          <w:sz w:val="24"/>
+          <w:szCs w:val="24"/>
+        </w:rPr>
+      </w:pPr>
+      <w:r>
+        <w:rPr>
+          <w:rFonts w:ascii="Arial" w:hAnsi="Arial" w:cs="Arial"/>
+          <w:b/>
+          <w:sz w:val="24"/>
+          <w:szCs w:val="24"/>
+        </w:rPr>
+        <w:t>3.2.1 Certificate Authorities</w:t>
+      </w:r>
+    </w:p>
+    <w:p>
+      <w:pPr>
+        <w:ind w:left="720"/>
+        <w:rPr>
+          <w:rFonts w:ascii="Arial" w:hAnsi="Arial" w:cs="Arial"/>
+          <w:bCs/>
+          <w:sz w:val="24"/>
+          <w:szCs w:val="24"/>
+        </w:rPr>
+      </w:pPr>
+      <w:r>
+        <w:rPr>
+          <w:rFonts w:ascii="Arial" w:hAnsi="Arial" w:cs="Arial"/>
+          <w:bCs/>
+          <w:sz w:val="24"/>
+          <w:szCs w:val="24"/>
+        </w:rPr>
+        <w:t xml:space="preserve">a. </w:t>
+      </w:r>
+      <w:r>
+        <w:rPr>
+          <w:rFonts w:ascii="Arial" w:hAnsi="Arial" w:cs="Arial"/>
+          <w:b/>
+          <w:sz w:val="24"/>
+          <w:szCs w:val="24"/>
+        </w:rPr>
+        <w:t>Public Key Infrastructure (PKI)</w:t>
+      </w:r>
+      <w:r>
+        <w:rPr>
+          <w:rFonts w:ascii="Arial" w:hAnsi="Arial" w:cs="Arial"/>
+          <w:bCs/>
+          <w:sz w:val="24"/>
+          <w:szCs w:val="24"/>
+        </w:rPr>
+        <w:t xml:space="preserve"> </w:t>
+      </w:r>
+      <w:r>
+        <w:rPr>
+          <w:rFonts w:ascii="Arial" w:hAnsi="Arial" w:cs="Arial"/>
+          <w:bCs/>
+          <w:sz w:val="24"/>
+          <w:szCs w:val="24"/>
+        </w:rPr>
+        <w:t>–</w:t>
+      </w:r>
+      <w:r>
+        <w:rPr>
+          <w:rFonts w:ascii="Arial" w:hAnsi="Arial" w:cs="Arial"/>
+          <w:bCs/>
+          <w:sz w:val="24"/>
+          <w:szCs w:val="24"/>
+        </w:rPr>
+        <w:t xml:space="preserve"> </w:t>
+      </w:r>
+      <w:r>
+        <w:rPr>
+          <w:rFonts w:ascii="Arial" w:hAnsi="Arial" w:cs="Arial"/>
+          <w:bCs/>
+          <w:sz w:val="24"/>
+          <w:szCs w:val="24"/>
+        </w:rPr>
+        <w:t>framework of certificate authorities, digital certificates, software, services, and other cryptographic components deployed for the purpose of</w:t>
+      </w:r>
+      <w:r>
+        <w:rPr>
+          <w:rFonts w:ascii="Arial" w:hAnsi="Arial" w:cs="Arial"/>
+          <w:bCs/>
+          <w:sz w:val="24"/>
+          <w:szCs w:val="24"/>
+        </w:rPr>
+        <w:t xml:space="preserve"> validating subject identities.</w:t>
+      </w:r>
+    </w:p>
+    <w:p>
+      <w:pPr>
+        <w:ind w:left="720"/>
+        <w:rPr>
+          <w:rFonts w:ascii="Arial" w:hAnsi="Arial" w:cs="Arial"/>
+          <w:bCs/>
+          <w:sz w:val="24"/>
+          <w:szCs w:val="24"/>
+        </w:rPr>
+      </w:pPr>
+      <w:r>
+        <w:rPr>
+          <w:rFonts w:ascii="Arial" w:hAnsi="Arial" w:cs="Arial"/>
+          <w:bCs/>
+          <w:sz w:val="24"/>
+          <w:szCs w:val="24"/>
+        </w:rPr>
         <w:t xml:space="preserve">b. </w:t>
       </w:r>
       <w:r>
         <w:rPr>
-          <w:b/>
-          <w:bCs/>
-        </w:rPr>
-        <w:t>Key Length</w:t>
-      </w:r>
-      <w:r>
-        <w:t xml:space="preserve"> – size of a cryptographic key in bits. Longer, more security. Not directly comparable. Larger keys require more memory and processor cycles to perform encryption/decryption.</w:t>
+          <w:rFonts w:ascii="Arial" w:hAnsi="Arial" w:cs="Arial"/>
+          <w:b/>
+          <w:sz w:val="24"/>
+          <w:szCs w:val="24"/>
+        </w:rPr>
+        <w:t>Certificate Authority</w:t>
+      </w:r>
+      <w:r>
+        <w:rPr>
+          <w:rFonts w:ascii="Arial" w:hAnsi="Arial" w:cs="Arial"/>
+          <w:bCs/>
+          <w:sz w:val="24"/>
+          <w:szCs w:val="24"/>
+        </w:rPr>
+        <w:t xml:space="preserve"> </w:t>
+      </w:r>
+      <w:r>
+        <w:rPr>
+          <w:rFonts w:ascii="Arial" w:hAnsi="Arial" w:cs="Arial"/>
+          <w:bCs/>
+          <w:sz w:val="24"/>
+          <w:szCs w:val="24"/>
+        </w:rPr>
+        <w:t>–</w:t>
+      </w:r>
+      <w:r>
+        <w:rPr>
+          <w:rFonts w:ascii="Arial" w:hAnsi="Arial" w:cs="Arial"/>
+          <w:bCs/>
+          <w:sz w:val="24"/>
+          <w:szCs w:val="24"/>
+        </w:rPr>
+        <w:t xml:space="preserve"> </w:t>
+      </w:r>
+      <w:r>
+        <w:rPr>
+          <w:rFonts w:ascii="Arial" w:hAnsi="Arial" w:cs="Arial"/>
+          <w:bCs/>
+          <w:sz w:val="24"/>
+          <w:szCs w:val="24"/>
+        </w:rPr>
+        <w:t>server that guarantees subject identities by issuing signed digi</w:t>
+      </w:r>
+      <w:r>
+        <w:rPr>
+          <w:rFonts w:ascii="Arial" w:hAnsi="Arial" w:cs="Arial"/>
+          <w:bCs/>
+          <w:sz w:val="24"/>
+          <w:szCs w:val="24"/>
+        </w:rPr>
+        <w:t>tal certificate wrappers for their public keys.</w:t>
+      </w:r>
+    </w:p>
+    <w:p>
+      <w:pPr>
+        <w:ind w:left="720"/>
+        <w:rPr>
+          <w:rFonts w:ascii="Arial" w:hAnsi="Arial" w:cs="Arial"/>
+          <w:bCs/>
+          <w:sz w:val="24"/>
+          <w:szCs w:val="24"/>
+        </w:rPr>
+      </w:pPr>
+      <w:r>
+        <w:rPr>
+          <w:rFonts w:ascii="Arial" w:hAnsi="Arial" w:cs="Arial"/>
+          <w:bCs/>
+          <w:sz w:val="24"/>
+          <w:szCs w:val="24"/>
+        </w:rPr>
+        <w:t xml:space="preserve">c. </w:t>
+      </w:r>
+      <w:r>
+        <w:rPr>
+          <w:rFonts w:ascii="Arial" w:hAnsi="Arial" w:cs="Arial"/>
+          <w:b/>
+          <w:sz w:val="24"/>
+          <w:szCs w:val="24"/>
+        </w:rPr>
+        <w:t>Third Party C</w:t>
+      </w:r>
+      <w:r>
+        <w:rPr>
+          <w:rFonts w:ascii="Arial" w:hAnsi="Arial" w:cs="Arial"/>
+          <w:b/>
+          <w:sz w:val="24"/>
+          <w:szCs w:val="24"/>
+        </w:rPr>
+        <w:t>A</w:t>
+      </w:r>
+      <w:r>
+        <w:rPr>
+          <w:rFonts w:ascii="Arial" w:hAnsi="Arial" w:cs="Arial"/>
+          <w:b/>
+          <w:sz w:val="24"/>
+          <w:szCs w:val="24"/>
+        </w:rPr>
+        <w:t>s</w:t>
+      </w:r>
+      <w:r>
+        <w:rPr>
+          <w:rFonts w:ascii="Arial" w:hAnsi="Arial" w:cs="Arial"/>
+          <w:bCs/>
+          <w:sz w:val="24"/>
+          <w:szCs w:val="24"/>
+        </w:rPr>
+        <w:t xml:space="preserve"> – In PKI, a public CA that issues certificates for multiple domains and is widely trusted as a </w:t>
+      </w:r>
+      <w:r>
+        <w:rPr>
+          <w:rFonts w:ascii="Arial" w:hAnsi="Arial" w:cs="Arial"/>
+          <w:bCs/>
+          <w:sz w:val="24"/>
+          <w:szCs w:val="24"/>
+        </w:rPr>
+        <w:t>root trust by OS and browsers</w:t>
+      </w:r>
+      <w:r>
+        <w:rPr>
+          <w:rFonts w:ascii="Arial" w:hAnsi="Arial" w:cs="Arial"/>
+          <w:bCs/>
+          <w:sz w:val="24"/>
+          <w:szCs w:val="24"/>
+        </w:rPr>
+        <w:t>.</w:t>
+      </w:r>
+    </w:p>
+    <w:p>
+      <w:pPr>
+        <w:ind w:left="1440"/>
+        <w:rPr>
+          <w:rFonts w:ascii="Arial" w:hAnsi="Arial" w:cs="Arial"/>
+          <w:bCs/>
+          <w:sz w:val="24"/>
+          <w:szCs w:val="24"/>
+        </w:rPr>
+      </w:pPr>
+      <w:r>
+        <w:rPr>
+          <w:rFonts w:ascii="Arial" w:hAnsi="Arial" w:cs="Arial"/>
+          <w:bCs/>
+          <w:sz w:val="24"/>
+          <w:szCs w:val="24"/>
+        </w:rPr>
+        <w:t>1. Provide range of certificate services useful to the community of users serviced by the CA.</w:t>
+      </w:r>
+    </w:p>
+    <w:p>
+      <w:pPr>
+        <w:ind w:left="1440"/>
+        <w:rPr>
+          <w:rFonts w:ascii="Arial" w:hAnsi="Arial" w:cs="Arial"/>
+          <w:bCs/>
+          <w:sz w:val="24"/>
+          <w:szCs w:val="24"/>
+        </w:rPr>
+      </w:pPr>
+      <w:r>
+        <w:rPr>
+          <w:rFonts w:ascii="Arial" w:hAnsi="Arial" w:cs="Arial"/>
+          <w:bCs/>
+          <w:sz w:val="24"/>
+          <w:szCs w:val="24"/>
+        </w:rPr>
+        <w:t>2. Ensure the validity of certificates</w:t>
+      </w:r>
+      <w:r>
+        <w:rPr>
+          <w:rFonts w:ascii="Arial" w:hAnsi="Arial" w:cs="Arial"/>
+          <w:bCs/>
+          <w:sz w:val="24"/>
+          <w:szCs w:val="24"/>
+        </w:rPr>
+        <w:t xml:space="preserve"> and the identity of those applying for them (registration).</w:t>
+      </w:r>
+    </w:p>
+    <w:p>
+      <w:pPr>
+        <w:ind w:left="1440"/>
+        <w:rPr>
+          <w:rFonts w:ascii="Arial" w:hAnsi="Arial" w:cs="Arial"/>
+          <w:bCs/>
+          <w:sz w:val="24"/>
+          <w:szCs w:val="24"/>
+        </w:rPr>
+      </w:pPr>
+      <w:r>
+        <w:rPr>
+          <w:rFonts w:ascii="Arial" w:hAnsi="Arial" w:cs="Arial"/>
+          <w:bCs/>
+          <w:sz w:val="24"/>
+          <w:szCs w:val="24"/>
+        </w:rPr>
+        <w:t xml:space="preserve">3. </w:t>
+      </w:r>
+      <w:r>
+        <w:rPr>
+          <w:rFonts w:ascii="Arial" w:hAnsi="Arial" w:cs="Arial"/>
+          <w:bCs/>
+          <w:sz w:val="24"/>
+          <w:szCs w:val="24"/>
+        </w:rPr>
+        <w:t xml:space="preserve">Establish trust in </w:t>
+      </w:r>
+      <w:r>
+        <w:rPr>
+          <w:rFonts w:ascii="Arial" w:hAnsi="Arial" w:cs="Arial"/>
+          <w:bCs/>
+          <w:sz w:val="24"/>
+          <w:szCs w:val="24"/>
+        </w:rPr>
+        <w:t>the</w:t>
+      </w:r>
+      <w:r>
+        <w:rPr>
+          <w:rFonts w:ascii="Arial" w:hAnsi="Arial" w:cs="Arial"/>
+          <w:bCs/>
+          <w:sz w:val="24"/>
+          <w:szCs w:val="24"/>
+        </w:rPr>
+        <w:t xml:space="preserve"> CA with users, governments, regulatory authorities, and enterprises such as financial institutions.</w:t>
+      </w:r>
+    </w:p>
+    <w:p>
+      <w:pPr>
+        <w:ind w:left="1440"/>
+        <w:rPr>
+          <w:rFonts w:ascii="Arial" w:hAnsi="Arial" w:cs="Arial"/>
+          <w:bCs/>
+          <w:sz w:val="24"/>
+          <w:szCs w:val="24"/>
+        </w:rPr>
+      </w:pPr>
+      <w:r>
+        <w:rPr>
+          <w:rFonts w:ascii="Arial" w:hAnsi="Arial" w:cs="Arial"/>
+          <w:bCs/>
+          <w:sz w:val="24"/>
+          <w:szCs w:val="24"/>
+        </w:rPr>
+        <w:t>4. Manage the servers (repositories)</w:t>
+      </w:r>
+      <w:r>
+        <w:rPr>
+          <w:rFonts w:ascii="Arial" w:hAnsi="Arial" w:cs="Arial"/>
+          <w:bCs/>
+          <w:sz w:val="24"/>
+          <w:szCs w:val="24"/>
+        </w:rPr>
+        <w:t xml:space="preserve"> that store and administer the certificates.</w:t>
+      </w:r>
+    </w:p>
+    <w:p>
+      <w:pPr>
+        <w:ind w:left="1440"/>
+        <w:rPr>
+          <w:rFonts w:ascii="Arial" w:hAnsi="Arial" w:cs="Arial"/>
+          <w:bCs/>
+          <w:sz w:val="24"/>
+          <w:szCs w:val="24"/>
+        </w:rPr>
+      </w:pPr>
+      <w:r>
+        <w:rPr>
+          <w:rFonts w:ascii="Arial" w:hAnsi="Arial" w:cs="Arial"/>
+          <w:bCs/>
+          <w:sz w:val="24"/>
+          <w:szCs w:val="24"/>
+        </w:rPr>
+        <w:lastRenderedPageBreak/>
+        <w:t>5. Perform key and certificate lifecycle management, notary revoking in</w:t>
+      </w:r>
+      <w:r>
+        <w:rPr>
+          <w:rFonts w:ascii="Arial" w:hAnsi="Arial" w:cs="Arial"/>
+          <w:bCs/>
+          <w:sz w:val="24"/>
+          <w:szCs w:val="24"/>
+        </w:rPr>
+        <w:t>valid certificates.</w:t>
+      </w:r>
+    </w:p>
+    <w:p>
+      <w:pPr>
+        <w:rPr>
+          <w:rFonts w:ascii="Arial" w:hAnsi="Arial" w:cs="Arial"/>
+          <w:b/>
+          <w:sz w:val="24"/>
+          <w:szCs w:val="24"/>
+        </w:rPr>
+      </w:pPr>
+      <w:r>
+        <w:rPr>
+          <w:rFonts w:ascii="Arial" w:hAnsi="Arial" w:cs="Arial"/>
+          <w:b/>
+          <w:sz w:val="24"/>
+          <w:szCs w:val="24"/>
+        </w:rPr>
+        <w:t>3.2.2 Digital Certificates</w:t>
+      </w:r>
+    </w:p>
+    <w:p>
+      <w:pPr>
+        <w:ind w:left="720"/>
+        <w:rPr>
+          <w:rFonts w:ascii="Arial" w:hAnsi="Arial" w:cs="Arial"/>
+          <w:bCs/>
+          <w:sz w:val="24"/>
+          <w:szCs w:val="24"/>
+        </w:rPr>
+      </w:pPr>
+      <w:r>
+        <w:rPr>
+          <w:rFonts w:ascii="Arial" w:hAnsi="Arial" w:cs="Arial"/>
+          <w:bCs/>
+          <w:sz w:val="24"/>
+          <w:szCs w:val="24"/>
+        </w:rPr>
+        <w:t xml:space="preserve">Identification and authentication information presented in the X.509 format and issued by a </w:t>
+      </w:r>
+      <w:r>
+        <w:rPr>
+          <w:rFonts w:ascii="Arial" w:hAnsi="Arial" w:cs="Arial"/>
+          <w:bCs/>
+          <w:sz w:val="24"/>
+          <w:szCs w:val="24"/>
+        </w:rPr>
+        <w:t>certificate authority as a guarantee that a key pair</w:t>
+      </w:r>
+      <w:r>
+        <w:rPr>
+          <w:rFonts w:ascii="Arial" w:hAnsi="Arial" w:cs="Arial"/>
+          <w:bCs/>
+          <w:sz w:val="24"/>
+          <w:szCs w:val="24"/>
+        </w:rPr>
+        <w:t xml:space="preserve"> (as </w:t>
+      </w:r>
+      <w:r>
+        <w:rPr>
+          <w:rFonts w:ascii="Arial" w:hAnsi="Arial" w:cs="Arial"/>
+          <w:bCs/>
+          <w:sz w:val="24"/>
+          <w:szCs w:val="24"/>
+        </w:rPr>
+        <w:t>identified by the public key embedded in the certificate) is valid for a particular subject (user or host).</w:t>
+      </w:r>
+    </w:p>
+    <w:p>
+      <w:pPr>
+        <w:ind w:left="1440"/>
+        <w:rPr>
+          <w:rFonts w:ascii="Arial" w:hAnsi="Arial" w:cs="Arial"/>
+          <w:bCs/>
+          <w:sz w:val="24"/>
+          <w:szCs w:val="24"/>
+        </w:rPr>
+      </w:pPr>
+      <w:r>
+        <w:rPr>
+          <w:rFonts w:ascii="Arial" w:hAnsi="Arial" w:cs="Arial"/>
+          <w:bCs/>
+          <w:sz w:val="24"/>
+          <w:szCs w:val="24"/>
+        </w:rPr>
+        <w:t>1</w:t>
+      </w:r>
+      <w:r>
+        <w:rPr>
+          <w:rFonts w:ascii="Arial" w:hAnsi="Arial" w:cs="Arial"/>
+          <w:bCs/>
+          <w:sz w:val="24"/>
+          <w:szCs w:val="24"/>
+        </w:rPr>
+        <w:t xml:space="preserve">. </w:t>
+      </w:r>
+      <w:r>
+        <w:rPr>
+          <w:rFonts w:ascii="Arial" w:hAnsi="Arial" w:cs="Arial"/>
+          <w:bCs/>
+          <w:sz w:val="24"/>
+          <w:szCs w:val="24"/>
+        </w:rPr>
+        <w:t>Approved by the International Telecommunications Union and Internet Engineering Task Force</w:t>
+      </w:r>
+      <w:r>
+        <w:rPr>
+          <w:rFonts w:ascii="Arial" w:hAnsi="Arial" w:cs="Arial"/>
+          <w:bCs/>
+          <w:sz w:val="24"/>
+          <w:szCs w:val="24"/>
+        </w:rPr>
+        <w:t>.</w:t>
       </w:r>
     </w:p>
     <w:p>
       <w:pPr>
         <w:ind w:left="720" w:firstLine="720"/>
-      </w:pPr>
-      <w:r>
+        <w:rPr>
+          <w:rFonts w:ascii="Arial" w:hAnsi="Arial" w:cs="Arial"/>
+          <w:bCs/>
+          <w:sz w:val="24"/>
+          <w:szCs w:val="24"/>
+        </w:rPr>
+      </w:pPr>
+      <w:r>
+        <w:rPr>
+          <w:rFonts w:ascii="Arial" w:hAnsi="Arial" w:cs="Arial"/>
+          <w:bCs/>
+          <w:sz w:val="24"/>
+          <w:szCs w:val="24"/>
+        </w:rPr>
+        <w:t>2</w:t>
+      </w:r>
+      <w:r>
+        <w:rPr>
+          <w:rFonts w:ascii="Arial" w:hAnsi="Arial" w:cs="Arial"/>
+          <w:bCs/>
+          <w:sz w:val="24"/>
+          <w:szCs w:val="24"/>
+        </w:rPr>
+        <w:t xml:space="preserve">. </w:t>
+      </w:r>
+      <w:r>
+        <w:rPr>
+          <w:rFonts w:ascii="Arial" w:hAnsi="Arial" w:cs="Arial"/>
+          <w:bCs/>
+          <w:sz w:val="24"/>
+          <w:szCs w:val="24"/>
+        </w:rPr>
+        <w:t>RSA created Public Key Cryptography Standards (PKCS)</w:t>
+      </w:r>
+      <w:r>
+        <w:rPr>
+          <w:rFonts w:ascii="Arial" w:hAnsi="Arial" w:cs="Arial"/>
+          <w:bCs/>
+          <w:sz w:val="24"/>
+          <w:szCs w:val="24"/>
+        </w:rPr>
+        <w:t xml:space="preserve"> to promote the use of PKI.</w:t>
+      </w:r>
+    </w:p>
+    <w:p>
+      <w:pPr>
+        <w:rPr>
+          <w:rFonts w:ascii="Arial" w:hAnsi="Arial" w:cs="Arial"/>
+          <w:b/>
+          <w:sz w:val="24"/>
+          <w:szCs w:val="24"/>
+        </w:rPr>
+      </w:pPr>
+      <w:r>
+        <w:rPr>
+          <w:rFonts w:ascii="Arial" w:hAnsi="Arial" w:cs="Arial"/>
+          <w:b/>
+          <w:sz w:val="24"/>
+          <w:szCs w:val="24"/>
+        </w:rPr>
+        <w:t>3.2.3 Root of Trust</w:t>
+      </w:r>
+    </w:p>
+    <w:p>
+      <w:pPr>
+        <w:ind w:firstLine="720"/>
+        <w:rPr>
+          <w:rFonts w:ascii="Arial" w:hAnsi="Arial" w:cs="Arial"/>
+          <w:bCs/>
+          <w:sz w:val="24"/>
+          <w:szCs w:val="24"/>
+        </w:rPr>
+      </w:pPr>
+      <w:r>
+        <w:rPr>
+          <w:rFonts w:ascii="Arial" w:hAnsi="Arial" w:cs="Arial"/>
+          <w:bCs/>
+          <w:sz w:val="24"/>
+          <w:szCs w:val="24"/>
+        </w:rPr>
+        <w:t>Defines how users and different Cas can trust one another.</w:t>
+      </w:r>
+    </w:p>
+    <w:p>
+      <w:pPr>
+        <w:ind w:left="720"/>
+        <w:rPr>
+          <w:rFonts w:ascii="Arial" w:hAnsi="Arial" w:cs="Arial"/>
+          <w:bCs/>
+          <w:sz w:val="24"/>
+          <w:szCs w:val="24"/>
+        </w:rPr>
+      </w:pPr>
+      <w:r>
+        <w:rPr>
+          <w:rFonts w:ascii="Arial" w:hAnsi="Arial" w:cs="Arial"/>
+          <w:bCs/>
+          <w:sz w:val="24"/>
+          <w:szCs w:val="24"/>
+        </w:rPr>
+        <w:t xml:space="preserve">a. </w:t>
+      </w:r>
+      <w:r>
+        <w:rPr>
+          <w:rFonts w:ascii="Arial" w:hAnsi="Arial" w:cs="Arial"/>
+          <w:b/>
+          <w:sz w:val="24"/>
+          <w:szCs w:val="24"/>
+        </w:rPr>
+        <w:t>Root Certificate</w:t>
+      </w:r>
+      <w:r>
+        <w:rPr>
+          <w:rFonts w:ascii="Arial" w:hAnsi="Arial" w:cs="Arial"/>
+          <w:bCs/>
+          <w:sz w:val="24"/>
+          <w:szCs w:val="24"/>
+        </w:rPr>
+        <w:t xml:space="preserve"> </w:t>
+      </w:r>
+      <w:r>
+        <w:rPr>
+          <w:rFonts w:ascii="Arial" w:hAnsi="Arial" w:cs="Arial"/>
+          <w:bCs/>
+          <w:sz w:val="24"/>
+          <w:szCs w:val="24"/>
+        </w:rPr>
+        <w:t>–</w:t>
+      </w:r>
+      <w:r>
+        <w:rPr>
+          <w:rFonts w:ascii="Arial" w:hAnsi="Arial" w:cs="Arial"/>
+          <w:bCs/>
+          <w:sz w:val="24"/>
+          <w:szCs w:val="24"/>
+        </w:rPr>
+        <w:t xml:space="preserve"> </w:t>
+      </w:r>
+      <w:r>
+        <w:rPr>
+          <w:rFonts w:ascii="Arial" w:hAnsi="Arial" w:cs="Arial"/>
+          <w:bCs/>
+          <w:sz w:val="24"/>
+          <w:szCs w:val="24"/>
+        </w:rPr>
+        <w:t>a CA that issues certificates to intermedi</w:t>
+      </w:r>
+      <w:r>
+        <w:rPr>
+          <w:rFonts w:ascii="Arial" w:hAnsi="Arial" w:cs="Arial"/>
+          <w:bCs/>
+          <w:sz w:val="24"/>
+          <w:szCs w:val="24"/>
+        </w:rPr>
+        <w:t>ate CAs in a hierarchical structure.</w:t>
+      </w:r>
+    </w:p>
+    <w:p>
+      <w:pPr>
+        <w:ind w:left="720" w:firstLine="720"/>
+        <w:rPr>
+          <w:rFonts w:ascii="Arial" w:hAnsi="Arial" w:cs="Arial"/>
+          <w:bCs/>
+          <w:sz w:val="24"/>
+          <w:szCs w:val="24"/>
+        </w:rPr>
+      </w:pPr>
+      <w:r>
+        <w:rPr>
+          <w:rFonts w:ascii="Arial" w:hAnsi="Arial" w:cs="Arial"/>
+          <w:bCs/>
+          <w:sz w:val="24"/>
+          <w:szCs w:val="24"/>
+        </w:rPr>
         <w:t xml:space="preserve">1. </w:t>
       </w:r>
       <w:r>
         <w:rPr>
-          <w:b/>
-          <w:bCs/>
-        </w:rPr>
-        <w:t>AES-128:</w:t>
-      </w:r>
-      <w:r>
-        <w:t xml:space="preserve"> 128-bit key length. 2</w:t>
-      </w:r>
-      <w:r>
-        <w:rPr>
-          <w:vertAlign w:val="superscript"/>
-        </w:rPr>
-        <w:t>128</w:t>
-      </w:r>
-      <w:r>
+          <w:rFonts w:ascii="Arial" w:hAnsi="Arial" w:cs="Arial"/>
+          <w:bCs/>
+          <w:sz w:val="24"/>
+          <w:szCs w:val="24"/>
+        </w:rPr>
+        <w:t>Uses RSA 2048 or 4096</w:t>
+      </w:r>
+      <w:r>
+        <w:rPr>
+          <w:rFonts w:ascii="Arial" w:hAnsi="Arial" w:cs="Arial"/>
+          <w:bCs/>
+          <w:sz w:val="24"/>
+          <w:szCs w:val="24"/>
+        </w:rPr>
+        <w:t>, or ECC equivalent.</w:t>
+      </w:r>
+    </w:p>
+    <w:p>
+      <w:pPr>
+        <w:ind w:left="720" w:firstLine="720"/>
+        <w:rPr>
+          <w:rFonts w:ascii="Arial" w:hAnsi="Arial" w:cs="Arial"/>
+          <w:bCs/>
+          <w:sz w:val="24"/>
+          <w:szCs w:val="24"/>
+        </w:rPr>
+      </w:pPr>
+      <w:r>
+        <w:rPr>
+          <w:rFonts w:ascii="Arial" w:hAnsi="Arial" w:cs="Arial"/>
+          <w:bCs/>
+          <w:sz w:val="24"/>
+          <w:szCs w:val="24"/>
+        </w:rPr>
+        <w:t xml:space="preserve">2. </w:t>
+      </w:r>
+      <w:r>
+        <w:rPr>
+          <w:rFonts w:ascii="Arial" w:hAnsi="Arial" w:cs="Arial"/>
+          <w:bCs/>
+          <w:sz w:val="24"/>
+          <w:szCs w:val="24"/>
+        </w:rPr>
+        <w:t>Set to the organization/CA name</w:t>
+      </w:r>
+      <w:r>
+        <w:rPr>
+          <w:rFonts w:ascii="Arial" w:hAnsi="Arial" w:cs="Arial"/>
+          <w:bCs/>
+          <w:sz w:val="24"/>
+          <w:szCs w:val="24"/>
+        </w:rPr>
+        <w:t>.</w:t>
+      </w:r>
+    </w:p>
+    <w:p>
+      <w:pPr>
+        <w:ind w:left="720" w:firstLine="720"/>
+        <w:rPr>
+          <w:rFonts w:ascii="Arial" w:hAnsi="Arial" w:cs="Arial"/>
+          <w:bCs/>
+          <w:sz w:val="24"/>
+          <w:szCs w:val="24"/>
+        </w:rPr>
+      </w:pPr>
+      <w:r>
+        <w:rPr>
+          <w:rFonts w:ascii="Arial" w:hAnsi="Arial" w:cs="Arial"/>
+          <w:bCs/>
+          <w:sz w:val="24"/>
+          <w:szCs w:val="24"/>
+        </w:rPr>
+        <w:t xml:space="preserve">3. Installing root will </w:t>
+      </w:r>
+      <w:r>
+        <w:rPr>
+          <w:rFonts w:ascii="Arial" w:hAnsi="Arial" w:cs="Arial"/>
+          <w:bCs/>
+          <w:sz w:val="24"/>
+          <w:szCs w:val="24"/>
+        </w:rPr>
+        <w:t>automatically trust any certificate issued by that CA.</w:t>
+      </w:r>
+    </w:p>
+    <w:p>
+      <w:pPr>
+        <w:rPr>
+          <w:rFonts w:ascii="Arial" w:hAnsi="Arial" w:cs="Arial"/>
+          <w:b/>
+          <w:sz w:val="24"/>
+          <w:szCs w:val="24"/>
+        </w:rPr>
+      </w:pPr>
+      <w:r>
+        <w:rPr>
+          <w:rFonts w:ascii="Arial" w:hAnsi="Arial" w:cs="Arial"/>
+          <w:b/>
+          <w:sz w:val="24"/>
+          <w:szCs w:val="24"/>
+        </w:rPr>
+        <w:t>Single CA</w:t>
+      </w:r>
+    </w:p>
+    <w:p>
+      <w:pPr>
+        <w:ind w:firstLine="720"/>
+        <w:rPr>
+          <w:rFonts w:ascii="Arial" w:hAnsi="Arial" w:cs="Arial"/>
+          <w:bCs/>
+          <w:sz w:val="24"/>
+          <w:szCs w:val="24"/>
+        </w:rPr>
+      </w:pPr>
+      <w:r>
+        <w:rPr>
+          <w:rFonts w:ascii="Arial" w:hAnsi="Arial" w:cs="Arial"/>
+          <w:bCs/>
+          <w:sz w:val="24"/>
+          <w:szCs w:val="24"/>
+        </w:rPr>
+        <w:t>Issues certificates directly to users and computers</w:t>
+      </w:r>
+      <w:r>
+        <w:rPr>
+          <w:rFonts w:ascii="Arial" w:hAnsi="Arial" w:cs="Arial"/>
+          <w:bCs/>
+          <w:sz w:val="24"/>
+          <w:szCs w:val="24"/>
+        </w:rPr>
+        <w:t xml:space="preserve">. </w:t>
+      </w:r>
+      <w:r>
+        <w:rPr>
+          <w:rFonts w:ascii="Arial" w:hAnsi="Arial" w:cs="Arial"/>
+          <w:bCs/>
+          <w:sz w:val="24"/>
+          <w:szCs w:val="24"/>
+        </w:rPr>
+        <w:t>Typically,</w:t>
+      </w:r>
+      <w:r>
+        <w:rPr>
+          <w:rFonts w:ascii="Arial" w:hAnsi="Arial" w:cs="Arial"/>
+          <w:bCs/>
+          <w:sz w:val="24"/>
+          <w:szCs w:val="24"/>
+        </w:rPr>
+        <w:t xml:space="preserve"> on private networks.</w:t>
+      </w:r>
+    </w:p>
+    <w:p>
+      <w:pPr>
+        <w:rPr>
+          <w:rFonts w:ascii="Arial" w:hAnsi="Arial" w:cs="Arial"/>
+          <w:b/>
+          <w:sz w:val="24"/>
+          <w:szCs w:val="24"/>
+        </w:rPr>
+      </w:pPr>
+      <w:r>
+        <w:rPr>
+          <w:rFonts w:ascii="Arial" w:hAnsi="Arial" w:cs="Arial"/>
+          <w:b/>
+          <w:sz w:val="24"/>
+          <w:szCs w:val="24"/>
+        </w:rPr>
+        <w:t>Third-Party C</w:t>
+      </w:r>
+      <w:r>
+        <w:rPr>
+          <w:rFonts w:ascii="Arial" w:hAnsi="Arial" w:cs="Arial"/>
+          <w:b/>
+          <w:sz w:val="24"/>
+          <w:szCs w:val="24"/>
+        </w:rPr>
+        <w:t>A</w:t>
+      </w:r>
+      <w:r>
+        <w:rPr>
+          <w:rFonts w:ascii="Arial" w:hAnsi="Arial" w:cs="Arial"/>
+          <w:b/>
+          <w:sz w:val="24"/>
+          <w:szCs w:val="24"/>
+        </w:rPr>
+        <w:t>s</w:t>
+      </w:r>
+    </w:p>
+    <w:p>
+      <w:pPr>
+        <w:ind w:firstLine="720"/>
+        <w:rPr>
+          <w:rFonts w:ascii="Arial" w:hAnsi="Arial" w:cs="Arial"/>
+          <w:bCs/>
+          <w:sz w:val="24"/>
+          <w:szCs w:val="24"/>
+        </w:rPr>
+      </w:pPr>
+      <w:r>
+        <w:rPr>
+          <w:rFonts w:ascii="Arial" w:hAnsi="Arial" w:cs="Arial"/>
+          <w:bCs/>
+          <w:sz w:val="24"/>
+          <w:szCs w:val="24"/>
+        </w:rPr>
+        <w:t xml:space="preserve">Most operate in hierarchical </w:t>
+      </w:r>
+      <w:r>
+        <w:rPr>
+          <w:rFonts w:ascii="Arial" w:hAnsi="Arial" w:cs="Arial"/>
+          <w:bCs/>
+          <w:sz w:val="24"/>
+          <w:szCs w:val="24"/>
+        </w:rPr>
+        <w:t>models</w:t>
+      </w:r>
+      <w:r>
+        <w:rPr>
+          <w:rFonts w:ascii="Arial" w:hAnsi="Arial" w:cs="Arial"/>
+          <w:bCs/>
+          <w:sz w:val="24"/>
+          <w:szCs w:val="24"/>
+        </w:rPr>
+        <w:t>.</w:t>
+      </w:r>
+      <w:r>
+        <w:rPr>
+          <w:rFonts w:ascii="Arial" w:hAnsi="Arial" w:cs="Arial"/>
+          <w:bCs/>
+          <w:sz w:val="24"/>
+          <w:szCs w:val="24"/>
+        </w:rPr>
         <w:t xml:space="preserve"> </w:t>
       </w:r>
+      <w:r>
+        <w:rPr>
+          <w:rFonts w:ascii="Arial" w:hAnsi="Arial" w:cs="Arial"/>
+          <w:bCs/>
+          <w:sz w:val="24"/>
+          <w:szCs w:val="24"/>
+        </w:rPr>
+        <w:t xml:space="preserve">Root issues to intermediate CAs. </w:t>
+      </w:r>
+      <w:r>
+        <w:rPr>
+          <w:rFonts w:ascii="Arial" w:hAnsi="Arial" w:cs="Arial"/>
+          <w:bCs/>
+          <w:sz w:val="24"/>
+          <w:szCs w:val="24"/>
+        </w:rPr>
+        <w:t>Intermediate CAs issue to subjects (leaf or end entities)</w:t>
+      </w:r>
+      <w:r>
+        <w:rPr>
+          <w:rFonts w:ascii="Arial" w:hAnsi="Arial" w:cs="Arial"/>
+          <w:bCs/>
+          <w:sz w:val="24"/>
+          <w:szCs w:val="24"/>
+        </w:rPr>
+        <w:t>.</w:t>
+      </w:r>
+    </w:p>
+    <w:p>
+      <w:pPr>
+        <w:ind w:left="720"/>
+        <w:rPr>
+          <w:rFonts w:ascii="Arial" w:hAnsi="Arial" w:cs="Arial"/>
+          <w:bCs/>
+          <w:sz w:val="24"/>
+          <w:szCs w:val="24"/>
+        </w:rPr>
+      </w:pPr>
+      <w:r>
+        <w:rPr>
+          <w:rFonts w:ascii="Arial" w:hAnsi="Arial" w:cs="Arial"/>
+          <w:b/>
+          <w:sz w:val="24"/>
+          <w:szCs w:val="24"/>
+        </w:rPr>
+        <w:t>Certificate Chaining</w:t>
+      </w:r>
+      <w:r>
+        <w:rPr>
+          <w:rFonts w:ascii="Arial" w:hAnsi="Arial" w:cs="Arial"/>
+          <w:bCs/>
+          <w:sz w:val="24"/>
+          <w:szCs w:val="24"/>
+        </w:rPr>
+        <w:t xml:space="preserve"> – Also known as </w:t>
+      </w:r>
+      <w:r>
+        <w:rPr>
+          <w:rFonts w:ascii="Arial" w:hAnsi="Arial" w:cs="Arial"/>
+          <w:bCs/>
+          <w:i/>
+          <w:iCs/>
+          <w:sz w:val="24"/>
+          <w:szCs w:val="24"/>
+        </w:rPr>
+        <w:t>Chain of Trust</w:t>
+      </w:r>
+      <w:r>
+        <w:rPr>
+          <w:rFonts w:ascii="Arial" w:hAnsi="Arial" w:cs="Arial"/>
+          <w:bCs/>
+          <w:sz w:val="24"/>
+          <w:szCs w:val="24"/>
+        </w:rPr>
+        <w:t>.</w:t>
+      </w:r>
+      <w:r>
+        <w:rPr>
+          <w:rFonts w:ascii="Arial" w:hAnsi="Arial" w:cs="Arial"/>
+          <w:bCs/>
+          <w:sz w:val="24"/>
+          <w:szCs w:val="24"/>
+        </w:rPr>
+        <w:t xml:space="preserve"> Method of validating a certificate by tracing</w:t>
+      </w:r>
+      <w:r>
+        <w:rPr>
+          <w:rFonts w:ascii="Arial" w:hAnsi="Arial" w:cs="Arial"/>
+          <w:bCs/>
+          <w:sz w:val="24"/>
+          <w:szCs w:val="24"/>
+        </w:rPr>
+        <w:t xml:space="preserve"> each CA that signs the certificate, up through the hierarchy to the root CA.</w:t>
+      </w:r>
+    </w:p>
+    <w:p>
+      <w:pPr>
+        <w:rPr>
+          <w:rFonts w:ascii="Arial" w:hAnsi="Arial" w:cs="Arial"/>
+          <w:sz w:val="24"/>
+          <w:szCs w:val="24"/>
+        </w:rPr>
+      </w:pPr>
+      <w:r>
+        <w:rPr>
+          <w:rFonts w:ascii="Arial" w:hAnsi="Arial" w:cs="Arial"/>
+          <w:b/>
+          <w:bCs/>
+          <w:sz w:val="24"/>
+          <w:szCs w:val="24"/>
+        </w:rPr>
+        <w:t>Self-Signed Certificates</w:t>
+      </w:r>
+    </w:p>
+    <w:p>
+      <w:pPr>
+        <w:ind w:left="720"/>
+        <w:rPr>
+          <w:rFonts w:ascii="Arial" w:hAnsi="Arial" w:cs="Arial"/>
+          <w:sz w:val="24"/>
+          <w:szCs w:val="24"/>
+        </w:rPr>
+      </w:pPr>
+      <w:r>
+        <w:rPr>
+          <w:rFonts w:ascii="Arial" w:hAnsi="Arial" w:cs="Arial"/>
+          <w:sz w:val="24"/>
+          <w:szCs w:val="24"/>
+        </w:rPr>
+        <w:t xml:space="preserve">Digital certificate that has been signed by the entity that issued it, rather than by a CA. </w:t>
+      </w:r>
+      <w:r>
+        <w:rPr>
+          <w:rFonts w:ascii="Arial" w:hAnsi="Arial" w:cs="Arial"/>
+          <w:sz w:val="24"/>
+          <w:szCs w:val="24"/>
+        </w:rPr>
+        <w:t>Typically used if PKI is too difficult or expensive</w:t>
+      </w:r>
+      <w:r>
+        <w:rPr>
+          <w:rFonts w:ascii="Arial" w:hAnsi="Arial" w:cs="Arial"/>
+          <w:sz w:val="24"/>
+          <w:szCs w:val="24"/>
+        </w:rPr>
+        <w:t xml:space="preserve"> to manage. These should not be used to protect critical hosts and applications.</w:t>
+      </w:r>
+    </w:p>
+    <w:p>
+      <w:pPr>
+        <w:rPr>
+          <w:rFonts w:ascii="Arial" w:hAnsi="Arial" w:cs="Arial"/>
+          <w:b/>
+          <w:bCs/>
+          <w:sz w:val="24"/>
+          <w:szCs w:val="24"/>
+        </w:rPr>
+      </w:pPr>
+      <w:r>
+        <w:rPr>
+          <w:rFonts w:ascii="Arial" w:hAnsi="Arial" w:cs="Arial"/>
+          <w:b/>
+          <w:bCs/>
+          <w:sz w:val="24"/>
+          <w:szCs w:val="24"/>
+        </w:rPr>
+        <w:t>3.2.4 Certificate Signing Requests</w:t>
+      </w:r>
+    </w:p>
+    <w:p>
+      <w:pPr>
+        <w:ind w:firstLine="720"/>
+        <w:rPr>
+          <w:rFonts w:ascii="Arial" w:hAnsi="Arial" w:cs="Arial"/>
+          <w:sz w:val="24"/>
+          <w:szCs w:val="24"/>
+        </w:rPr>
+      </w:pPr>
+      <w:r>
+        <w:rPr>
+          <w:rFonts w:ascii="Arial" w:hAnsi="Arial" w:cs="Arial"/>
+          <w:sz w:val="24"/>
+          <w:szCs w:val="24"/>
+        </w:rPr>
+        <w:t>Base64 ASCII file that a subject sends to a CA to get a certificate.</w:t>
+      </w:r>
+    </w:p>
+    <w:p>
+      <w:pPr>
+        <w:rPr>
+          <w:rFonts w:ascii="Arial" w:hAnsi="Arial" w:cs="Arial"/>
+          <w:sz w:val="24"/>
+          <w:szCs w:val="24"/>
+        </w:rPr>
+      </w:pPr>
+      <w:r>
+        <w:rPr>
+          <w:rFonts w:ascii="Arial" w:hAnsi="Arial" w:cs="Arial"/>
+          <w:b/>
+          <w:bCs/>
+          <w:sz w:val="24"/>
+          <w:szCs w:val="24"/>
+        </w:rPr>
+        <w:lastRenderedPageBreak/>
+        <w:t>3.2.5 Subject Name Attributes</w:t>
+      </w:r>
+    </w:p>
+    <w:p>
+      <w:pPr>
+        <w:ind w:left="720"/>
+        <w:rPr>
+          <w:rFonts w:ascii="Arial" w:hAnsi="Arial" w:cs="Arial"/>
+          <w:sz w:val="24"/>
+          <w:szCs w:val="24"/>
+        </w:rPr>
+      </w:pPr>
+      <w:r>
+        <w:rPr>
+          <w:rFonts w:ascii="Arial" w:hAnsi="Arial" w:cs="Arial"/>
+          <w:b/>
+          <w:bCs/>
+          <w:sz w:val="24"/>
+          <w:szCs w:val="24"/>
+        </w:rPr>
+        <w:t>Common Name (CN)</w:t>
+      </w:r>
+      <w:r>
+        <w:rPr>
+          <w:rFonts w:ascii="Arial" w:hAnsi="Arial" w:cs="Arial"/>
+          <w:sz w:val="24"/>
+          <w:szCs w:val="24"/>
+        </w:rPr>
+        <w:t xml:space="preserve"> </w:t>
+      </w:r>
+      <w:r>
+        <w:rPr>
+          <w:rFonts w:ascii="Arial" w:hAnsi="Arial" w:cs="Arial"/>
+          <w:sz w:val="24"/>
+          <w:szCs w:val="24"/>
+        </w:rPr>
+        <w:t>–</w:t>
+      </w:r>
+      <w:r>
+        <w:rPr>
+          <w:rFonts w:ascii="Arial" w:hAnsi="Arial" w:cs="Arial"/>
+          <w:sz w:val="24"/>
+          <w:szCs w:val="24"/>
+        </w:rPr>
+        <w:t xml:space="preserve"> </w:t>
+      </w:r>
+      <w:r>
+        <w:rPr>
+          <w:rFonts w:ascii="Arial" w:hAnsi="Arial" w:cs="Arial"/>
+          <w:sz w:val="24"/>
+          <w:szCs w:val="24"/>
+        </w:rPr>
+        <w:t>X500 attribute expressing a host or username, also used as the subject identifier for a digital certificate.</w:t>
+      </w:r>
+      <w:r>
+        <w:rPr>
+          <w:rFonts w:ascii="Arial" w:hAnsi="Arial" w:cs="Arial"/>
+          <w:sz w:val="24"/>
+          <w:szCs w:val="24"/>
+        </w:rPr>
+        <w:t xml:space="preserve"> Deprecated.</w:t>
+      </w:r>
+    </w:p>
+    <w:p>
+      <w:pPr>
+        <w:ind w:left="720"/>
+        <w:rPr>
+          <w:rFonts w:ascii="Arial" w:hAnsi="Arial" w:cs="Arial"/>
+          <w:sz w:val="24"/>
+          <w:szCs w:val="24"/>
+        </w:rPr>
+      </w:pPr>
+      <w:r>
+        <w:rPr>
+          <w:rFonts w:ascii="Arial" w:hAnsi="Arial" w:cs="Arial"/>
+          <w:b/>
+          <w:bCs/>
+          <w:sz w:val="24"/>
+          <w:szCs w:val="24"/>
+        </w:rPr>
+        <w:t>Subject Alternate Name (SAN)</w:t>
+      </w:r>
+      <w:r>
+        <w:rPr>
+          <w:rFonts w:ascii="Arial" w:hAnsi="Arial" w:cs="Arial"/>
+          <w:sz w:val="24"/>
+          <w:szCs w:val="24"/>
+        </w:rPr>
+        <w:t xml:space="preserve"> </w:t>
+      </w:r>
+      <w:r>
+        <w:rPr>
+          <w:rFonts w:ascii="Arial" w:hAnsi="Arial" w:cs="Arial"/>
+          <w:sz w:val="24"/>
+          <w:szCs w:val="24"/>
+        </w:rPr>
+        <w:t>–</w:t>
+      </w:r>
+      <w:r>
+        <w:rPr>
+          <w:rFonts w:ascii="Arial" w:hAnsi="Arial" w:cs="Arial"/>
+          <w:sz w:val="24"/>
+          <w:szCs w:val="24"/>
+        </w:rPr>
+        <w:t xml:space="preserve"> </w:t>
+      </w:r>
+      <w:r>
+        <w:rPr>
+          <w:rFonts w:ascii="Arial" w:hAnsi="Arial" w:cs="Arial"/>
+          <w:sz w:val="24"/>
+          <w:szCs w:val="24"/>
+        </w:rPr>
+        <w:t>Field in a digital certificate allowing a host to be identified by multiple host names/subdomains.</w:t>
+      </w:r>
+      <w:r>
+        <w:rPr>
+          <w:rFonts w:ascii="Arial" w:hAnsi="Arial" w:cs="Arial"/>
+          <w:sz w:val="24"/>
+          <w:szCs w:val="24"/>
+        </w:rPr>
+        <w:t xml:space="preserve"> This includes FDQN and IP address</w:t>
+      </w:r>
+      <w:r>
+        <w:rPr>
+          <w:rFonts w:ascii="Arial" w:hAnsi="Arial" w:cs="Arial"/>
+          <w:sz w:val="24"/>
+          <w:szCs w:val="24"/>
+        </w:rPr>
+        <w:t>. If configured, the browser should validate it, not the CN value.</w:t>
+      </w:r>
+    </w:p>
+    <w:p>
+      <w:pPr>
+        <w:ind w:firstLine="720"/>
+        <w:rPr>
+          <w:rFonts w:ascii="Arial" w:hAnsi="Arial" w:cs="Arial"/>
+          <w:sz w:val="24"/>
+          <w:szCs w:val="24"/>
+        </w:rPr>
+      </w:pPr>
+      <w:r>
+        <w:rPr>
+          <w:rFonts w:ascii="Arial" w:hAnsi="Arial" w:cs="Arial"/>
+          <w:b/>
+          <w:bCs/>
+          <w:sz w:val="24"/>
+          <w:szCs w:val="24"/>
+        </w:rPr>
+        <w:t>Wildcard Domain</w:t>
+      </w:r>
+      <w:r>
+        <w:rPr>
+          <w:rFonts w:ascii="Arial" w:hAnsi="Arial" w:cs="Arial"/>
+          <w:sz w:val="24"/>
+          <w:szCs w:val="24"/>
+        </w:rPr>
+        <w:t xml:space="preserve"> </w:t>
+      </w:r>
+      <w:r>
+        <w:rPr>
+          <w:rFonts w:ascii="Arial" w:hAnsi="Arial" w:cs="Arial"/>
+          <w:sz w:val="24"/>
+          <w:szCs w:val="24"/>
+        </w:rPr>
+        <w:t>–</w:t>
+      </w:r>
+      <w:r>
+        <w:rPr>
+          <w:rFonts w:ascii="Arial" w:hAnsi="Arial" w:cs="Arial"/>
+          <w:sz w:val="24"/>
+          <w:szCs w:val="24"/>
+        </w:rPr>
+        <w:t xml:space="preserve"> </w:t>
+      </w:r>
+      <w:r>
+        <w:rPr>
+          <w:rFonts w:ascii="Arial" w:hAnsi="Arial" w:cs="Arial"/>
+          <w:sz w:val="24"/>
+          <w:szCs w:val="24"/>
+        </w:rPr>
+        <w:t>A digital certificate</w:t>
+      </w:r>
+      <w:r>
+        <w:rPr>
+          <w:rFonts w:ascii="Arial" w:hAnsi="Arial" w:cs="Arial"/>
+          <w:sz w:val="24"/>
+          <w:szCs w:val="24"/>
+        </w:rPr>
+        <w:t xml:space="preserve"> that will match multiple subdomains of a parent domain.</w:t>
+      </w:r>
+    </w:p>
+    <w:p>
+      <w:pPr>
+        <w:ind w:firstLine="720"/>
+        <w:rPr>
+          <w:rFonts w:ascii="Arial" w:hAnsi="Arial" w:cs="Arial"/>
+          <w:sz w:val="24"/>
+          <w:szCs w:val="24"/>
+        </w:rPr>
+      </w:pPr>
+      <w:r>
+        <w:rPr>
+          <w:rFonts w:ascii="Arial" w:hAnsi="Arial" w:cs="Arial"/>
+          <w:sz w:val="24"/>
+          <w:szCs w:val="24"/>
+        </w:rPr>
+        <w:t xml:space="preserve">Certificates have the following </w:t>
+      </w:r>
+      <w:r>
+        <w:rPr>
+          <w:rFonts w:ascii="Arial" w:hAnsi="Arial" w:cs="Arial"/>
+          <w:sz w:val="24"/>
+          <w:szCs w:val="24"/>
+        </w:rPr>
+        <w:t>fields:</w:t>
+      </w:r>
     </w:p>
     <w:p>
       <w:pPr>
         <w:ind w:left="720" w:firstLine="720"/>
-      </w:pPr>
-      <w:r>
+        <w:rPr>
+          <w:rFonts w:ascii="Arial" w:hAnsi="Arial" w:cs="Arial"/>
+          <w:sz w:val="24"/>
+          <w:szCs w:val="24"/>
+        </w:rPr>
+      </w:pPr>
+      <w:r>
+        <w:rPr>
+          <w:rFonts w:ascii="Arial" w:hAnsi="Arial" w:cs="Arial"/>
+          <w:sz w:val="24"/>
+          <w:szCs w:val="24"/>
+        </w:rPr>
+        <w:t>1</w:t>
+      </w:r>
+      <w:r>
+        <w:rPr>
+          <w:rFonts w:ascii="Arial" w:hAnsi="Arial" w:cs="Arial"/>
+          <w:sz w:val="24"/>
+          <w:szCs w:val="24"/>
+        </w:rPr>
+        <w:t>. Common Name (CN)</w:t>
+      </w:r>
+    </w:p>
+    <w:p>
+      <w:pPr>
+        <w:ind w:left="720" w:firstLine="720"/>
+        <w:rPr>
+          <w:rFonts w:ascii="Arial" w:hAnsi="Arial" w:cs="Arial"/>
+          <w:sz w:val="24"/>
+          <w:szCs w:val="24"/>
+        </w:rPr>
+      </w:pPr>
+      <w:r>
+        <w:rPr>
+          <w:rFonts w:ascii="Arial" w:hAnsi="Arial" w:cs="Arial"/>
+          <w:sz w:val="24"/>
+          <w:szCs w:val="24"/>
+        </w:rPr>
+        <w:t>2</w:t>
+      </w:r>
+      <w:r>
+        <w:rPr>
+          <w:rFonts w:ascii="Arial" w:hAnsi="Arial" w:cs="Arial"/>
+          <w:sz w:val="24"/>
+          <w:szCs w:val="24"/>
+        </w:rPr>
+        <w:t>. Subject Alternate Name (SAN)</w:t>
+      </w:r>
+    </w:p>
+    <w:p>
+      <w:pPr>
+        <w:ind w:left="720" w:firstLine="720"/>
+        <w:rPr>
+          <w:rFonts w:ascii="Arial" w:hAnsi="Arial" w:cs="Arial"/>
+          <w:sz w:val="24"/>
+          <w:szCs w:val="24"/>
+        </w:rPr>
+      </w:pPr>
+      <w:r>
+        <w:rPr>
+          <w:rFonts w:ascii="Arial" w:hAnsi="Arial" w:cs="Arial"/>
+          <w:sz w:val="24"/>
+          <w:szCs w:val="24"/>
+        </w:rPr>
+        <w:t>3</w:t>
+      </w:r>
+      <w:r>
+        <w:rPr>
+          <w:rFonts w:ascii="Arial" w:hAnsi="Arial" w:cs="Arial"/>
+          <w:sz w:val="24"/>
+          <w:szCs w:val="24"/>
+        </w:rPr>
+        <w:t>. Organization (O)</w:t>
+      </w:r>
+    </w:p>
+    <w:p>
+      <w:pPr>
+        <w:ind w:left="720" w:firstLine="720"/>
+        <w:rPr>
+          <w:rFonts w:ascii="Arial" w:hAnsi="Arial" w:cs="Arial"/>
+          <w:sz w:val="24"/>
+          <w:szCs w:val="24"/>
+        </w:rPr>
+      </w:pPr>
+      <w:r>
+        <w:rPr>
+          <w:rFonts w:ascii="Arial" w:hAnsi="Arial" w:cs="Arial"/>
+          <w:sz w:val="24"/>
+          <w:szCs w:val="24"/>
+        </w:rPr>
+        <w:t>4</w:t>
+      </w:r>
+      <w:r>
+        <w:rPr>
+          <w:rFonts w:ascii="Arial" w:hAnsi="Arial" w:cs="Arial"/>
+          <w:sz w:val="24"/>
+          <w:szCs w:val="24"/>
+        </w:rPr>
+        <w:t>. Organizational Unit (OU)</w:t>
+      </w:r>
+    </w:p>
+    <w:p>
+      <w:pPr>
+        <w:ind w:left="720" w:firstLine="720"/>
+        <w:rPr>
+          <w:rFonts w:ascii="Arial" w:hAnsi="Arial" w:cs="Arial"/>
+          <w:sz w:val="24"/>
+          <w:szCs w:val="24"/>
+        </w:rPr>
+      </w:pPr>
+      <w:r>
+        <w:rPr>
+          <w:rFonts w:ascii="Arial" w:hAnsi="Arial" w:cs="Arial"/>
+          <w:sz w:val="24"/>
+          <w:szCs w:val="24"/>
+        </w:rPr>
+        <w:t>5</w:t>
+      </w:r>
+      <w:r>
+        <w:rPr>
+          <w:rFonts w:ascii="Arial" w:hAnsi="Arial" w:cs="Arial"/>
+          <w:sz w:val="24"/>
+          <w:szCs w:val="24"/>
+        </w:rPr>
+        <w:t>. Locality (L)</w:t>
+      </w:r>
+    </w:p>
+    <w:p>
+      <w:pPr>
+        <w:ind w:left="720" w:firstLine="720"/>
+        <w:rPr>
+          <w:rFonts w:ascii="Arial" w:hAnsi="Arial" w:cs="Arial"/>
+          <w:sz w:val="24"/>
+          <w:szCs w:val="24"/>
+        </w:rPr>
+      </w:pPr>
+      <w:r>
+        <w:rPr>
+          <w:rFonts w:ascii="Arial" w:hAnsi="Arial" w:cs="Arial"/>
+          <w:sz w:val="24"/>
+          <w:szCs w:val="24"/>
+        </w:rPr>
+        <w:t>6</w:t>
+      </w:r>
+      <w:r>
+        <w:rPr>
+          <w:rFonts w:ascii="Arial" w:hAnsi="Arial" w:cs="Arial"/>
+          <w:sz w:val="24"/>
+          <w:szCs w:val="24"/>
+        </w:rPr>
+        <w:t xml:space="preserve">. </w:t>
+      </w:r>
+      <w:r>
+        <w:rPr>
+          <w:rFonts w:ascii="Arial" w:hAnsi="Arial" w:cs="Arial"/>
+          <w:sz w:val="24"/>
+          <w:szCs w:val="24"/>
+        </w:rPr>
+        <w:t>State (ST)</w:t>
+      </w:r>
+    </w:p>
+    <w:p>
+      <w:pPr>
+        <w:ind w:left="720" w:firstLine="720"/>
+        <w:rPr>
+          <w:rFonts w:ascii="Arial" w:hAnsi="Arial" w:cs="Arial"/>
+          <w:sz w:val="24"/>
+          <w:szCs w:val="24"/>
+        </w:rPr>
+      </w:pPr>
+      <w:r>
+        <w:rPr>
+          <w:rFonts w:ascii="Arial" w:hAnsi="Arial" w:cs="Arial"/>
+          <w:sz w:val="24"/>
+          <w:szCs w:val="24"/>
+        </w:rPr>
+        <w:t>7</w:t>
+      </w:r>
+      <w:r>
+        <w:rPr>
+          <w:rFonts w:ascii="Arial" w:hAnsi="Arial" w:cs="Arial"/>
+          <w:sz w:val="24"/>
+          <w:szCs w:val="24"/>
+        </w:rPr>
+        <w:t>. Country (C)</w:t>
+      </w:r>
+    </w:p>
+    <w:p>
+      <w:pPr>
+        <w:rPr>
+          <w:rFonts w:ascii="Arial" w:hAnsi="Arial" w:cs="Arial"/>
+          <w:b/>
+          <w:bCs/>
+          <w:sz w:val="24"/>
+          <w:szCs w:val="24"/>
+        </w:rPr>
+      </w:pPr>
+      <w:r>
+        <w:rPr>
+          <w:rFonts w:ascii="Arial" w:hAnsi="Arial" w:cs="Arial"/>
+          <w:b/>
+          <w:bCs/>
+          <w:sz w:val="24"/>
+          <w:szCs w:val="24"/>
+        </w:rPr>
+        <w:t>3.2.6 Certificate Revocation</w:t>
+      </w:r>
+    </w:p>
+    <w:p>
+      <w:pPr>
+        <w:ind w:firstLine="720"/>
+        <w:rPr>
+          <w:rFonts w:ascii="Arial" w:hAnsi="Arial" w:cs="Arial"/>
+          <w:sz w:val="24"/>
+          <w:szCs w:val="24"/>
+        </w:rPr>
+      </w:pPr>
+      <w:r>
+        <w:rPr>
+          <w:rFonts w:ascii="Arial" w:hAnsi="Arial" w:cs="Arial"/>
+          <w:sz w:val="24"/>
+          <w:szCs w:val="24"/>
+        </w:rPr>
+        <w:t>Certificates may be revoked or suspended:</w:t>
+      </w:r>
+    </w:p>
+    <w:p>
+      <w:pPr>
+        <w:ind w:left="720" w:firstLine="720"/>
+        <w:rPr>
+          <w:rFonts w:ascii="Arial" w:hAnsi="Arial" w:cs="Arial"/>
+          <w:sz w:val="24"/>
+          <w:szCs w:val="24"/>
+        </w:rPr>
+      </w:pPr>
+      <w:r>
+        <w:rPr>
+          <w:rFonts w:ascii="Arial" w:hAnsi="Arial" w:cs="Arial"/>
+          <w:sz w:val="24"/>
+          <w:szCs w:val="24"/>
+        </w:rPr>
+        <w:t>1</w:t>
+      </w:r>
+      <w:r>
+        <w:rPr>
+          <w:rFonts w:ascii="Arial" w:hAnsi="Arial" w:cs="Arial"/>
+          <w:sz w:val="24"/>
+          <w:szCs w:val="24"/>
+        </w:rPr>
+        <w:t xml:space="preserve">. </w:t>
+      </w:r>
+      <w:r>
+        <w:rPr>
+          <w:rFonts w:ascii="Arial" w:hAnsi="Arial" w:cs="Arial"/>
+          <w:sz w:val="24"/>
+          <w:szCs w:val="24"/>
+        </w:rPr>
+        <w:t>Revoked certificate is no longer valid and cannot be “un-revoked” or reinstated.</w:t>
+      </w:r>
+    </w:p>
+    <w:p>
+      <w:pPr>
+        <w:ind w:left="720" w:firstLine="720"/>
+        <w:rPr>
+          <w:rFonts w:ascii="Arial" w:hAnsi="Arial" w:cs="Arial"/>
+          <w:sz w:val="24"/>
+          <w:szCs w:val="24"/>
+        </w:rPr>
+      </w:pPr>
+      <w:r>
+        <w:rPr>
+          <w:rFonts w:ascii="Arial" w:hAnsi="Arial" w:cs="Arial"/>
+          <w:sz w:val="24"/>
+          <w:szCs w:val="24"/>
+        </w:rPr>
+        <w:t>2</w:t>
+      </w:r>
+      <w:r>
+        <w:rPr>
+          <w:rFonts w:ascii="Arial" w:hAnsi="Arial" w:cs="Arial"/>
+          <w:sz w:val="24"/>
+          <w:szCs w:val="24"/>
+        </w:rPr>
+        <w:t xml:space="preserve">. </w:t>
+      </w:r>
+      <w:r>
+        <w:rPr>
+          <w:rFonts w:ascii="Arial" w:hAnsi="Arial" w:cs="Arial"/>
+          <w:sz w:val="24"/>
+          <w:szCs w:val="24"/>
+        </w:rPr>
+        <w:t>Suspended certificate can be re-enabled.</w:t>
+      </w:r>
+    </w:p>
+    <w:p>
+      <w:pPr>
+        <w:ind w:left="720"/>
+        <w:rPr>
+          <w:rFonts w:ascii="Arial" w:hAnsi="Arial" w:cs="Arial"/>
+          <w:sz w:val="24"/>
+          <w:szCs w:val="24"/>
+        </w:rPr>
+      </w:pPr>
+      <w:r>
+        <w:rPr>
+          <w:rFonts w:ascii="Arial" w:hAnsi="Arial" w:cs="Arial"/>
+          <w:b/>
+          <w:bCs/>
+          <w:sz w:val="24"/>
+          <w:szCs w:val="24"/>
+        </w:rPr>
+        <w:t>Certificate Revocation List (CRL)</w:t>
+      </w:r>
+      <w:r>
+        <w:rPr>
+          <w:rFonts w:ascii="Arial" w:hAnsi="Arial" w:cs="Arial"/>
+          <w:sz w:val="24"/>
+          <w:szCs w:val="24"/>
+        </w:rPr>
+        <w:t xml:space="preserve"> </w:t>
+      </w:r>
+      <w:r>
+        <w:rPr>
+          <w:rFonts w:ascii="Arial" w:hAnsi="Arial" w:cs="Arial"/>
+          <w:sz w:val="24"/>
+          <w:szCs w:val="24"/>
+        </w:rPr>
+        <w:t>–</w:t>
+      </w:r>
+      <w:r>
+        <w:rPr>
+          <w:rFonts w:ascii="Arial" w:hAnsi="Arial" w:cs="Arial"/>
+          <w:sz w:val="24"/>
+          <w:szCs w:val="24"/>
+        </w:rPr>
+        <w:t xml:space="preserve"> </w:t>
+      </w:r>
+      <w:r>
+        <w:rPr>
+          <w:rFonts w:ascii="Arial" w:hAnsi="Arial" w:cs="Arial"/>
+          <w:sz w:val="24"/>
+          <w:szCs w:val="24"/>
+        </w:rPr>
+        <w:t>List of certificates that were revoked before their expiration.</w:t>
+      </w:r>
+      <w:r>
+        <w:rPr>
+          <w:rFonts w:ascii="Arial" w:hAnsi="Arial" w:cs="Arial"/>
+          <w:sz w:val="24"/>
+          <w:szCs w:val="24"/>
+        </w:rPr>
+        <w:t xml:space="preserve"> Must be accessible to anyone relying on the validity of the CA’s certificate</w:t>
+      </w:r>
+      <w:r>
+        <w:rPr>
+          <w:rFonts w:ascii="Arial" w:hAnsi="Arial" w:cs="Arial"/>
+          <w:sz w:val="24"/>
+          <w:szCs w:val="24"/>
+        </w:rPr>
+        <w:t>s.</w:t>
+      </w:r>
+    </w:p>
+    <w:p>
+      <w:pPr>
+        <w:ind w:firstLine="720"/>
+        <w:rPr>
+          <w:rFonts w:ascii="Arial" w:hAnsi="Arial" w:cs="Arial"/>
+          <w:sz w:val="24"/>
+          <w:szCs w:val="24"/>
+        </w:rPr>
+      </w:pPr>
+      <w:r>
+        <w:rPr>
+          <w:rFonts w:ascii="Arial" w:hAnsi="Arial" w:cs="Arial"/>
+          <w:sz w:val="24"/>
+          <w:szCs w:val="24"/>
+        </w:rPr>
+        <w:t>Has the following attributes:</w:t>
+      </w:r>
+    </w:p>
+    <w:p>
+      <w:pPr>
+        <w:ind w:left="720" w:firstLine="720"/>
+        <w:rPr>
+          <w:rFonts w:ascii="Arial" w:hAnsi="Arial" w:cs="Arial"/>
+          <w:sz w:val="24"/>
+          <w:szCs w:val="24"/>
+        </w:rPr>
+      </w:pPr>
+      <w:r>
+        <w:rPr>
+          <w:rFonts w:ascii="Arial" w:hAnsi="Arial" w:cs="Arial"/>
+          <w:sz w:val="24"/>
+          <w:szCs w:val="24"/>
+        </w:rPr>
+        <w:t>1</w:t>
+      </w:r>
+      <w:r>
+        <w:rPr>
+          <w:rFonts w:ascii="Arial" w:hAnsi="Arial" w:cs="Arial"/>
+          <w:sz w:val="24"/>
+          <w:szCs w:val="24"/>
+        </w:rPr>
+        <w:t xml:space="preserve">. </w:t>
+      </w:r>
+      <w:r>
+        <w:rPr>
+          <w:rFonts w:ascii="Arial" w:hAnsi="Arial" w:cs="Arial"/>
+          <w:b/>
+          <w:bCs/>
+          <w:sz w:val="24"/>
+          <w:szCs w:val="24"/>
+        </w:rPr>
+        <w:t>Publish Period</w:t>
+      </w:r>
+      <w:r>
+        <w:rPr>
+          <w:rFonts w:ascii="Arial" w:hAnsi="Arial" w:cs="Arial"/>
+          <w:sz w:val="24"/>
+          <w:szCs w:val="24"/>
+        </w:rPr>
+        <w:t xml:space="preserve"> – date and time on which the CRL is published.</w:t>
+      </w:r>
+    </w:p>
+    <w:p>
+      <w:pPr>
+        <w:ind w:left="720" w:firstLine="720"/>
+        <w:rPr>
+          <w:rFonts w:ascii="Arial" w:hAnsi="Arial" w:cs="Arial"/>
+          <w:sz w:val="24"/>
+          <w:szCs w:val="24"/>
+        </w:rPr>
+      </w:pPr>
+      <w:r>
+        <w:rPr>
+          <w:rFonts w:ascii="Arial" w:hAnsi="Arial" w:cs="Arial"/>
+          <w:sz w:val="24"/>
+          <w:szCs w:val="24"/>
+        </w:rPr>
+        <w:t>2</w:t>
+      </w:r>
+      <w:r>
+        <w:rPr>
+          <w:rFonts w:ascii="Arial" w:hAnsi="Arial" w:cs="Arial"/>
+          <w:sz w:val="24"/>
+          <w:szCs w:val="24"/>
+        </w:rPr>
+        <w:t xml:space="preserve">. </w:t>
+      </w:r>
+      <w:r>
+        <w:rPr>
+          <w:rFonts w:ascii="Arial" w:hAnsi="Arial" w:cs="Arial"/>
+          <w:b/>
+          <w:bCs/>
+          <w:sz w:val="24"/>
+          <w:szCs w:val="24"/>
+        </w:rPr>
+        <w:t>Distribution Points</w:t>
+      </w:r>
+      <w:r>
+        <w:rPr>
+          <w:rFonts w:ascii="Arial" w:hAnsi="Arial" w:cs="Arial"/>
+          <w:sz w:val="24"/>
+          <w:szCs w:val="24"/>
+        </w:rPr>
+        <w:t xml:space="preserve"> </w:t>
+      </w:r>
+      <w:r>
+        <w:rPr>
+          <w:rFonts w:ascii="Arial" w:hAnsi="Arial" w:cs="Arial"/>
+          <w:sz w:val="24"/>
+          <w:szCs w:val="24"/>
+        </w:rPr>
+        <w:t>–</w:t>
+      </w:r>
+      <w:r>
+        <w:rPr>
+          <w:rFonts w:ascii="Arial" w:hAnsi="Arial" w:cs="Arial"/>
+          <w:sz w:val="24"/>
+          <w:szCs w:val="24"/>
+        </w:rPr>
+        <w:t xml:space="preserve"> </w:t>
+      </w:r>
+      <w:r>
+        <w:rPr>
+          <w:rFonts w:ascii="Arial" w:hAnsi="Arial" w:cs="Arial"/>
+          <w:sz w:val="24"/>
+          <w:szCs w:val="24"/>
+        </w:rPr>
+        <w:t>location(s) to which the CRL is published.</w:t>
+      </w:r>
+    </w:p>
+    <w:p>
+      <w:pPr>
+        <w:ind w:left="720" w:firstLine="720"/>
+        <w:rPr>
+          <w:rFonts w:ascii="Arial" w:hAnsi="Arial" w:cs="Arial"/>
+          <w:sz w:val="24"/>
+          <w:szCs w:val="24"/>
+        </w:rPr>
+      </w:pPr>
+      <w:r>
+        <w:rPr>
+          <w:rFonts w:ascii="Arial" w:hAnsi="Arial" w:cs="Arial"/>
+          <w:sz w:val="24"/>
+          <w:szCs w:val="24"/>
+        </w:rPr>
+        <w:t>3</w:t>
+      </w:r>
+      <w:r>
+        <w:rPr>
+          <w:rFonts w:ascii="Arial" w:hAnsi="Arial" w:cs="Arial"/>
+          <w:sz w:val="24"/>
+          <w:szCs w:val="24"/>
+        </w:rPr>
+        <w:t xml:space="preserve">. </w:t>
+      </w:r>
+      <w:r>
+        <w:rPr>
+          <w:rFonts w:ascii="Arial" w:hAnsi="Arial" w:cs="Arial"/>
+          <w:b/>
+          <w:bCs/>
+          <w:sz w:val="24"/>
+          <w:szCs w:val="24"/>
+        </w:rPr>
+        <w:t>Validity Period</w:t>
+      </w:r>
+      <w:r>
+        <w:rPr>
+          <w:rFonts w:ascii="Arial" w:hAnsi="Arial" w:cs="Arial"/>
+          <w:sz w:val="24"/>
+          <w:szCs w:val="24"/>
+        </w:rPr>
+        <w:t xml:space="preserve"> – period during which the CRL is considered authoritative</w:t>
+      </w:r>
+      <w:r>
+        <w:rPr>
+          <w:rFonts w:ascii="Arial" w:hAnsi="Arial" w:cs="Arial"/>
+          <w:sz w:val="24"/>
+          <w:szCs w:val="24"/>
+        </w:rPr>
+        <w:t>.</w:t>
+      </w:r>
+    </w:p>
+    <w:p>
+      <w:pPr>
+        <w:ind w:left="720" w:firstLine="720"/>
+        <w:rPr>
+          <w:rFonts w:ascii="Arial" w:hAnsi="Arial" w:cs="Arial"/>
+          <w:sz w:val="24"/>
+          <w:szCs w:val="24"/>
+        </w:rPr>
+      </w:pPr>
+      <w:r>
+        <w:rPr>
+          <w:rFonts w:ascii="Arial" w:hAnsi="Arial" w:cs="Arial"/>
+          <w:sz w:val="24"/>
+          <w:szCs w:val="24"/>
+        </w:rPr>
+        <w:t>4</w:t>
+      </w:r>
+      <w:r>
+        <w:rPr>
+          <w:rFonts w:ascii="Arial" w:hAnsi="Arial" w:cs="Arial"/>
+          <w:sz w:val="24"/>
+          <w:szCs w:val="24"/>
+        </w:rPr>
+        <w:t xml:space="preserve">. </w:t>
+      </w:r>
+      <w:r>
+        <w:rPr>
+          <w:rFonts w:ascii="Arial" w:hAnsi="Arial" w:cs="Arial"/>
+          <w:b/>
+          <w:bCs/>
+          <w:sz w:val="24"/>
+          <w:szCs w:val="24"/>
+        </w:rPr>
+        <w:t>Signature</w:t>
+      </w:r>
+      <w:r>
+        <w:rPr>
+          <w:rFonts w:ascii="Arial" w:hAnsi="Arial" w:cs="Arial"/>
+          <w:sz w:val="24"/>
+          <w:szCs w:val="24"/>
+        </w:rPr>
+        <w:t xml:space="preserve"> – signed by the CA to verify its authenticity.</w:t>
+      </w:r>
+    </w:p>
+    <w:p>
+      <w:pPr>
+        <w:ind w:left="720"/>
+        <w:rPr>
+          <w:rFonts w:ascii="Arial" w:hAnsi="Arial" w:cs="Arial"/>
+          <w:sz w:val="24"/>
+          <w:szCs w:val="24"/>
+        </w:rPr>
+      </w:pPr>
+      <w:r>
+        <w:rPr>
+          <w:rFonts w:ascii="Arial" w:hAnsi="Arial" w:cs="Arial"/>
+          <w:b/>
+          <w:bCs/>
+          <w:sz w:val="24"/>
+          <w:szCs w:val="24"/>
+        </w:rPr>
+        <w:lastRenderedPageBreak/>
+        <w:t>Online Certificate Status Protocol (OCSP)</w:t>
+      </w:r>
+      <w:r>
+        <w:rPr>
+          <w:rFonts w:ascii="Arial" w:hAnsi="Arial" w:cs="Arial"/>
+          <w:sz w:val="24"/>
+          <w:szCs w:val="24"/>
+        </w:rPr>
+        <w:t xml:space="preserve"> </w:t>
+      </w:r>
+      <w:r>
+        <w:rPr>
+          <w:rFonts w:ascii="Arial" w:hAnsi="Arial" w:cs="Arial"/>
+          <w:sz w:val="24"/>
+          <w:szCs w:val="24"/>
+        </w:rPr>
+        <w:t>–</w:t>
+      </w:r>
+      <w:r>
+        <w:rPr>
+          <w:rFonts w:ascii="Arial" w:hAnsi="Arial" w:cs="Arial"/>
+          <w:sz w:val="24"/>
+          <w:szCs w:val="24"/>
+        </w:rPr>
+        <w:t xml:space="preserve"> </w:t>
+      </w:r>
+      <w:r>
+        <w:rPr>
+          <w:rFonts w:ascii="Arial" w:hAnsi="Arial" w:cs="Arial"/>
+          <w:sz w:val="24"/>
+          <w:szCs w:val="24"/>
+        </w:rPr>
+        <w:t xml:space="preserve">allows clients to request the status </w:t>
+      </w:r>
+      <w:r>
+        <w:rPr>
+          <w:rFonts w:ascii="Arial" w:hAnsi="Arial" w:cs="Arial"/>
+          <w:sz w:val="24"/>
+          <w:szCs w:val="24"/>
+        </w:rPr>
+        <w:t>of a digital certificate, to check whether it is revoked.</w:t>
+      </w:r>
+    </w:p>
+    <w:p>
+      <w:pPr>
+        <w:ind w:left="720"/>
+        <w:rPr>
+          <w:rFonts w:ascii="Arial" w:hAnsi="Arial" w:cs="Arial"/>
+          <w:sz w:val="24"/>
+          <w:szCs w:val="24"/>
+        </w:rPr>
+      </w:pPr>
+      <w:r>
+        <w:rPr>
+          <w:rFonts w:ascii="Arial" w:hAnsi="Arial" w:cs="Arial"/>
+          <w:b/>
+          <w:bCs/>
+          <w:sz w:val="24"/>
+          <w:szCs w:val="24"/>
+        </w:rPr>
+        <w:t>Certificate Signing Request (CSR)</w:t>
+      </w:r>
+      <w:r>
+        <w:rPr>
+          <w:rFonts w:ascii="Arial" w:hAnsi="Arial" w:cs="Arial"/>
+          <w:sz w:val="24"/>
+          <w:szCs w:val="24"/>
+        </w:rPr>
+        <w:t xml:space="preserve"> – File containing the information that the subject </w:t>
+      </w:r>
+      <w:r>
+        <w:rPr>
+          <w:rFonts w:ascii="Arial" w:hAnsi="Arial" w:cs="Arial"/>
+          <w:sz w:val="24"/>
+          <w:szCs w:val="24"/>
+        </w:rPr>
+        <w:t xml:space="preserve">wants </w:t>
+      </w:r>
+      <w:r>
+        <w:rPr>
+          <w:rFonts w:ascii="Arial" w:hAnsi="Arial" w:cs="Arial"/>
+          <w:sz w:val="24"/>
+          <w:szCs w:val="24"/>
+        </w:rPr>
+        <w:t>to use in the certificate, including its public key.</w:t>
+      </w:r>
+    </w:p>
+    <w:p>
+      <w:pPr>
+        <w:rPr>
+          <w:rFonts w:ascii="Arial" w:hAnsi="Arial" w:cs="Arial"/>
+          <w:sz w:val="24"/>
+          <w:szCs w:val="24"/>
+        </w:rPr>
+      </w:pPr>
+      <w:r>
+        <w:rPr>
+          <w:rFonts w:ascii="Arial" w:hAnsi="Arial" w:cs="Arial"/>
+          <w:b/>
+          <w:bCs/>
+          <w:sz w:val="24"/>
+          <w:szCs w:val="24"/>
+        </w:rPr>
+        <w:t>3.2.7 Key Management</w:t>
+      </w:r>
+    </w:p>
+    <w:p>
+      <w:pPr>
+        <w:ind w:left="720"/>
+        <w:rPr>
+          <w:rFonts w:ascii="Arial" w:hAnsi="Arial" w:cs="Arial"/>
+          <w:sz w:val="24"/>
+          <w:szCs w:val="24"/>
+        </w:rPr>
+      </w:pPr>
+      <w:r>
+        <w:rPr>
+          <w:rFonts w:ascii="Arial" w:hAnsi="Arial" w:cs="Arial"/>
+          <w:sz w:val="24"/>
+          <w:szCs w:val="24"/>
+        </w:rPr>
+        <w:t>Operational considerations for the various stages in a key’s lifecycle</w:t>
+      </w:r>
+      <w:r>
+        <w:rPr>
+          <w:rFonts w:ascii="Arial" w:hAnsi="Arial" w:cs="Arial"/>
+          <w:sz w:val="24"/>
+          <w:szCs w:val="24"/>
+        </w:rPr>
+        <w:t xml:space="preserve">. </w:t>
+      </w:r>
+      <w:r>
+        <w:rPr>
+          <w:rFonts w:ascii="Arial" w:hAnsi="Arial" w:cs="Arial"/>
+          <w:sz w:val="24"/>
+          <w:szCs w:val="24"/>
+        </w:rPr>
+        <w:t>Involve</w:t>
+      </w:r>
+      <w:r>
+        <w:rPr>
+          <w:rFonts w:ascii="Arial" w:hAnsi="Arial" w:cs="Arial"/>
+          <w:sz w:val="24"/>
+          <w:szCs w:val="24"/>
+        </w:rPr>
+        <w:t xml:space="preserve"> the following stages:</w:t>
+      </w:r>
+    </w:p>
+    <w:p>
+      <w:pPr>
+        <w:ind w:left="1440"/>
+        <w:rPr>
+          <w:rFonts w:ascii="Arial" w:hAnsi="Arial" w:cs="Arial"/>
+          <w:sz w:val="24"/>
+          <w:szCs w:val="24"/>
+        </w:rPr>
+      </w:pPr>
+      <w:r>
+        <w:rPr>
+          <w:rFonts w:ascii="Arial" w:hAnsi="Arial" w:cs="Arial"/>
+          <w:sz w:val="24"/>
+          <w:szCs w:val="24"/>
+        </w:rPr>
+        <w:t>1</w:t>
+      </w:r>
+      <w:r>
+        <w:rPr>
+          <w:rFonts w:ascii="Arial" w:hAnsi="Arial" w:cs="Arial"/>
+          <w:sz w:val="24"/>
+          <w:szCs w:val="24"/>
+        </w:rPr>
+        <w:t xml:space="preserve">. </w:t>
+      </w:r>
+      <w:r>
+        <w:rPr>
+          <w:rFonts w:ascii="Arial" w:hAnsi="Arial" w:cs="Arial"/>
+          <w:b/>
+          <w:bCs/>
+          <w:sz w:val="24"/>
+          <w:szCs w:val="24"/>
+        </w:rPr>
+        <w:t>Key Generation</w:t>
+      </w:r>
+      <w:r>
+        <w:rPr>
+          <w:rFonts w:ascii="Arial" w:hAnsi="Arial" w:cs="Arial"/>
+          <w:sz w:val="24"/>
+          <w:szCs w:val="24"/>
+        </w:rPr>
+        <w:t xml:space="preserve"> </w:t>
+      </w:r>
+      <w:r>
+        <w:rPr>
+          <w:rFonts w:ascii="Arial" w:hAnsi="Arial" w:cs="Arial"/>
+          <w:sz w:val="24"/>
+          <w:szCs w:val="24"/>
+        </w:rPr>
+        <w:t>–</w:t>
+      </w:r>
+      <w:r>
+        <w:rPr>
+          <w:rFonts w:ascii="Arial" w:hAnsi="Arial" w:cs="Arial"/>
+          <w:sz w:val="24"/>
+          <w:szCs w:val="24"/>
+        </w:rPr>
+        <w:t xml:space="preserve"> </w:t>
+      </w:r>
+      <w:r>
+        <w:rPr>
+          <w:rFonts w:ascii="Arial" w:hAnsi="Arial" w:cs="Arial"/>
+          <w:sz w:val="24"/>
+          <w:szCs w:val="24"/>
+        </w:rPr>
+        <w:t xml:space="preserve">creates an asymmetric </w:t>
+      </w:r>
+      <w:r>
+        <w:rPr>
+          <w:rFonts w:ascii="Arial" w:hAnsi="Arial" w:cs="Arial"/>
+          <w:sz w:val="24"/>
+          <w:szCs w:val="24"/>
+        </w:rPr>
+        <w:t xml:space="preserve">key pair or symmetric key of the required </w:t>
+      </w:r>
+      <w:r>
+        <w:rPr>
+          <w:rFonts w:ascii="Arial" w:hAnsi="Arial" w:cs="Arial"/>
+          <w:sz w:val="24"/>
+          <w:szCs w:val="24"/>
+        </w:rPr>
+        <w:t>strength, using the chosen cipher.</w:t>
+      </w:r>
+    </w:p>
+    <w:p>
+      <w:pPr>
+        <w:ind w:left="1440"/>
+        <w:rPr>
+          <w:rFonts w:ascii="Arial" w:hAnsi="Arial" w:cs="Arial"/>
+          <w:sz w:val="24"/>
+          <w:szCs w:val="24"/>
+        </w:rPr>
+      </w:pPr>
+      <w:r>
+        <w:rPr>
+          <w:rFonts w:ascii="Arial" w:hAnsi="Arial" w:cs="Arial"/>
+          <w:sz w:val="24"/>
+          <w:szCs w:val="24"/>
+        </w:rPr>
+        <w:t>2</w:t>
+      </w:r>
+      <w:r>
+        <w:rPr>
+          <w:rFonts w:ascii="Arial" w:hAnsi="Arial" w:cs="Arial"/>
+          <w:sz w:val="24"/>
+          <w:szCs w:val="24"/>
+        </w:rPr>
+        <w:t xml:space="preserve">. </w:t>
+      </w:r>
+      <w:r>
+        <w:rPr>
+          <w:rFonts w:ascii="Arial" w:hAnsi="Arial" w:cs="Arial"/>
+          <w:b/>
+          <w:bCs/>
+          <w:sz w:val="24"/>
+          <w:szCs w:val="24"/>
+        </w:rPr>
+        <w:t>Storage</w:t>
+      </w:r>
+      <w:r>
+        <w:rPr>
+          <w:rFonts w:ascii="Arial" w:hAnsi="Arial" w:cs="Arial"/>
+          <w:sz w:val="24"/>
+          <w:szCs w:val="24"/>
+        </w:rPr>
+        <w:t xml:space="preserve"> – prevents unauthorized access to a private or secret key and protecting against loss or damage.</w:t>
+      </w:r>
+    </w:p>
+    <w:p>
+      <w:pPr>
+        <w:ind w:left="1440"/>
+        <w:rPr>
+          <w:rFonts w:ascii="Arial" w:hAnsi="Arial" w:cs="Arial"/>
+          <w:sz w:val="24"/>
+          <w:szCs w:val="24"/>
+        </w:rPr>
+      </w:pPr>
+      <w:r>
+        <w:rPr>
+          <w:rFonts w:ascii="Arial" w:hAnsi="Arial" w:cs="Arial"/>
+          <w:sz w:val="24"/>
+          <w:szCs w:val="24"/>
+        </w:rPr>
+        <w:t>3</w:t>
+      </w:r>
+      <w:r>
+        <w:rPr>
+          <w:rFonts w:ascii="Arial" w:hAnsi="Arial" w:cs="Arial"/>
+          <w:sz w:val="24"/>
+          <w:szCs w:val="24"/>
+        </w:rPr>
+        <w:t xml:space="preserve">. </w:t>
+      </w:r>
+      <w:r>
+        <w:rPr>
+          <w:rFonts w:ascii="Arial" w:hAnsi="Arial" w:cs="Arial"/>
+          <w:b/>
+          <w:bCs/>
+          <w:sz w:val="24"/>
+          <w:szCs w:val="24"/>
+        </w:rPr>
+        <w:t>Revocation</w:t>
+      </w:r>
+      <w:r>
+        <w:rPr>
+          <w:rFonts w:ascii="Arial" w:hAnsi="Arial" w:cs="Arial"/>
+          <w:sz w:val="24"/>
+          <w:szCs w:val="24"/>
+        </w:rPr>
+        <w:t xml:space="preserve"> </w:t>
+      </w:r>
+      <w:r>
+        <w:rPr>
+          <w:rFonts w:ascii="Arial" w:hAnsi="Arial" w:cs="Arial"/>
+          <w:sz w:val="24"/>
+          <w:szCs w:val="24"/>
+        </w:rPr>
+        <w:t>–</w:t>
+      </w:r>
+      <w:r>
+        <w:rPr>
+          <w:rFonts w:ascii="Arial" w:hAnsi="Arial" w:cs="Arial"/>
+          <w:sz w:val="24"/>
+          <w:szCs w:val="24"/>
+        </w:rPr>
+        <w:t xml:space="preserve"> </w:t>
+      </w:r>
+      <w:r>
+        <w:rPr>
+          <w:rFonts w:ascii="Arial" w:hAnsi="Arial" w:cs="Arial"/>
+          <w:sz w:val="24"/>
+          <w:szCs w:val="24"/>
+        </w:rPr>
+        <w:t>prevents use of the key if it is compromised. If a key is revoked, any data that was encrypted</w:t>
+      </w:r>
+      <w:r>
+        <w:rPr>
+          <w:rFonts w:ascii="Arial" w:hAnsi="Arial" w:cs="Arial"/>
+          <w:sz w:val="24"/>
+          <w:szCs w:val="24"/>
+        </w:rPr>
+        <w:t xml:space="preserve"> using it should be re-encrypted using a new key.</w:t>
+      </w:r>
+    </w:p>
+    <w:p>
+      <w:pPr>
+        <w:ind w:left="1440"/>
+        <w:rPr>
+          <w:rFonts w:ascii="Arial" w:hAnsi="Arial" w:cs="Arial"/>
+          <w:sz w:val="24"/>
+          <w:szCs w:val="24"/>
+        </w:rPr>
+      </w:pPr>
+      <w:r>
+        <w:rPr>
+          <w:rFonts w:ascii="Arial" w:hAnsi="Arial" w:cs="Arial"/>
+          <w:sz w:val="24"/>
+          <w:szCs w:val="24"/>
+        </w:rPr>
+        <w:t>4</w:t>
+      </w:r>
+      <w:r>
+        <w:rPr>
+          <w:rFonts w:ascii="Arial" w:hAnsi="Arial" w:cs="Arial"/>
+          <w:sz w:val="24"/>
+          <w:szCs w:val="24"/>
+        </w:rPr>
+        <w:t xml:space="preserve">. </w:t>
+      </w:r>
+      <w:r>
+        <w:rPr>
+          <w:rFonts w:ascii="Arial" w:hAnsi="Arial" w:cs="Arial"/>
+          <w:b/>
+          <w:bCs/>
+          <w:sz w:val="24"/>
+          <w:szCs w:val="24"/>
+        </w:rPr>
+        <w:t>Expiration</w:t>
+      </w:r>
+      <w:r>
+        <w:rPr>
+          <w:rFonts w:ascii="Arial" w:hAnsi="Arial" w:cs="Arial"/>
+          <w:b/>
+          <w:bCs/>
+          <w:sz w:val="24"/>
+          <w:szCs w:val="24"/>
+        </w:rPr>
+        <w:t xml:space="preserve"> and Renewal</w:t>
+      </w:r>
+      <w:r>
+        <w:rPr>
+          <w:rFonts w:ascii="Arial" w:hAnsi="Arial" w:cs="Arial"/>
+          <w:sz w:val="24"/>
+          <w:szCs w:val="24"/>
+        </w:rPr>
+        <w:t xml:space="preserve"> </w:t>
+      </w:r>
+      <w:r>
+        <w:rPr>
+          <w:rFonts w:ascii="Arial" w:hAnsi="Arial" w:cs="Arial"/>
+          <w:sz w:val="24"/>
+          <w:szCs w:val="24"/>
+        </w:rPr>
+        <w:t>–</w:t>
+      </w:r>
+      <w:r>
+        <w:rPr>
+          <w:rFonts w:ascii="Arial" w:hAnsi="Arial" w:cs="Arial"/>
+          <w:sz w:val="24"/>
+          <w:szCs w:val="24"/>
+        </w:rPr>
+        <w:t xml:space="preserve"> </w:t>
+      </w:r>
+      <w:r>
+        <w:rPr>
+          <w:rFonts w:ascii="Arial" w:hAnsi="Arial" w:cs="Arial"/>
+          <w:sz w:val="24"/>
+          <w:szCs w:val="24"/>
+        </w:rPr>
+        <w:t>gives the certificate a “shelf-life</w:t>
+      </w:r>
+      <w:r>
+        <w:rPr>
+          <w:rFonts w:ascii="Arial" w:hAnsi="Arial" w:cs="Arial"/>
+          <w:sz w:val="24"/>
+          <w:szCs w:val="24"/>
+        </w:rPr>
+        <w:t>,” increasing security.</w:t>
+      </w:r>
+    </w:p>
+    <w:p>
+      <w:pPr>
+        <w:ind w:left="720"/>
+        <w:rPr>
+          <w:rFonts w:ascii="Arial" w:hAnsi="Arial" w:cs="Arial"/>
+          <w:sz w:val="24"/>
+          <w:szCs w:val="24"/>
+        </w:rPr>
+      </w:pPr>
+      <w:r>
+        <w:rPr>
+          <w:rFonts w:ascii="Arial" w:hAnsi="Arial" w:cs="Arial"/>
+          <w:b/>
+          <w:bCs/>
+          <w:sz w:val="24"/>
+          <w:szCs w:val="24"/>
+        </w:rPr>
+        <w:t>Key Management System</w:t>
+      </w:r>
+      <w:r>
+        <w:rPr>
+          <w:rFonts w:ascii="Arial" w:hAnsi="Arial" w:cs="Arial"/>
+          <w:sz w:val="24"/>
+          <w:szCs w:val="24"/>
+        </w:rPr>
+        <w:t xml:space="preserve"> – procedures and tools that centralizes generation and storage of cryptographic keys.</w:t>
+      </w:r>
+    </w:p>
+    <w:p>
+      <w:pPr>
+        <w:rPr>
+          <w:rFonts w:ascii="Arial" w:hAnsi="Arial" w:cs="Arial"/>
+          <w:sz w:val="24"/>
+          <w:szCs w:val="24"/>
+        </w:rPr>
+      </w:pPr>
+      <w:r>
+        <w:rPr>
+          <w:rFonts w:ascii="Arial" w:hAnsi="Arial" w:cs="Arial"/>
+          <w:b/>
+          <w:bCs/>
+          <w:sz w:val="24"/>
+          <w:szCs w:val="24"/>
+        </w:rPr>
+        <w:t>3.2.8 Cryptoprocessors and Secure Enclaves</w:t>
+      </w:r>
+    </w:p>
+    <w:p>
+      <w:pPr>
+        <w:ind w:firstLine="720"/>
+        <w:rPr>
+          <w:rFonts w:ascii="Arial" w:hAnsi="Arial" w:cs="Arial"/>
+          <w:sz w:val="24"/>
+          <w:szCs w:val="24"/>
+        </w:rPr>
+      </w:pPr>
+      <w:r>
+        <w:rPr>
+          <w:rFonts w:ascii="Arial" w:hAnsi="Arial" w:cs="Arial"/>
+          <w:sz w:val="24"/>
+          <w:szCs w:val="24"/>
+        </w:rPr>
+        <w:t xml:space="preserve">a. </w:t>
+      </w:r>
+      <w:r>
+        <w:rPr>
+          <w:rFonts w:ascii="Arial" w:hAnsi="Arial" w:cs="Arial"/>
+          <w:sz w:val="24"/>
+          <w:szCs w:val="24"/>
+        </w:rPr>
+        <w:t>Cryptographic keys need to be generated using a random process.</w:t>
+      </w:r>
+    </w:p>
+    <w:p>
+      <w:pPr>
+        <w:ind w:left="720" w:firstLine="720"/>
+        <w:rPr>
+          <w:rFonts w:ascii="Arial" w:hAnsi="Arial" w:cs="Arial"/>
+          <w:sz w:val="24"/>
+          <w:szCs w:val="24"/>
+        </w:rPr>
+      </w:pPr>
+      <w:r>
+        <w:rPr>
+          <w:rFonts w:ascii="Arial" w:hAnsi="Arial" w:cs="Arial"/>
+          <w:sz w:val="24"/>
+          <w:szCs w:val="24"/>
+        </w:rPr>
+        <w:t>1.</w:t>
+      </w:r>
+      <w:r>
+        <w:rPr>
+          <w:rFonts w:ascii="Arial" w:hAnsi="Arial" w:cs="Arial"/>
+          <w:sz w:val="24"/>
+          <w:szCs w:val="24"/>
+        </w:rPr>
+        <w:t xml:space="preserve"> </w:t>
+      </w:r>
+      <w:r>
+        <w:rPr>
+          <w:rFonts w:ascii="Arial" w:hAnsi="Arial" w:cs="Arial"/>
+          <w:b/>
+          <w:bCs/>
+          <w:sz w:val="24"/>
+          <w:szCs w:val="24"/>
+        </w:rPr>
+        <w:t>Entropy</w:t>
+      </w:r>
+      <w:r>
+        <w:rPr>
+          <w:rFonts w:ascii="Arial" w:hAnsi="Arial" w:cs="Arial"/>
+          <w:sz w:val="24"/>
+          <w:szCs w:val="24"/>
+        </w:rPr>
+        <w:t xml:space="preserve"> </w:t>
+      </w:r>
+      <w:r>
+        <w:rPr>
+          <w:rFonts w:ascii="Arial" w:hAnsi="Arial" w:cs="Arial"/>
+          <w:sz w:val="24"/>
+          <w:szCs w:val="24"/>
+        </w:rPr>
+        <w:t>–</w:t>
+      </w:r>
+      <w:r>
+        <w:rPr>
+          <w:rFonts w:ascii="Arial" w:hAnsi="Arial" w:cs="Arial"/>
+          <w:sz w:val="24"/>
+          <w:szCs w:val="24"/>
+        </w:rPr>
+        <w:t xml:space="preserve"> </w:t>
+      </w:r>
+      <w:r>
+        <w:rPr>
+          <w:rFonts w:ascii="Arial" w:hAnsi="Arial" w:cs="Arial"/>
+          <w:sz w:val="24"/>
+          <w:szCs w:val="24"/>
+        </w:rPr>
+        <w:t>measure of disorder. Should be high to resist brute force attacks.</w:t>
+      </w:r>
+    </w:p>
+    <w:p>
+      <w:pPr>
+        <w:ind w:left="2160"/>
+        <w:rPr>
+          <w:rFonts w:ascii="Arial" w:hAnsi="Arial" w:cs="Arial"/>
+          <w:sz w:val="24"/>
+          <w:szCs w:val="24"/>
+        </w:rPr>
+      </w:pPr>
+      <w:r>
+        <w:rPr>
+          <w:rFonts w:ascii="Arial" w:hAnsi="Arial" w:cs="Arial"/>
+          <w:sz w:val="24"/>
+          <w:szCs w:val="24"/>
+        </w:rPr>
+        <w:t>I</w:t>
+      </w:r>
+      <w:r>
+        <w:rPr>
+          <w:rFonts w:ascii="Arial" w:hAnsi="Arial" w:cs="Arial"/>
+          <w:sz w:val="24"/>
+          <w:szCs w:val="24"/>
+        </w:rPr>
+        <w:t xml:space="preserve">. </w:t>
+      </w:r>
+      <w:r>
+        <w:rPr>
+          <w:rFonts w:ascii="Arial" w:hAnsi="Arial" w:cs="Arial"/>
+          <w:b/>
+          <w:bCs/>
+          <w:sz w:val="24"/>
+          <w:szCs w:val="24"/>
+        </w:rPr>
+        <w:t xml:space="preserve">Pseudo </w:t>
+      </w:r>
+      <w:r>
+        <w:rPr>
+          <w:rFonts w:ascii="Arial" w:hAnsi="Arial" w:cs="Arial"/>
+          <w:b/>
+          <w:bCs/>
+          <w:sz w:val="24"/>
+          <w:szCs w:val="24"/>
+        </w:rPr>
+        <w:t>Random Number Generator</w:t>
+      </w:r>
+      <w:r>
+        <w:rPr>
+          <w:rFonts w:ascii="Arial" w:hAnsi="Arial" w:cs="Arial"/>
+          <w:b/>
+          <w:bCs/>
+          <w:sz w:val="24"/>
+          <w:szCs w:val="24"/>
+        </w:rPr>
+        <w:t xml:space="preserve"> (PRNG)</w:t>
+      </w:r>
+      <w:r>
+        <w:rPr>
+          <w:rFonts w:ascii="Arial" w:hAnsi="Arial" w:cs="Arial"/>
+          <w:sz w:val="24"/>
+          <w:szCs w:val="24"/>
+        </w:rPr>
+        <w:t xml:space="preserve"> </w:t>
+      </w:r>
+      <w:r>
+        <w:rPr>
+          <w:rFonts w:ascii="Arial" w:hAnsi="Arial" w:cs="Arial"/>
+          <w:sz w:val="24"/>
+          <w:szCs w:val="24"/>
+        </w:rPr>
+        <w:t>–</w:t>
+      </w:r>
+      <w:r>
+        <w:rPr>
+          <w:rFonts w:ascii="Arial" w:hAnsi="Arial" w:cs="Arial"/>
+          <w:sz w:val="24"/>
+          <w:szCs w:val="24"/>
+        </w:rPr>
+        <w:t xml:space="preserve"> </w:t>
+      </w:r>
+      <w:r>
+        <w:rPr>
+          <w:rFonts w:ascii="Arial" w:hAnsi="Arial" w:cs="Arial"/>
+          <w:sz w:val="24"/>
+          <w:szCs w:val="24"/>
+        </w:rPr>
+        <w:t>process by which an algorithm produces numbers that approximate randomness without being truly random.</w:t>
+      </w:r>
+    </w:p>
+    <w:p>
+      <w:pPr>
+        <w:ind w:left="2160"/>
+        <w:rPr>
+          <w:rFonts w:ascii="Arial" w:hAnsi="Arial" w:cs="Arial"/>
+          <w:sz w:val="24"/>
+          <w:szCs w:val="24"/>
+        </w:rPr>
+      </w:pPr>
+      <w:r>
+        <w:rPr>
+          <w:rFonts w:ascii="Arial" w:hAnsi="Arial" w:cs="Arial"/>
+          <w:sz w:val="24"/>
+          <w:szCs w:val="24"/>
+        </w:rPr>
+        <w:t xml:space="preserve">II. </w:t>
+      </w:r>
+      <w:r>
+        <w:rPr>
+          <w:rFonts w:ascii="Arial" w:hAnsi="Arial" w:cs="Arial"/>
+          <w:b/>
+          <w:bCs/>
+          <w:sz w:val="24"/>
+          <w:szCs w:val="24"/>
+        </w:rPr>
+        <w:t>True Random Number Generator (TRNG)</w:t>
+      </w:r>
+      <w:r>
+        <w:rPr>
+          <w:rFonts w:ascii="Arial" w:hAnsi="Arial" w:cs="Arial"/>
+          <w:sz w:val="24"/>
+          <w:szCs w:val="24"/>
+        </w:rPr>
+        <w:t xml:space="preserve"> </w:t>
+      </w:r>
+      <w:r>
+        <w:rPr>
+          <w:rFonts w:ascii="Arial" w:hAnsi="Arial" w:cs="Arial"/>
+          <w:sz w:val="24"/>
+          <w:szCs w:val="24"/>
+        </w:rPr>
+        <w:t>–</w:t>
+      </w:r>
+      <w:r>
+        <w:rPr>
+          <w:rFonts w:ascii="Arial" w:hAnsi="Arial" w:cs="Arial"/>
+          <w:sz w:val="24"/>
+          <w:szCs w:val="24"/>
+        </w:rPr>
+        <w:t xml:space="preserve"> </w:t>
+      </w:r>
+      <w:r>
+        <w:rPr>
+          <w:rFonts w:ascii="Arial" w:hAnsi="Arial" w:cs="Arial"/>
+          <w:sz w:val="24"/>
+          <w:szCs w:val="24"/>
+        </w:rPr>
+        <w:t>method of generating random values by sampling physical pheno</w:t>
+      </w:r>
+      <w:r>
+        <w:rPr>
+          <w:rFonts w:ascii="Arial" w:hAnsi="Arial" w:cs="Arial"/>
+          <w:sz w:val="24"/>
+          <w:szCs w:val="24"/>
+        </w:rPr>
+        <w:t>mena that has a high rate of entropy.</w:t>
+      </w:r>
+    </w:p>
+    <w:p>
+      <w:pPr>
+        <w:ind w:left="720"/>
+        <w:rPr>
+          <w:rFonts w:ascii="Arial" w:hAnsi="Arial" w:cs="Arial"/>
+          <w:sz w:val="24"/>
+          <w:szCs w:val="24"/>
+        </w:rPr>
+      </w:pPr>
+      <w:r>
+        <w:rPr>
+          <w:rFonts w:ascii="Arial" w:hAnsi="Arial" w:cs="Arial"/>
+          <w:sz w:val="24"/>
+          <w:szCs w:val="24"/>
+        </w:rPr>
+        <w:t>b. Keys stored in the file sys is only as secure as any other file.</w:t>
+      </w:r>
+    </w:p>
+    <w:p>
+      <w:pPr>
+        <w:ind w:left="720"/>
+        <w:rPr>
+          <w:rFonts w:ascii="Arial" w:hAnsi="Arial" w:cs="Arial"/>
+          <w:sz w:val="24"/>
+          <w:szCs w:val="24"/>
+        </w:rPr>
+      </w:pPr>
+      <w:r>
+        <w:rPr>
+          <w:rFonts w:ascii="Arial" w:hAnsi="Arial" w:cs="Arial"/>
+          <w:b/>
+          <w:bCs/>
+          <w:sz w:val="24"/>
+          <w:szCs w:val="24"/>
+        </w:rPr>
+        <w:t>Trusted Platform Module</w:t>
+      </w:r>
+      <w:r>
+        <w:rPr>
+          <w:rFonts w:ascii="Arial" w:hAnsi="Arial" w:cs="Arial"/>
+          <w:b/>
+          <w:bCs/>
+          <w:sz w:val="24"/>
+          <w:szCs w:val="24"/>
+        </w:rPr>
+        <w:t xml:space="preserve"> (TPM)</w:t>
+      </w:r>
+    </w:p>
+    <w:p>
+      <w:pPr>
+        <w:ind w:left="720"/>
+        <w:rPr>
+          <w:rFonts w:ascii="Arial" w:hAnsi="Arial" w:cs="Arial"/>
+          <w:sz w:val="24"/>
+          <w:szCs w:val="24"/>
+        </w:rPr>
+      </w:pPr>
+      <w:r>
+        <w:rPr>
+          <w:rFonts w:ascii="Arial" w:hAnsi="Arial" w:cs="Arial"/>
+          <w:sz w:val="24"/>
+          <w:szCs w:val="24"/>
+        </w:rPr>
+        <w:t>C</w:t>
+      </w:r>
+      <w:r>
+        <w:rPr>
+          <w:rFonts w:ascii="Arial" w:hAnsi="Arial" w:cs="Arial"/>
+          <w:sz w:val="24"/>
+          <w:szCs w:val="24"/>
+        </w:rPr>
+        <w:t>ryptoprocessor implemented as a module for a discrete computer platform.</w:t>
+      </w:r>
+      <w:r>
+        <w:rPr>
+          <w:rFonts w:ascii="Arial" w:hAnsi="Arial" w:cs="Arial"/>
+          <w:sz w:val="24"/>
+          <w:szCs w:val="24"/>
+        </w:rPr>
+        <w:t xml:space="preserve"> Three ways to implement.</w:t>
+      </w:r>
+    </w:p>
+    <w:p>
+      <w:pPr>
+        <w:ind w:left="720" w:firstLine="720"/>
+        <w:rPr>
+          <w:rFonts w:ascii="Arial" w:hAnsi="Arial" w:cs="Arial"/>
+          <w:sz w:val="24"/>
+          <w:szCs w:val="24"/>
+        </w:rPr>
+      </w:pPr>
+      <w:r>
+        <w:rPr>
+          <w:rFonts w:ascii="Arial" w:hAnsi="Arial" w:cs="Arial"/>
+          <w:sz w:val="24"/>
+          <w:szCs w:val="24"/>
+        </w:rPr>
+        <w:t xml:space="preserve">1. </w:t>
+      </w:r>
+      <w:r>
+        <w:rPr>
+          <w:rFonts w:ascii="Arial" w:hAnsi="Arial" w:cs="Arial"/>
+          <w:b/>
+          <w:bCs/>
+          <w:sz w:val="24"/>
+          <w:szCs w:val="24"/>
+        </w:rPr>
+        <w:t>Discrete:</w:t>
+      </w:r>
+      <w:r>
+        <w:rPr>
+          <w:rFonts w:ascii="Arial" w:hAnsi="Arial" w:cs="Arial"/>
+          <w:sz w:val="24"/>
+          <w:szCs w:val="24"/>
+        </w:rPr>
+        <w:t xml:space="preserve"> dedicated chip.</w:t>
+      </w:r>
+    </w:p>
+    <w:p>
+      <w:pPr>
+        <w:ind w:left="720" w:firstLine="720"/>
+        <w:rPr>
+          <w:rFonts w:ascii="Arial" w:hAnsi="Arial" w:cs="Arial"/>
+          <w:sz w:val="24"/>
+          <w:szCs w:val="24"/>
+        </w:rPr>
+      </w:pPr>
+      <w:r>
+        <w:rPr>
+          <w:rFonts w:ascii="Arial" w:hAnsi="Arial" w:cs="Arial"/>
+          <w:sz w:val="24"/>
+          <w:szCs w:val="24"/>
+        </w:rPr>
+        <w:lastRenderedPageBreak/>
         <w:t xml:space="preserve">2. </w:t>
       </w:r>
       <w:r>
         <w:rPr>
-          <w:b/>
-          <w:bCs/>
-        </w:rPr>
-        <w:t>AES-256:</w:t>
-      </w:r>
-      <w:r>
-        <w:t xml:space="preserve"> 256-bit key length. 2</w:t>
-      </w:r>
-      <w:r>
-        <w:rPr>
-          <w:vertAlign w:val="superscript"/>
-        </w:rPr>
-        <w:t>256</w:t>
-      </w:r>
-      <w:r>
+          <w:rFonts w:ascii="Arial" w:hAnsi="Arial" w:cs="Arial"/>
+          <w:b/>
+          <w:bCs/>
+          <w:sz w:val="24"/>
+          <w:szCs w:val="24"/>
+        </w:rPr>
+        <w:t>Integrated:</w:t>
+      </w:r>
+      <w:r>
+        <w:rPr>
+          <w:rFonts w:ascii="Arial" w:hAnsi="Arial" w:cs="Arial"/>
+          <w:sz w:val="24"/>
+          <w:szCs w:val="24"/>
+        </w:rPr>
         <w:t xml:space="preserve"> </w:t>
       </w:r>
-    </w:p>
-    <w:p>
-      <w:pPr>
-        <w:rPr>
-          <w:b/>
-        </w:rPr>
-      </w:pPr>
-      <w:r>
-        <w:rPr>
-          <w:b/>
-        </w:rPr>
-        <w:t>3.1.4 Asymmetric Encryption</w:t>
+      <w:r>
+        <w:rPr>
+          <w:rFonts w:ascii="Arial" w:hAnsi="Arial" w:cs="Arial"/>
+          <w:sz w:val="24"/>
+          <w:szCs w:val="24"/>
+        </w:rPr>
+        <w:t>part of a chipset or CPU</w:t>
+      </w:r>
+      <w:r>
+        <w:rPr>
+          <w:rFonts w:ascii="Arial" w:hAnsi="Arial" w:cs="Arial"/>
+          <w:sz w:val="24"/>
+          <w:szCs w:val="24"/>
+        </w:rPr>
+        <w:t>.</w:t>
+      </w:r>
+    </w:p>
+    <w:p>
+      <w:pPr>
+        <w:ind w:left="720" w:firstLine="720"/>
+        <w:rPr>
+          <w:rFonts w:ascii="Arial" w:hAnsi="Arial" w:cs="Arial"/>
+          <w:sz w:val="24"/>
+          <w:szCs w:val="24"/>
+        </w:rPr>
+      </w:pPr>
+      <w:r>
+        <w:rPr>
+          <w:rFonts w:ascii="Arial" w:hAnsi="Arial" w:cs="Arial"/>
+          <w:sz w:val="24"/>
+          <w:szCs w:val="24"/>
+        </w:rPr>
+        <w:t xml:space="preserve">3. </w:t>
+      </w:r>
+      <w:r>
+        <w:rPr>
+          <w:rFonts w:ascii="Arial" w:hAnsi="Arial" w:cs="Arial"/>
+          <w:b/>
+          <w:bCs/>
+          <w:sz w:val="24"/>
+          <w:szCs w:val="24"/>
+        </w:rPr>
+        <w:t>Firmware:</w:t>
+      </w:r>
+      <w:r>
+        <w:rPr>
+          <w:rFonts w:ascii="Arial" w:hAnsi="Arial" w:cs="Arial"/>
+          <w:sz w:val="24"/>
+          <w:szCs w:val="24"/>
+        </w:rPr>
+        <w:t xml:space="preserve"> platform’s low-level operating code.</w:t>
       </w:r>
     </w:p>
     <w:p>
       <w:pPr>
         <w:ind w:left="720"/>
-      </w:pPr>
-      <w:r>
-        <w:t>Encryption and decryption are performed by two different but related public and private keys in a key pair.</w:t>
-      </w:r>
-    </w:p>
-    <w:p>
-      <w:pPr>
-        <w:pStyle w:val="ListParagraph"/>
-        <w:numPr>
-          <w:ilvl w:val="0"/>
-          <w:numId w:val="1"/>
-        </w:numPr>
-      </w:pPr>
-      <w:r>
-        <w:rPr>
-          <w:b/>
-        </w:rPr>
-        <w:t>Public</w:t>
-      </w:r>
-      <w:r>
-        <w:t xml:space="preserve"> – Key is freely distributed and is used to encrypt data, which can only be decrypted by the linked private in the pair.</w:t>
-      </w:r>
-    </w:p>
-    <w:p>
-      <w:pPr>
-        <w:pStyle w:val="ListParagraph"/>
-        <w:numPr>
-          <w:ilvl w:val="0"/>
-          <w:numId w:val="1"/>
-        </w:numPr>
-      </w:pPr>
-      <w:r>
-        <w:rPr>
-          <w:b/>
-        </w:rPr>
-        <w:t>Private</w:t>
-      </w:r>
-      <w:r>
-        <w:t xml:space="preserve"> – Known only to the holder and it linked to, but not derivable from, a public key distributed to those with whom the holder wants to communicate securely. Used to encrypt what public key decrypted and vice versa.</w:t>
+        <w:rPr>
+          <w:rFonts w:ascii="Arial" w:hAnsi="Arial" w:cs="Arial"/>
+          <w:sz w:val="24"/>
+          <w:szCs w:val="24"/>
+        </w:rPr>
+      </w:pPr>
+      <w:r>
+        <w:rPr>
+          <w:rFonts w:ascii="Arial" w:hAnsi="Arial" w:cs="Arial"/>
+          <w:sz w:val="24"/>
+          <w:szCs w:val="24"/>
+        </w:rPr>
+        <w:t xml:space="preserve">*Virtual TPM can be implemented in a hypervisor to provide a </w:t>
+      </w:r>
+      <w:r>
+        <w:rPr>
+          <w:rFonts w:ascii="Arial" w:hAnsi="Arial" w:cs="Arial"/>
+          <w:sz w:val="24"/>
+          <w:szCs w:val="24"/>
+        </w:rPr>
+        <w:t>service to virtual machines.</w:t>
       </w:r>
     </w:p>
     <w:p>
       <w:pPr>
         <w:ind w:left="720"/>
-      </w:pPr>
-      <w:r>
-        <w:t>Public key cannot be used to decrypt a file it encrypts. Substantial computing overhead. Should not be used to encrypt/decrypt bulk data. Use to encrypt/decrypt symmetric key used to encrypt/decrypt.</w:t>
-      </w:r>
-    </w:p>
-    <w:p>
-      <w:pPr>
-        <w:pStyle w:val="ListParagraph"/>
-        <w:numPr>
-          <w:ilvl w:val="0"/>
-          <w:numId w:val="2"/>
-        </w:numPr>
-      </w:pPr>
-      <w:r>
-        <w:rPr>
-          <w:b/>
-        </w:rPr>
-        <w:t>Rivest, Shamir, Adleman (RSA)</w:t>
-      </w:r>
-      <w:r>
-        <w:t xml:space="preserve"> – 2048-bit private key</w:t>
-      </w:r>
-    </w:p>
-    <w:p>
-      <w:pPr>
-        <w:pStyle w:val="ListParagraph"/>
-        <w:numPr>
-          <w:ilvl w:val="0"/>
-          <w:numId w:val="2"/>
-        </w:numPr>
-      </w:pPr>
-      <w:r>
-        <w:rPr>
-          <w:b/>
-        </w:rPr>
-        <w:t>Elliptic Curve Cryptography (ECC)</w:t>
-      </w:r>
-      <w:r>
-        <w:t xml:space="preserve"> – 256-bit private key. Same as RSA 3072-bit key.</w:t>
-      </w:r>
-    </w:p>
-    <w:p>
-      <w:r>
-        <w:rPr>
-          <w:b/>
-        </w:rPr>
-        <w:t>3.1.5 Hashing</w:t>
+        <w:rPr>
+          <w:rFonts w:ascii="Arial" w:hAnsi="Arial" w:cs="Arial"/>
+          <w:b/>
+          <w:bCs/>
+          <w:sz w:val="24"/>
+          <w:szCs w:val="24"/>
+        </w:rPr>
+      </w:pPr>
+      <w:r>
+        <w:rPr>
+          <w:rFonts w:ascii="Arial" w:hAnsi="Arial" w:cs="Arial"/>
+          <w:b/>
+          <w:bCs/>
+          <w:sz w:val="24"/>
+          <w:szCs w:val="24"/>
+        </w:rPr>
+        <w:t>Hardware Security Module</w:t>
+      </w:r>
+      <w:r>
+        <w:rPr>
+          <w:rFonts w:ascii="Arial" w:hAnsi="Arial" w:cs="Arial"/>
+          <w:b/>
+          <w:bCs/>
+          <w:sz w:val="24"/>
+          <w:szCs w:val="24"/>
+        </w:rPr>
+        <w:t xml:space="preserve"> (HSM)</w:t>
       </w:r>
     </w:p>
     <w:p>
       <w:pPr>
         <w:ind w:left="720"/>
-      </w:pPr>
-      <w:r>
-        <w:t>Produces a fixed-length string of bits from an input plaintext that can be of any length. Designed to be impossible to recover the plaintext data from the digest (one-way) and that different inputs are unlikely to produce the same output (a collision). Used to provide integrity.</w:t>
-      </w:r>
-    </w:p>
-    <w:p>
-      <w:pPr>
-        <w:pStyle w:val="ListParagraph"/>
-        <w:numPr>
-          <w:ilvl w:val="0"/>
-          <w:numId w:val="4"/>
-        </w:numPr>
-      </w:pPr>
-      <w:r>
-        <w:rPr>
-          <w:b/>
-        </w:rPr>
-        <w:t>Secure Hash Algorithm (SHA)</w:t>
-      </w:r>
-      <w:r>
-        <w:t xml:space="preserve"> – Strongest. Variants that produce different-sized outputs. Longer, more secure. SHA256 most common.</w:t>
-      </w:r>
-    </w:p>
-    <w:p>
-      <w:pPr>
-        <w:pStyle w:val="ListParagraph"/>
-        <w:numPr>
-          <w:ilvl w:val="0"/>
-          <w:numId w:val="4"/>
-        </w:numPr>
-      </w:pPr>
-      <w:r>
-        <w:rPr>
-          <w:b/>
-        </w:rPr>
-        <w:t>Message Digest Algorithm #5 (MD5)</w:t>
-      </w:r>
-      <w:r>
-        <w:t xml:space="preserve"> – 128-bit digest. MD5 quite safe. Might be required for compatibility between security products.</w:t>
-      </w:r>
-    </w:p>
-    <w:p>
-      <w:r>
-        <w:rPr>
-          <w:b/>
-        </w:rPr>
-        <w:t>3.1.6 Digital Signatures</w:t>
+        <w:rPr>
+          <w:rFonts w:ascii="Arial" w:hAnsi="Arial" w:cs="Arial"/>
+          <w:sz w:val="24"/>
+          <w:szCs w:val="24"/>
+        </w:rPr>
+      </w:pPr>
+      <w:r>
+        <w:rPr>
+          <w:rFonts w:ascii="Arial" w:hAnsi="Arial" w:cs="Arial"/>
+          <w:sz w:val="24"/>
+          <w:szCs w:val="24"/>
+        </w:rPr>
+        <w:t>Cryptoprocessor hardware</w:t>
+      </w:r>
+      <w:r>
+        <w:rPr>
+          <w:rFonts w:ascii="Arial" w:hAnsi="Arial" w:cs="Arial"/>
+          <w:sz w:val="24"/>
+          <w:szCs w:val="24"/>
+        </w:rPr>
+        <w:t xml:space="preserve"> implemented in a removable or dedicated form factor, including rack-mounted appli</w:t>
+      </w:r>
+      <w:r>
+        <w:rPr>
+          <w:rFonts w:ascii="Arial" w:hAnsi="Arial" w:cs="Arial"/>
+          <w:sz w:val="24"/>
+          <w:szCs w:val="24"/>
+        </w:rPr>
+        <w:t>ances, plug-in PCIe adapter card, and USB-connected security keys.</w:t>
       </w:r>
     </w:p>
     <w:p>
       <w:pPr>
         <w:ind w:left="720"/>
-      </w:pPr>
-      <w:r>
-        <w:t>A message digest encrypted using the sender’s private key that is appended to a message to authenticate the sender and prove message integrity. Public key cryptography and Hashing combined.</w:t>
-      </w:r>
-    </w:p>
-    <w:p>
-      <w:pPr>
-        <w:pStyle w:val="ListParagraph"/>
-        <w:numPr>
-          <w:ilvl w:val="0"/>
-          <w:numId w:val="5"/>
-        </w:numPr>
-      </w:pPr>
-      <w:r>
-        <w:rPr>
-          <w:b/>
-        </w:rPr>
-        <w:t>Public Key Cryptography Standard #1 (PKCS#1)</w:t>
-      </w:r>
-      <w:r>
-        <w:t xml:space="preserve"> – RSA’s algorithm</w:t>
-      </w:r>
-    </w:p>
-    <w:p>
-      <w:pPr>
-        <w:pStyle w:val="ListParagraph"/>
-        <w:numPr>
-          <w:ilvl w:val="0"/>
-          <w:numId w:val="5"/>
-        </w:numPr>
-      </w:pPr>
-      <w:r>
-        <w:rPr>
-          <w:b/>
-          <w:lang w:val="es-PR"/>
-        </w:rPr>
-        <w:t xml:space="preserve">Digital </w:t>
-      </w:r>
-      <w:proofErr w:type="spellStart"/>
-      <w:r>
-        <w:rPr>
-          <w:b/>
-          <w:lang w:val="es-PR"/>
-        </w:rPr>
-        <w:t>Signature</w:t>
-      </w:r>
-      <w:proofErr w:type="spellEnd"/>
-      <w:r>
-        <w:rPr>
-          <w:b/>
-          <w:lang w:val="es-PR"/>
+        <w:rPr>
+          <w:rFonts w:ascii="Arial" w:hAnsi="Arial" w:cs="Arial"/>
+          <w:sz w:val="24"/>
+          <w:szCs w:val="24"/>
+        </w:rPr>
+      </w:pPr>
+      <w:r>
+        <w:rPr>
+          <w:rFonts w:ascii="Arial" w:hAnsi="Arial" w:cs="Arial"/>
+          <w:b/>
+          <w:bCs/>
+          <w:sz w:val="24"/>
+          <w:szCs w:val="24"/>
+        </w:rPr>
+        <w:t>Secure Enclave</w:t>
+      </w:r>
+    </w:p>
+    <w:p>
+      <w:pPr>
+        <w:ind w:left="720"/>
+        <w:rPr>
+          <w:rFonts w:ascii="Arial" w:hAnsi="Arial" w:cs="Arial"/>
+          <w:sz w:val="24"/>
+          <w:szCs w:val="24"/>
+        </w:rPr>
+      </w:pPr>
+      <w:r>
+        <w:rPr>
+          <w:rFonts w:ascii="Arial" w:hAnsi="Arial" w:cs="Arial"/>
+          <w:sz w:val="24"/>
+          <w:szCs w:val="24"/>
+        </w:rPr>
+        <w:t>CPU extensions that protect data stored in system memory so that an untrusted process cannot read it.</w:t>
+      </w:r>
+    </w:p>
+    <w:p>
+      <w:pPr>
+        <w:ind w:left="1440"/>
+        <w:rPr>
+          <w:rFonts w:ascii="Arial" w:hAnsi="Arial" w:cs="Arial"/>
+          <w:sz w:val="24"/>
+          <w:szCs w:val="24"/>
+        </w:rPr>
+      </w:pPr>
+      <w:r>
+        <w:rPr>
+          <w:rFonts w:ascii="Arial" w:hAnsi="Arial" w:cs="Arial"/>
+          <w:b/>
+          <w:bCs/>
+          <w:sz w:val="24"/>
+          <w:szCs w:val="24"/>
+        </w:rPr>
+        <w:t>Application Programming Interface (API)</w:t>
+      </w:r>
+      <w:r>
+        <w:rPr>
+          <w:rFonts w:ascii="Arial" w:hAnsi="Arial" w:cs="Arial"/>
+          <w:sz w:val="24"/>
+          <w:szCs w:val="24"/>
         </w:rPr>
         <w:t xml:space="preserve"> </w:t>
       </w:r>
-      <w:proofErr w:type="spellStart"/>
-      <w:r>
-        <w:rPr>
-          <w:b/>
-          <w:lang w:val="es-PR"/>
-        </w:rPr>
-        <w:t>Algorithm</w:t>
-      </w:r>
-      <w:proofErr w:type="spellEnd"/>
-      <w:r>
-        <w:rPr>
-          <w:b/>
-          <w:lang w:val="es-PR"/>
-        </w:rPr>
-        <w:t xml:space="preserve"> (DSA)</w:t>
-      </w:r>
-      <w:r>
-        <w:rPr>
-          <w:lang w:val="es-PR"/>
-        </w:rPr>
-        <w:t xml:space="preserve"> – Uses ElGamal. </w:t>
-      </w:r>
-      <w:r>
-        <w:t>US Government FIPS.</w:t>
-      </w:r>
-    </w:p>
-    <w:p>
-      <w:pPr>
-        <w:pStyle w:val="ListParagraph"/>
-        <w:numPr>
-          <w:ilvl w:val="0"/>
-          <w:numId w:val="5"/>
-        </w:numPr>
-      </w:pPr>
-      <w:r>
-        <w:rPr>
-          <w:b/>
-        </w:rPr>
-        <w:t>Elliptic Curve DSA (ECDSA)</w:t>
-      </w:r>
-      <w:r>
-        <w:t xml:space="preserve"> – Widely used. US Government FIPS.</w:t>
+      <w:r>
+        <w:rPr>
+          <w:rFonts w:ascii="Arial" w:hAnsi="Arial" w:cs="Arial"/>
+          <w:sz w:val="24"/>
+          <w:szCs w:val="24"/>
+        </w:rPr>
+        <w:t>–</w:t>
+      </w:r>
+      <w:r>
+        <w:rPr>
+          <w:rFonts w:ascii="Arial" w:hAnsi="Arial" w:cs="Arial"/>
+          <w:sz w:val="24"/>
+          <w:szCs w:val="24"/>
+        </w:rPr>
+        <w:t xml:space="preserve"> </w:t>
+      </w:r>
+      <w:r>
+        <w:rPr>
+          <w:rFonts w:ascii="Arial" w:hAnsi="Arial" w:cs="Arial"/>
+          <w:sz w:val="24"/>
+          <w:szCs w:val="24"/>
+        </w:rPr>
+        <w:t>Methods exposed by a script or program that allow other scripts or programs to use it.</w:t>
+      </w:r>
+    </w:p>
+    <w:p>
+      <w:pPr>
+        <w:ind w:firstLine="720"/>
+        <w:rPr>
+          <w:rFonts w:ascii="Arial" w:hAnsi="Arial" w:cs="Arial"/>
+          <w:b/>
+          <w:bCs/>
+          <w:sz w:val="24"/>
+          <w:szCs w:val="24"/>
+        </w:rPr>
+      </w:pPr>
+      <w:r>
+        <w:rPr>
+          <w:rFonts w:ascii="Arial" w:hAnsi="Arial" w:cs="Arial"/>
+          <w:b/>
+          <w:bCs/>
+          <w:sz w:val="24"/>
+          <w:szCs w:val="24"/>
+        </w:rPr>
+        <w:t>Key Escrow</w:t>
+      </w:r>
+    </w:p>
+    <w:p>
+      <w:pPr>
+        <w:ind w:firstLine="720"/>
+        <w:rPr>
+          <w:rFonts w:ascii="Arial" w:hAnsi="Arial" w:cs="Arial"/>
+          <w:sz w:val="24"/>
+          <w:szCs w:val="24"/>
+        </w:rPr>
+      </w:pPr>
+      <w:r>
+        <w:rPr>
+          <w:rFonts w:ascii="Arial" w:hAnsi="Arial" w:cs="Arial"/>
+          <w:sz w:val="24"/>
+          <w:szCs w:val="24"/>
+        </w:rPr>
+        <w:t>Storage of a backup key with a third party.</w:t>
+      </w:r>
+    </w:p>
+    <w:p>
+      <w:pPr>
+        <w:ind w:left="720" w:firstLine="720"/>
+        <w:rPr>
+          <w:rFonts w:ascii="Arial" w:hAnsi="Arial" w:cs="Arial"/>
+          <w:sz w:val="24"/>
+          <w:szCs w:val="24"/>
+        </w:rPr>
+      </w:pPr>
+      <w:r>
+        <w:rPr>
+          <w:rFonts w:ascii="Arial" w:hAnsi="Arial" w:cs="Arial"/>
+          <w:sz w:val="24"/>
+          <w:szCs w:val="24"/>
+        </w:rPr>
+        <w:t xml:space="preserve">1. </w:t>
+      </w:r>
+      <w:r>
+        <w:rPr>
+          <w:rFonts w:ascii="Arial" w:hAnsi="Arial" w:cs="Arial"/>
+          <w:sz w:val="24"/>
+          <w:szCs w:val="24"/>
+        </w:rPr>
+        <w:t>M of N = Quorum (M) of available persons (N)</w:t>
+      </w:r>
+      <w:r>
+        <w:rPr>
+          <w:rFonts w:ascii="Arial" w:hAnsi="Arial" w:cs="Arial"/>
+          <w:sz w:val="24"/>
+          <w:szCs w:val="24"/>
+        </w:rPr>
+        <w:t xml:space="preserve"> must agree to authorize the operation.</w:t>
+      </w:r>
+    </w:p>
+    <w:p>
+      <w:pPr>
+        <w:ind w:left="720" w:firstLine="720"/>
+        <w:rPr>
+          <w:rFonts w:ascii="Arial" w:hAnsi="Arial" w:cs="Arial"/>
+          <w:sz w:val="24"/>
+          <w:szCs w:val="24"/>
+        </w:rPr>
+      </w:pPr>
+      <w:r>
+        <w:rPr>
+          <w:rFonts w:ascii="Arial" w:hAnsi="Arial" w:cs="Arial"/>
+          <w:sz w:val="24"/>
+          <w:szCs w:val="24"/>
+        </w:rPr>
+        <w:t xml:space="preserve">2. </w:t>
+      </w:r>
+      <w:r>
+        <w:rPr>
+          <w:rFonts w:ascii="Arial" w:hAnsi="Arial" w:cs="Arial"/>
+          <w:sz w:val="24"/>
+          <w:szCs w:val="24"/>
+        </w:rPr>
+        <w:t>Key Recovery Agent (KRA)</w:t>
+      </w:r>
+      <w:r>
+        <w:rPr>
+          <w:rFonts w:ascii="Arial" w:hAnsi="Arial" w:cs="Arial"/>
+          <w:sz w:val="24"/>
+          <w:szCs w:val="24"/>
+        </w:rPr>
+        <w:t xml:space="preserve"> – account with permission to access a key held in escrow.</w:t>
+      </w:r>
+    </w:p>
+    <w:p>
+      <w:pPr>
+        <w:rPr>
+          <w:rFonts w:ascii="Arial" w:hAnsi="Arial" w:cs="Arial"/>
+          <w:b/>
+          <w:sz w:val="24"/>
+          <w:szCs w:val="24"/>
+        </w:rPr>
+      </w:pPr>
+      <w:r>
+        <w:rPr>
+          <w:rFonts w:ascii="Arial" w:hAnsi="Arial" w:cs="Arial"/>
+          <w:b/>
+          <w:sz w:val="24"/>
+          <w:szCs w:val="24"/>
+        </w:rPr>
+        <w:t>3.3 Cryptographic Solutions</w:t>
+      </w:r>
+    </w:p>
+    <w:p>
+      <w:pPr>
+        <w:rPr>
+          <w:rFonts w:ascii="Arial" w:hAnsi="Arial" w:cs="Arial"/>
+          <w:b/>
+          <w:sz w:val="24"/>
+          <w:szCs w:val="24"/>
+        </w:rPr>
+      </w:pPr>
+      <w:r>
+        <w:rPr>
+          <w:rFonts w:ascii="Arial" w:hAnsi="Arial" w:cs="Arial"/>
+          <w:b/>
+          <w:sz w:val="24"/>
+          <w:szCs w:val="24"/>
+        </w:rPr>
+        <w:t>3.3.1 Encryption Supporting Confidentiality</w:t>
+      </w:r>
+    </w:p>
+    <w:p>
+      <w:pPr>
+        <w:ind w:firstLine="720"/>
+        <w:rPr>
+          <w:rFonts w:ascii="Arial" w:hAnsi="Arial" w:cs="Arial"/>
+          <w:sz w:val="24"/>
+          <w:szCs w:val="24"/>
+        </w:rPr>
+      </w:pPr>
+      <w:r>
+        <w:rPr>
+          <w:rFonts w:ascii="Arial" w:hAnsi="Arial" w:cs="Arial"/>
+          <w:sz w:val="24"/>
+          <w:szCs w:val="24"/>
+        </w:rPr>
+        <w:t>Data can be described in one of three states:</w:t>
+      </w:r>
+    </w:p>
+    <w:p>
+      <w:pPr>
+        <w:ind w:left="720" w:firstLine="720"/>
+        <w:rPr>
+          <w:rFonts w:ascii="Arial" w:hAnsi="Arial" w:cs="Arial"/>
+          <w:sz w:val="24"/>
+          <w:szCs w:val="24"/>
+        </w:rPr>
+      </w:pPr>
+      <w:r>
+        <w:rPr>
+          <w:rFonts w:ascii="Arial" w:hAnsi="Arial" w:cs="Arial"/>
+          <w:sz w:val="24"/>
+          <w:szCs w:val="24"/>
+        </w:rPr>
+        <w:t xml:space="preserve">1. </w:t>
+      </w:r>
+      <w:r>
+        <w:rPr>
+          <w:rFonts w:ascii="Arial" w:hAnsi="Arial" w:cs="Arial"/>
+          <w:b/>
+          <w:sz w:val="24"/>
+          <w:szCs w:val="24"/>
+        </w:rPr>
+        <w:t>Data at rest</w:t>
+      </w:r>
+      <w:r>
+        <w:rPr>
+          <w:rFonts w:ascii="Arial" w:hAnsi="Arial" w:cs="Arial"/>
+          <w:sz w:val="24"/>
+          <w:szCs w:val="24"/>
+        </w:rPr>
+        <w:t xml:space="preserve"> – state when data is in some sort of persistent storage media.</w:t>
+      </w:r>
+    </w:p>
+    <w:p>
+      <w:pPr>
+        <w:ind w:left="720" w:firstLine="720"/>
+        <w:rPr>
+          <w:rFonts w:ascii="Arial" w:hAnsi="Arial" w:cs="Arial"/>
+          <w:sz w:val="24"/>
+          <w:szCs w:val="24"/>
+        </w:rPr>
+      </w:pPr>
+      <w:r>
+        <w:rPr>
+          <w:rFonts w:ascii="Arial" w:hAnsi="Arial" w:cs="Arial"/>
+          <w:sz w:val="24"/>
+          <w:szCs w:val="24"/>
+        </w:rPr>
+        <w:t xml:space="preserve">2. </w:t>
+      </w:r>
+      <w:r>
+        <w:rPr>
+          <w:rFonts w:ascii="Arial" w:hAnsi="Arial" w:cs="Arial"/>
+          <w:b/>
+          <w:sz w:val="24"/>
+          <w:szCs w:val="24"/>
+        </w:rPr>
+        <w:t>Data in transit (Data in Motion)</w:t>
+      </w:r>
+      <w:r>
+        <w:rPr>
+          <w:rFonts w:ascii="Arial" w:hAnsi="Arial" w:cs="Arial"/>
+          <w:sz w:val="24"/>
+          <w:szCs w:val="24"/>
+        </w:rPr>
+        <w:t xml:space="preserve"> – state when data is transmitted over a network.</w:t>
+      </w:r>
+    </w:p>
+    <w:p>
+      <w:pPr>
+        <w:ind w:left="720" w:firstLine="720"/>
+        <w:rPr>
+          <w:rFonts w:ascii="Arial" w:hAnsi="Arial" w:cs="Arial"/>
+          <w:sz w:val="24"/>
+          <w:szCs w:val="24"/>
+        </w:rPr>
+      </w:pPr>
+      <w:r>
+        <w:rPr>
+          <w:rFonts w:ascii="Arial" w:hAnsi="Arial" w:cs="Arial"/>
+          <w:sz w:val="24"/>
+          <w:szCs w:val="24"/>
+        </w:rPr>
+        <w:t xml:space="preserve">3. </w:t>
+      </w:r>
+      <w:r>
+        <w:rPr>
+          <w:rFonts w:ascii="Arial" w:hAnsi="Arial" w:cs="Arial"/>
+          <w:b/>
+          <w:sz w:val="24"/>
+          <w:szCs w:val="24"/>
+        </w:rPr>
+        <w:t>Data in use (Data in Processing)</w:t>
+      </w:r>
+      <w:r>
+        <w:rPr>
+          <w:rFonts w:ascii="Arial" w:hAnsi="Arial" w:cs="Arial"/>
+          <w:sz w:val="24"/>
+          <w:szCs w:val="24"/>
+        </w:rPr>
+        <w:t xml:space="preserve"> – state when data is present in the volatile memory.</w:t>
+      </w:r>
+    </w:p>
+    <w:p>
+      <w:pPr>
+        <w:ind w:firstLine="720"/>
+        <w:rPr>
+          <w:rFonts w:ascii="Arial" w:hAnsi="Arial" w:cs="Arial"/>
+          <w:sz w:val="24"/>
+          <w:szCs w:val="24"/>
+        </w:rPr>
+      </w:pPr>
+      <w:r>
+        <w:rPr>
+          <w:rFonts w:ascii="Arial" w:hAnsi="Arial" w:cs="Arial"/>
+          <w:sz w:val="24"/>
+          <w:szCs w:val="24"/>
+        </w:rPr>
+        <w:t>Encrypting MB or GB of data is considered bulk. Symmetric is best use.</w:t>
+      </w:r>
+    </w:p>
+    <w:p>
+      <w:pPr>
+        <w:ind w:left="1440"/>
+        <w:rPr>
+          <w:rFonts w:ascii="Arial" w:hAnsi="Arial" w:cs="Arial"/>
+          <w:sz w:val="24"/>
+          <w:szCs w:val="24"/>
+        </w:rPr>
+      </w:pPr>
+      <w:r>
+        <w:rPr>
+          <w:rFonts w:ascii="Arial" w:hAnsi="Arial" w:cs="Arial"/>
+          <w:sz w:val="24"/>
+          <w:szCs w:val="24"/>
+        </w:rPr>
+        <w:t xml:space="preserve">1. </w:t>
+      </w:r>
+      <w:r>
+        <w:rPr>
+          <w:rFonts w:ascii="Arial" w:hAnsi="Arial" w:cs="Arial"/>
+          <w:b/>
+          <w:sz w:val="24"/>
+          <w:szCs w:val="24"/>
+        </w:rPr>
+        <w:t>Key Encryption Key (KEK)</w:t>
+      </w:r>
+      <w:r>
+        <w:rPr>
+          <w:rFonts w:ascii="Arial" w:hAnsi="Arial" w:cs="Arial"/>
+          <w:sz w:val="24"/>
+          <w:szCs w:val="24"/>
+        </w:rPr>
+        <w:t xml:space="preserve"> </w:t>
+      </w:r>
+      <w:r>
+        <w:rPr>
+          <w:rFonts w:ascii="Arial" w:hAnsi="Arial" w:cs="Arial"/>
+          <w:sz w:val="24"/>
+          <w:szCs w:val="24"/>
+        </w:rPr>
+        <w:t>–</w:t>
+      </w:r>
+      <w:r>
+        <w:rPr>
+          <w:rFonts w:ascii="Arial" w:hAnsi="Arial" w:cs="Arial"/>
+          <w:sz w:val="24"/>
+          <w:szCs w:val="24"/>
+        </w:rPr>
+        <w:t xml:space="preserve"> </w:t>
+      </w:r>
+      <w:r>
+        <w:rPr>
+          <w:rFonts w:ascii="Arial" w:hAnsi="Arial" w:cs="Arial"/>
+          <w:sz w:val="24"/>
+          <w:szCs w:val="24"/>
+        </w:rPr>
+        <w:t>Private key that is encrypted, asymmetric key pair, and must use user credentials to use it.</w:t>
+      </w:r>
+    </w:p>
+    <w:p>
+      <w:pPr>
+        <w:ind w:left="1440"/>
+        <w:rPr>
+          <w:rFonts w:ascii="Arial" w:hAnsi="Arial" w:cs="Arial"/>
+          <w:sz w:val="24"/>
+          <w:szCs w:val="24"/>
+        </w:rPr>
+      </w:pPr>
+      <w:r>
+        <w:rPr>
+          <w:rFonts w:ascii="Arial" w:hAnsi="Arial" w:cs="Arial"/>
+          <w:sz w:val="24"/>
+          <w:szCs w:val="24"/>
+        </w:rPr>
+        <w:lastRenderedPageBreak/>
+        <w:t xml:space="preserve">2. </w:t>
+      </w:r>
+      <w:r>
+        <w:rPr>
+          <w:rFonts w:ascii="Arial" w:hAnsi="Arial" w:cs="Arial"/>
+          <w:b/>
+          <w:sz w:val="24"/>
+          <w:szCs w:val="24"/>
+        </w:rPr>
+        <w:t>Data Encryption Key (DEK)</w:t>
+      </w:r>
+      <w:r>
+        <w:rPr>
+          <w:rFonts w:ascii="Arial" w:hAnsi="Arial" w:cs="Arial"/>
+          <w:sz w:val="24"/>
+          <w:szCs w:val="24"/>
+        </w:rPr>
+        <w:t xml:space="preserve"> – Key used to encrypt target data. Symmetric key.</w:t>
+      </w:r>
+    </w:p>
+    <w:p>
+      <w:pPr>
+        <w:ind w:left="1440"/>
+        <w:rPr>
+          <w:rFonts w:ascii="Arial" w:hAnsi="Arial" w:cs="Arial"/>
+          <w:sz w:val="24"/>
+          <w:szCs w:val="24"/>
+        </w:rPr>
+      </w:pPr>
+      <w:r>
+        <w:rPr>
+          <w:rFonts w:ascii="Arial" w:hAnsi="Arial" w:cs="Arial"/>
+          <w:sz w:val="24"/>
+          <w:szCs w:val="24"/>
+        </w:rPr>
+        <w:t>3. DEK is encrypted with the public key portion of KEK.</w:t>
+      </w:r>
+    </w:p>
+    <w:p>
+      <w:pPr>
+        <w:ind w:left="1440"/>
+        <w:rPr>
+          <w:rFonts w:ascii="Arial" w:hAnsi="Arial" w:cs="Arial"/>
+          <w:sz w:val="24"/>
+          <w:szCs w:val="24"/>
+        </w:rPr>
+      </w:pPr>
+      <w:r>
+        <w:rPr>
+          <w:rFonts w:ascii="Arial" w:hAnsi="Arial" w:cs="Arial"/>
+          <w:sz w:val="24"/>
+          <w:szCs w:val="24"/>
+        </w:rPr>
+        <w:t>4. Start an authenticated session (or use credentials) to the private key to decrypt the secret key to decrypt the data.</w:t>
+      </w:r>
+    </w:p>
+    <w:p>
+      <w:pPr>
+        <w:rPr>
+          <w:rFonts w:ascii="Arial" w:hAnsi="Arial" w:cs="Arial"/>
+          <w:b/>
+          <w:sz w:val="24"/>
+          <w:szCs w:val="24"/>
+        </w:rPr>
+      </w:pPr>
+      <w:r>
+        <w:rPr>
+          <w:rFonts w:ascii="Arial" w:hAnsi="Arial" w:cs="Arial"/>
+          <w:b/>
+          <w:sz w:val="24"/>
+          <w:szCs w:val="24"/>
+        </w:rPr>
+        <w:t>3.3.2 Disk and File Encryption</w:t>
       </w:r>
     </w:p>
     <w:p>
       <w:pPr>
         <w:ind w:left="720"/>
-      </w:pPr>
-      <w:r>
-        <w:rPr>
-          <w:b/>
-        </w:rPr>
-        <w:t>Cryptographic Primitive</w:t>
-      </w:r>
-      <w:r>
-        <w:t xml:space="preserve"> – single hash function, symmetric cipher, or asymmetric cipher.</w:t>
+        <w:rPr>
+          <w:rFonts w:ascii="Arial" w:hAnsi="Arial" w:cs="Arial"/>
+          <w:sz w:val="24"/>
+          <w:szCs w:val="24"/>
+        </w:rPr>
+      </w:pPr>
+      <w:r>
+        <w:rPr>
+          <w:rFonts w:ascii="Arial" w:hAnsi="Arial" w:cs="Arial"/>
+          <w:b/>
+          <w:sz w:val="24"/>
+          <w:szCs w:val="24"/>
+        </w:rPr>
+        <w:t>Encryption levels</w:t>
+      </w:r>
+      <w:r>
+        <w:rPr>
+          <w:rFonts w:ascii="Arial" w:hAnsi="Arial" w:cs="Arial"/>
+          <w:sz w:val="24"/>
+          <w:szCs w:val="24"/>
+        </w:rPr>
+        <w:t xml:space="preserve"> – target for data-at-rest encryption, ranging from more granular (fie or row/record) to less granular (volume/partition/disk or database).</w:t>
+      </w:r>
+    </w:p>
+    <w:p>
+      <w:pPr>
+        <w:rPr>
+          <w:rFonts w:ascii="Arial" w:hAnsi="Arial" w:cs="Arial"/>
+          <w:b/>
+          <w:sz w:val="24"/>
+          <w:szCs w:val="24"/>
+        </w:rPr>
+      </w:pPr>
+      <w:r>
+        <w:rPr>
+          <w:rFonts w:ascii="Arial" w:hAnsi="Arial" w:cs="Arial"/>
+          <w:b/>
+          <w:sz w:val="24"/>
+          <w:szCs w:val="24"/>
+        </w:rPr>
+        <w:t>Full Disk and Partition Encryption</w:t>
       </w:r>
     </w:p>
     <w:p>
       <w:pPr>
         <w:ind w:left="720"/>
-      </w:pPr>
-      <w:r>
-        <w:rPr>
-          <w:b/>
-        </w:rPr>
-        <w:t>Encryption</w:t>
-      </w:r>
-      <w:r>
-        <w:t xml:space="preserve"> – can be used to ensure confidentiality.</w:t>
+        <w:rPr>
+          <w:rFonts w:ascii="Arial" w:hAnsi="Arial" w:cs="Arial"/>
+          <w:sz w:val="24"/>
+          <w:szCs w:val="24"/>
+        </w:rPr>
+      </w:pPr>
+      <w:r>
+        <w:rPr>
+          <w:rFonts w:ascii="Arial" w:hAnsi="Arial" w:cs="Arial"/>
+          <w:b/>
+          <w:sz w:val="24"/>
+          <w:szCs w:val="24"/>
+        </w:rPr>
+        <w:t>Full Disk Encryption (FDE)</w:t>
+      </w:r>
+      <w:r>
+        <w:rPr>
+          <w:rFonts w:ascii="Arial" w:hAnsi="Arial" w:cs="Arial"/>
+          <w:sz w:val="24"/>
+          <w:szCs w:val="24"/>
+        </w:rPr>
+        <w:t xml:space="preserve"> – </w:t>
+      </w:r>
+      <w:r>
+        <w:rPr>
+          <w:rFonts w:ascii="Arial" w:hAnsi="Arial" w:cs="Arial"/>
+          <w:sz w:val="24"/>
+          <w:szCs w:val="24"/>
+        </w:rPr>
+        <w:t>Refers to a product that encrypts the whole contents of a storage device. Can also encrypt free space areas.</w:t>
       </w:r>
     </w:p>
     <w:p>
       <w:pPr>
         <w:ind w:left="720"/>
-      </w:pPr>
-      <w:r>
-        <w:rPr>
-          <w:b/>
+        <w:rPr>
+          <w:rFonts w:ascii="Arial" w:hAnsi="Arial" w:cs="Arial"/>
+          <w:bCs/>
+          <w:sz w:val="24"/>
+          <w:szCs w:val="24"/>
+        </w:rPr>
+      </w:pPr>
+      <w:r>
+        <w:rPr>
+          <w:rFonts w:ascii="Arial" w:hAnsi="Arial" w:cs="Arial"/>
+          <w:b/>
+          <w:sz w:val="24"/>
+          <w:szCs w:val="24"/>
+        </w:rPr>
+        <w:t>Self-encrypting Drive (SED)</w:t>
+      </w:r>
+      <w:r>
+        <w:rPr>
+          <w:rFonts w:ascii="Arial" w:hAnsi="Arial" w:cs="Arial"/>
+          <w:bCs/>
+          <w:sz w:val="24"/>
+          <w:szCs w:val="24"/>
+        </w:rPr>
+        <w:t xml:space="preserve"> – a </w:t>
+      </w:r>
+      <w:r>
+        <w:rPr>
+          <w:rFonts w:ascii="Arial" w:hAnsi="Arial" w:cs="Arial"/>
+          <w:bCs/>
+          <w:sz w:val="24"/>
+          <w:szCs w:val="24"/>
+        </w:rPr>
+        <w:t>storage device that can perform self-encryption using a cryptographic product built into it.</w:t>
+      </w:r>
+    </w:p>
+    <w:p>
+      <w:pPr>
+        <w:ind w:left="720"/>
+        <w:rPr>
+          <w:rFonts w:ascii="Arial" w:hAnsi="Arial" w:cs="Arial"/>
+          <w:bCs/>
+          <w:sz w:val="24"/>
+          <w:szCs w:val="24"/>
+        </w:rPr>
+      </w:pPr>
+      <w:r>
+        <w:rPr>
+          <w:rFonts w:ascii="Arial" w:hAnsi="Arial" w:cs="Arial"/>
+          <w:b/>
+          <w:sz w:val="24"/>
+          <w:szCs w:val="24"/>
+        </w:rPr>
+        <w:t>HDDs or SSDs</w:t>
+      </w:r>
+      <w:r>
+        <w:rPr>
+          <w:rFonts w:ascii="Arial" w:hAnsi="Arial" w:cs="Arial"/>
+          <w:bCs/>
+          <w:sz w:val="24"/>
+          <w:szCs w:val="24"/>
+        </w:rPr>
+        <w:t xml:space="preserve"> can be partially encrypted</w:t>
+      </w:r>
+      <w:r>
+        <w:rPr>
+          <w:rFonts w:ascii="Arial" w:hAnsi="Arial" w:cs="Arial"/>
+          <w:bCs/>
+          <w:sz w:val="24"/>
+          <w:szCs w:val="24"/>
+        </w:rPr>
+        <w:t xml:space="preserve"> by encrypting the partition versus the entire drive.</w:t>
+      </w:r>
+    </w:p>
+    <w:p>
+      <w:pPr>
+        <w:rPr>
+          <w:rFonts w:ascii="Arial" w:hAnsi="Arial" w:cs="Arial"/>
+          <w:b/>
+          <w:sz w:val="24"/>
+          <w:szCs w:val="24"/>
+        </w:rPr>
+      </w:pPr>
+      <w:r>
+        <w:rPr>
+          <w:rFonts w:ascii="Arial" w:hAnsi="Arial" w:cs="Arial"/>
+          <w:b/>
+          <w:sz w:val="24"/>
+          <w:szCs w:val="24"/>
+        </w:rPr>
+        <w:t>Volume and File Encryption</w:t>
+      </w:r>
+    </w:p>
+    <w:p>
+      <w:pPr>
+        <w:ind w:firstLine="720"/>
+        <w:rPr>
+          <w:rFonts w:ascii="Arial" w:hAnsi="Arial" w:cs="Arial"/>
+          <w:bCs/>
+          <w:sz w:val="24"/>
+          <w:szCs w:val="24"/>
+        </w:rPr>
+      </w:pPr>
+      <w:r>
+        <w:rPr>
+          <w:rFonts w:ascii="Arial" w:hAnsi="Arial" w:cs="Arial"/>
+          <w:bCs/>
+          <w:sz w:val="24"/>
+          <w:szCs w:val="24"/>
+        </w:rPr>
+        <w:t>Any storage resource with a single file system.</w:t>
+      </w:r>
+    </w:p>
+    <w:p>
+      <w:pPr>
+        <w:ind w:left="720"/>
+        <w:rPr>
+          <w:rFonts w:ascii="Arial" w:hAnsi="Arial" w:cs="Arial"/>
+          <w:bCs/>
+          <w:sz w:val="24"/>
+          <w:szCs w:val="24"/>
+        </w:rPr>
+      </w:pPr>
+      <w:r>
+        <w:rPr>
+          <w:rFonts w:ascii="Arial" w:hAnsi="Arial" w:cs="Arial"/>
+          <w:bCs/>
+          <w:sz w:val="24"/>
+          <w:szCs w:val="24"/>
+        </w:rPr>
+        <w:t>A v</w:t>
+      </w:r>
+      <w:r>
+        <w:rPr>
+          <w:rFonts w:ascii="Arial" w:hAnsi="Arial" w:cs="Arial"/>
+          <w:bCs/>
+          <w:sz w:val="24"/>
+          <w:szCs w:val="24"/>
+        </w:rPr>
+        <w:t>olume encryption product is likely to refer to one that is implemented as a software application rather than by disk firmware.</w:t>
+      </w:r>
+    </w:p>
+    <w:p>
+      <w:pPr>
+        <w:rPr>
+          <w:rFonts w:ascii="Arial" w:hAnsi="Arial" w:cs="Arial"/>
+          <w:b/>
+          <w:bCs/>
+          <w:sz w:val="24"/>
+          <w:szCs w:val="24"/>
+        </w:rPr>
+      </w:pPr>
+      <w:r>
+        <w:rPr>
+          <w:rFonts w:ascii="Arial" w:hAnsi="Arial" w:cs="Arial"/>
+          <w:b/>
+          <w:bCs/>
+          <w:sz w:val="24"/>
+          <w:szCs w:val="24"/>
+        </w:rPr>
+        <w:t>3.3.3</w:t>
+      </w:r>
+      <w:r>
+        <w:rPr>
+          <w:rFonts w:ascii="Arial" w:hAnsi="Arial" w:cs="Arial"/>
+          <w:b/>
+          <w:bCs/>
+          <w:sz w:val="24"/>
+          <w:szCs w:val="24"/>
+        </w:rPr>
+        <w:t xml:space="preserve"> Database Encryption</w:t>
+      </w:r>
+    </w:p>
+    <w:p>
+      <w:pPr>
+        <w:ind w:left="720"/>
+        <w:rPr>
+          <w:rFonts w:ascii="Arial" w:hAnsi="Arial" w:cs="Arial"/>
+          <w:b/>
+          <w:bCs/>
+          <w:sz w:val="24"/>
+          <w:szCs w:val="24"/>
+        </w:rPr>
+      </w:pPr>
+      <w:r>
+        <w:rPr>
+          <w:rFonts w:ascii="Arial" w:hAnsi="Arial" w:cs="Arial"/>
+          <w:b/>
+          <w:bCs/>
+          <w:sz w:val="24"/>
+          <w:szCs w:val="24"/>
+        </w:rPr>
+        <w:t>Database-Level Encryption</w:t>
+      </w:r>
+    </w:p>
+    <w:p>
+      <w:pPr>
+        <w:ind w:left="720"/>
+        <w:rPr>
+          <w:rFonts w:ascii="Arial" w:hAnsi="Arial" w:cs="Arial"/>
+          <w:sz w:val="24"/>
+          <w:szCs w:val="24"/>
+        </w:rPr>
+      </w:pPr>
+      <w:r>
+        <w:rPr>
+          <w:rFonts w:ascii="Arial" w:hAnsi="Arial" w:cs="Arial"/>
+          <w:b/>
+          <w:bCs/>
+          <w:sz w:val="24"/>
+          <w:szCs w:val="24"/>
+        </w:rPr>
+        <w:t>Transparent Data Encryption</w:t>
+      </w:r>
+      <w:r>
+        <w:rPr>
+          <w:rFonts w:ascii="Arial" w:hAnsi="Arial" w:cs="Arial"/>
+          <w:b/>
+          <w:bCs/>
+          <w:sz w:val="24"/>
+          <w:szCs w:val="24"/>
+        </w:rPr>
+        <w:t xml:space="preserve"> (TDE)</w:t>
+      </w:r>
+      <w:r>
+        <w:rPr>
+          <w:rFonts w:ascii="Arial" w:hAnsi="Arial" w:cs="Arial"/>
+          <w:sz w:val="24"/>
+          <w:szCs w:val="24"/>
+        </w:rPr>
+        <w:t xml:space="preserve"> – database- or page-level encryption and decryption</w:t>
+      </w:r>
+      <w:r>
+        <w:rPr>
+          <w:rFonts w:ascii="Arial" w:hAnsi="Arial" w:cs="Arial"/>
+          <w:sz w:val="24"/>
+          <w:szCs w:val="24"/>
+        </w:rPr>
+        <w:t xml:space="preserve"> occurs when any data is transferred between disk and memory.</w:t>
+      </w:r>
+      <w:r>
+        <w:rPr>
+          <w:rFonts w:ascii="Arial" w:hAnsi="Arial" w:cs="Arial"/>
+          <w:sz w:val="24"/>
+          <w:szCs w:val="24"/>
+        </w:rPr>
+        <w:t xml:space="preserve"> Records and logs </w:t>
+      </w:r>
+      <w:r>
+        <w:rPr>
+          <w:rFonts w:ascii="Arial" w:hAnsi="Arial" w:cs="Arial"/>
+          <w:sz w:val="24"/>
+          <w:szCs w:val="24"/>
+        </w:rPr>
+        <w:t>are encrypted while they are stored on the disk.</w:t>
+      </w:r>
+    </w:p>
+    <w:p>
+      <w:pPr>
+        <w:ind w:left="720"/>
+        <w:rPr>
+          <w:rFonts w:ascii="Arial" w:hAnsi="Arial" w:cs="Arial"/>
+          <w:b/>
+          <w:bCs/>
+          <w:sz w:val="24"/>
+          <w:szCs w:val="24"/>
+        </w:rPr>
+      </w:pPr>
+      <w:r>
+        <w:rPr>
+          <w:rFonts w:ascii="Arial" w:hAnsi="Arial" w:cs="Arial"/>
+          <w:b/>
+          <w:bCs/>
+          <w:sz w:val="24"/>
+          <w:szCs w:val="24"/>
+        </w:rPr>
+        <w:t>Record-Level Encryption</w:t>
+      </w:r>
+    </w:p>
+    <w:p>
+      <w:pPr>
+        <w:ind w:left="720"/>
+        <w:rPr>
+          <w:rFonts w:ascii="Arial" w:hAnsi="Arial" w:cs="Arial"/>
+          <w:sz w:val="24"/>
+          <w:szCs w:val="24"/>
+        </w:rPr>
+      </w:pPr>
+      <w:r>
+        <w:rPr>
+          <w:rFonts w:ascii="Arial" w:hAnsi="Arial" w:cs="Arial"/>
+          <w:sz w:val="24"/>
+          <w:szCs w:val="24"/>
+        </w:rPr>
+        <w:t xml:space="preserve">Cell/column encryption is applied to one or more fields within a table. Less </w:t>
+      </w:r>
+      <w:r>
+        <w:rPr>
+          <w:rFonts w:ascii="Arial" w:hAnsi="Arial" w:cs="Arial"/>
+          <w:sz w:val="24"/>
+          <w:szCs w:val="24"/>
+        </w:rPr>
+        <w:t xml:space="preserve">performance impact, but the administrator needs to </w:t>
+      </w:r>
+      <w:r>
+        <w:rPr>
+          <w:rFonts w:ascii="Arial" w:hAnsi="Arial" w:cs="Arial"/>
+          <w:sz w:val="24"/>
+          <w:szCs w:val="24"/>
+        </w:rPr>
+        <w:t>identify which fields need protection.</w:t>
+      </w:r>
+      <w:r>
+        <w:rPr>
+          <w:rFonts w:ascii="Arial" w:hAnsi="Arial" w:cs="Arial"/>
+          <w:sz w:val="24"/>
+          <w:szCs w:val="24"/>
+        </w:rPr>
+        <w:t xml:space="preserve"> </w:t>
+      </w:r>
+      <w:r>
+        <w:rPr>
+          <w:rFonts w:ascii="Arial" w:hAnsi="Arial" w:cs="Arial"/>
+          <w:sz w:val="24"/>
+          <w:szCs w:val="24"/>
+        </w:rPr>
+        <w:t>Due to SQL Server’s Always Encrypted feature, d</w:t>
+      </w:r>
+      <w:r>
+        <w:rPr>
+          <w:rFonts w:ascii="Arial" w:hAnsi="Arial" w:cs="Arial"/>
+          <w:sz w:val="24"/>
+          <w:szCs w:val="24"/>
+        </w:rPr>
+        <w:t>ata remains encrypted when loaded into the memory</w:t>
+      </w:r>
+      <w:r>
+        <w:rPr>
+          <w:rFonts w:ascii="Arial" w:hAnsi="Arial" w:cs="Arial"/>
+          <w:sz w:val="24"/>
+          <w:szCs w:val="24"/>
+        </w:rPr>
+        <w:t xml:space="preserve"> and is decrypted when the client supplies the key.</w:t>
+      </w:r>
+    </w:p>
+    <w:p>
+      <w:pPr>
+        <w:rPr>
+          <w:rFonts w:ascii="Arial" w:hAnsi="Arial" w:cs="Arial"/>
+          <w:b/>
+          <w:bCs/>
+          <w:sz w:val="24"/>
+          <w:szCs w:val="24"/>
+        </w:rPr>
+      </w:pPr>
+      <w:r>
+        <w:rPr>
+          <w:rFonts w:ascii="Arial" w:hAnsi="Arial" w:cs="Arial"/>
+          <w:b/>
+          <w:bCs/>
+          <w:sz w:val="24"/>
+          <w:szCs w:val="24"/>
+        </w:rPr>
+        <w:t>3.3.4 Transport Encryption and Key Exchange</w:t>
+      </w:r>
+    </w:p>
+    <w:p>
+      <w:pPr>
+        <w:ind w:firstLine="720"/>
+        <w:rPr>
+          <w:rFonts w:ascii="Arial" w:hAnsi="Arial" w:cs="Arial"/>
+          <w:sz w:val="24"/>
+          <w:szCs w:val="24"/>
+        </w:rPr>
+      </w:pPr>
+      <w:r>
+        <w:rPr>
+          <w:rFonts w:ascii="Arial" w:hAnsi="Arial" w:cs="Arial"/>
+          <w:b/>
+          <w:bCs/>
+          <w:sz w:val="24"/>
+          <w:szCs w:val="24"/>
+        </w:rPr>
+        <w:t>Transport/Communication Encryption</w:t>
+      </w:r>
+      <w:r>
+        <w:rPr>
+          <w:rFonts w:ascii="Arial" w:hAnsi="Arial" w:cs="Arial"/>
+          <w:sz w:val="24"/>
+          <w:szCs w:val="24"/>
+        </w:rPr>
+        <w:t xml:space="preserve"> – protects data-in-motion</w:t>
+      </w:r>
+      <w:r>
+        <w:rPr>
+          <w:rFonts w:ascii="Arial" w:hAnsi="Arial" w:cs="Arial"/>
+          <w:sz w:val="24"/>
+          <w:szCs w:val="24"/>
+        </w:rPr>
+        <w:t>, e.g. WPA, IPSec, or TLS.</w:t>
+      </w:r>
+    </w:p>
+    <w:p>
+      <w:pPr>
+        <w:ind w:left="720" w:firstLine="720"/>
+        <w:rPr>
+          <w:rFonts w:ascii="Arial" w:hAnsi="Arial" w:cs="Arial"/>
+          <w:sz w:val="24"/>
+          <w:szCs w:val="24"/>
+        </w:rPr>
+      </w:pPr>
+      <w:r>
+        <w:rPr>
+          <w:rFonts w:ascii="Arial" w:hAnsi="Arial" w:cs="Arial"/>
+          <w:b/>
+          <w:bCs/>
+          <w:sz w:val="24"/>
+          <w:szCs w:val="24"/>
         </w:rPr>
         <w:lastRenderedPageBreak/>
-        <w:t>Cryptographic ciphers</w:t>
-      </w:r>
-      <w:r>
-        <w:t xml:space="preserve"> – can be used for integrity and authentication.</w:t>
-      </w:r>
-    </w:p>
-    <w:p>
-      <w:pPr>
-        <w:rPr>
-          <w:b/>
-        </w:rPr>
-      </w:pPr>
-      <w:r>
-        <w:rPr>
-          <w:b/>
-        </w:rPr>
-        <w:t>3.2 Public Key Infrastructure</w:t>
+        <w:t>Wi-Fi</w:t>
+      </w:r>
+      <w:r>
+        <w:rPr>
+          <w:rFonts w:ascii="Arial" w:hAnsi="Arial" w:cs="Arial"/>
+          <w:b/>
+          <w:bCs/>
+          <w:sz w:val="24"/>
+          <w:szCs w:val="24"/>
+        </w:rPr>
+        <w:t xml:space="preserve"> Protected Access (WPA)</w:t>
+      </w:r>
+      <w:r>
+        <w:rPr>
+          <w:rFonts w:ascii="Arial" w:hAnsi="Arial" w:cs="Arial"/>
+          <w:sz w:val="24"/>
+          <w:szCs w:val="24"/>
+        </w:rPr>
+        <w:t xml:space="preserve"> – securing traffic sent over a wireless network.</w:t>
+      </w:r>
+    </w:p>
+    <w:p>
+      <w:pPr>
+        <w:ind w:left="1440"/>
+        <w:rPr>
+          <w:rFonts w:ascii="Arial" w:hAnsi="Arial" w:cs="Arial"/>
+          <w:sz w:val="24"/>
+          <w:szCs w:val="24"/>
+        </w:rPr>
+      </w:pPr>
+      <w:r>
+        <w:rPr>
+          <w:rFonts w:ascii="Arial" w:hAnsi="Arial" w:cs="Arial"/>
+          <w:b/>
+          <w:bCs/>
+          <w:sz w:val="24"/>
+          <w:szCs w:val="24"/>
+        </w:rPr>
+        <w:t>Internet Pro</w:t>
+      </w:r>
+      <w:r>
+        <w:rPr>
+          <w:rFonts w:ascii="Arial" w:hAnsi="Arial" w:cs="Arial"/>
+          <w:b/>
+          <w:bCs/>
+          <w:sz w:val="24"/>
+          <w:szCs w:val="24"/>
+        </w:rPr>
+        <w:t>tocol Security (IPSec)</w:t>
+      </w:r>
+      <w:r>
+        <w:rPr>
+          <w:rFonts w:ascii="Arial" w:hAnsi="Arial" w:cs="Arial"/>
+          <w:sz w:val="24"/>
+          <w:szCs w:val="24"/>
+        </w:rPr>
+        <w:t xml:space="preserve"> – securing traffic sent between two endpoints over a public or untrusted transport network</w:t>
+      </w:r>
+      <w:r>
+        <w:rPr>
+          <w:rFonts w:ascii="Arial" w:hAnsi="Arial" w:cs="Arial"/>
+          <w:sz w:val="24"/>
+          <w:szCs w:val="24"/>
+        </w:rPr>
+        <w:t>, also known as Virtual Private Network (VPN).</w:t>
+      </w:r>
+    </w:p>
+    <w:p>
+      <w:pPr>
+        <w:ind w:left="1440"/>
+        <w:rPr>
+          <w:rFonts w:ascii="Arial" w:hAnsi="Arial" w:cs="Arial"/>
+          <w:sz w:val="24"/>
+          <w:szCs w:val="24"/>
+        </w:rPr>
+      </w:pPr>
+      <w:r>
+        <w:rPr>
+          <w:rFonts w:ascii="Arial" w:hAnsi="Arial" w:cs="Arial"/>
+          <w:b/>
+          <w:bCs/>
+          <w:sz w:val="24"/>
+          <w:szCs w:val="24"/>
+        </w:rPr>
+        <w:t>Transport Layer Security (TLS)</w:t>
+      </w:r>
+      <w:r>
+        <w:rPr>
+          <w:rFonts w:ascii="Arial" w:hAnsi="Arial" w:cs="Arial"/>
+          <w:sz w:val="24"/>
+          <w:szCs w:val="24"/>
+        </w:rPr>
+        <w:t xml:space="preserve"> – securing application data</w:t>
+      </w:r>
+      <w:r>
+        <w:rPr>
+          <w:rFonts w:ascii="Arial" w:hAnsi="Arial" w:cs="Arial"/>
+          <w:sz w:val="24"/>
+          <w:szCs w:val="24"/>
+        </w:rPr>
+        <w:t xml:space="preserve"> sent over a public or untrusted network.</w:t>
+      </w:r>
+    </w:p>
+    <w:p>
+      <w:pPr>
+        <w:ind w:left="720"/>
+        <w:rPr>
+          <w:rFonts w:ascii="Arial" w:hAnsi="Arial" w:cs="Arial"/>
+          <w:sz w:val="24"/>
+          <w:szCs w:val="24"/>
+        </w:rPr>
+      </w:pPr>
+      <w:r>
+        <w:rPr>
+          <w:rFonts w:ascii="Arial" w:hAnsi="Arial" w:cs="Arial"/>
+          <w:b/>
+          <w:bCs/>
+          <w:sz w:val="24"/>
+          <w:szCs w:val="24"/>
+        </w:rPr>
+        <w:t>Key Exchange</w:t>
+      </w:r>
+      <w:r>
+        <w:rPr>
+          <w:rFonts w:ascii="Arial" w:hAnsi="Arial" w:cs="Arial"/>
+          <w:sz w:val="24"/>
+          <w:szCs w:val="24"/>
+        </w:rPr>
+        <w:t xml:space="preserve"> </w:t>
+      </w:r>
+      <w:r>
+        <w:rPr>
+          <w:rFonts w:ascii="Arial" w:hAnsi="Arial" w:cs="Arial"/>
+          <w:sz w:val="24"/>
+          <w:szCs w:val="24"/>
+        </w:rPr>
+        <w:t>–</w:t>
+      </w:r>
+      <w:r>
+        <w:rPr>
+          <w:rFonts w:ascii="Arial" w:hAnsi="Arial" w:cs="Arial"/>
+          <w:sz w:val="24"/>
+          <w:szCs w:val="24"/>
+        </w:rPr>
+        <w:t xml:space="preserve"> </w:t>
+      </w:r>
+      <w:r>
+        <w:rPr>
+          <w:rFonts w:ascii="Arial" w:hAnsi="Arial" w:cs="Arial"/>
+          <w:sz w:val="24"/>
+          <w:szCs w:val="24"/>
+        </w:rPr>
+        <w:t>Any method that allows cryptographic keys to be transferred among users.</w:t>
+      </w:r>
+    </w:p>
+    <w:p>
+      <w:pPr>
+        <w:ind w:left="720"/>
+        <w:rPr>
+          <w:rFonts w:ascii="Arial" w:hAnsi="Arial" w:cs="Arial"/>
+          <w:sz w:val="24"/>
+          <w:szCs w:val="24"/>
+        </w:rPr>
+      </w:pPr>
+      <w:r>
+        <w:rPr>
+          <w:rFonts w:ascii="Arial" w:hAnsi="Arial" w:cs="Arial"/>
+          <w:b/>
+          <w:bCs/>
+          <w:sz w:val="24"/>
+          <w:szCs w:val="24"/>
+        </w:rPr>
+        <w:t>Hash-based Message Authentication Code (HMAC)</w:t>
+      </w:r>
+      <w:r>
+        <w:rPr>
+          <w:rFonts w:ascii="Arial" w:hAnsi="Arial" w:cs="Arial"/>
+          <w:sz w:val="24"/>
+          <w:szCs w:val="24"/>
+        </w:rPr>
+        <w:t xml:space="preserve"> </w:t>
+      </w:r>
+      <w:r>
+        <w:rPr>
+          <w:rFonts w:ascii="Arial" w:hAnsi="Arial" w:cs="Arial"/>
+          <w:sz w:val="24"/>
+          <w:szCs w:val="24"/>
+        </w:rPr>
+        <w:t>–</w:t>
+      </w:r>
+      <w:r>
+        <w:rPr>
+          <w:rFonts w:ascii="Arial" w:hAnsi="Arial" w:cs="Arial"/>
+          <w:sz w:val="24"/>
+          <w:szCs w:val="24"/>
+        </w:rPr>
+        <w:t xml:space="preserve"> </w:t>
+      </w:r>
+      <w:r>
+        <w:rPr>
+          <w:rFonts w:ascii="Arial" w:hAnsi="Arial" w:cs="Arial"/>
+          <w:sz w:val="24"/>
+          <w:szCs w:val="24"/>
+        </w:rPr>
+        <w:t xml:space="preserve">Method use to verify both the integrity and authenticity of a message by </w:t>
+      </w:r>
+      <w:r>
+        <w:rPr>
+          <w:rFonts w:ascii="Arial" w:hAnsi="Arial" w:cs="Arial"/>
+          <w:sz w:val="24"/>
+          <w:szCs w:val="24"/>
+        </w:rPr>
+        <w:t>combining a cryptographic hash of the message with a secret key.</w:t>
+      </w:r>
+    </w:p>
+    <w:p>
+      <w:pPr>
+        <w:rPr>
+          <w:rFonts w:ascii="Arial" w:hAnsi="Arial" w:cs="Arial"/>
+          <w:b/>
+          <w:bCs/>
+          <w:sz w:val="24"/>
+          <w:szCs w:val="24"/>
+        </w:rPr>
+      </w:pPr>
+      <w:r>
+        <w:rPr>
+          <w:rFonts w:ascii="Arial" w:hAnsi="Arial" w:cs="Arial"/>
+          <w:b/>
+          <w:bCs/>
+          <w:sz w:val="24"/>
+          <w:szCs w:val="24"/>
+        </w:rPr>
+        <w:t>3.3.5 Perfect Forward Secrecy</w:t>
+      </w:r>
+    </w:p>
+    <w:p>
+      <w:pPr>
+        <w:ind w:left="720"/>
+        <w:rPr>
+          <w:rFonts w:ascii="Arial" w:hAnsi="Arial" w:cs="Arial"/>
+          <w:sz w:val="24"/>
+          <w:szCs w:val="24"/>
+        </w:rPr>
+      </w:pPr>
+      <w:r>
+        <w:rPr>
+          <w:rFonts w:ascii="Arial" w:hAnsi="Arial" w:cs="Arial"/>
+          <w:sz w:val="24"/>
+          <w:szCs w:val="24"/>
+        </w:rPr>
+        <w:t>A characteristic</w:t>
+      </w:r>
+      <w:r>
+        <w:rPr>
+          <w:rFonts w:ascii="Arial" w:hAnsi="Arial" w:cs="Arial"/>
+          <w:sz w:val="24"/>
+          <w:szCs w:val="24"/>
+        </w:rPr>
+        <w:t xml:space="preserve"> of transport encryption that ensures if a key is compromised</w:t>
+      </w:r>
+      <w:r>
+        <w:rPr>
+          <w:rFonts w:ascii="Arial" w:hAnsi="Arial" w:cs="Arial"/>
+          <w:sz w:val="24"/>
+          <w:szCs w:val="24"/>
+        </w:rPr>
+        <w:t>, that it will only be compromised for that single session.</w:t>
+      </w:r>
+    </w:p>
+    <w:p>
+      <w:pPr>
+        <w:ind w:left="720" w:firstLine="720"/>
+        <w:rPr>
+          <w:rFonts w:ascii="Arial" w:hAnsi="Arial" w:cs="Arial"/>
+          <w:sz w:val="24"/>
+          <w:szCs w:val="24"/>
+        </w:rPr>
+      </w:pPr>
+      <w:r>
+        <w:rPr>
+          <w:rFonts w:ascii="Arial" w:hAnsi="Arial" w:cs="Arial"/>
+          <w:b/>
+          <w:bCs/>
+          <w:sz w:val="24"/>
+          <w:szCs w:val="24"/>
+        </w:rPr>
+        <w:t>Diffie-Hellman</w:t>
+      </w:r>
+      <w:r>
+        <w:rPr>
+          <w:rFonts w:ascii="Arial" w:hAnsi="Arial" w:cs="Arial"/>
+          <w:b/>
+          <w:bCs/>
+          <w:sz w:val="24"/>
+          <w:szCs w:val="24"/>
+        </w:rPr>
+        <w:t xml:space="preserve"> (D-H)</w:t>
+      </w:r>
+      <w:r>
+        <w:rPr>
+          <w:rFonts w:ascii="Arial" w:hAnsi="Arial" w:cs="Arial"/>
+          <w:sz w:val="24"/>
+          <w:szCs w:val="24"/>
+        </w:rPr>
+        <w:t xml:space="preserve"> </w:t>
+      </w:r>
+      <w:r>
+        <w:rPr>
+          <w:rFonts w:ascii="Arial" w:hAnsi="Arial" w:cs="Arial"/>
+          <w:sz w:val="24"/>
+          <w:szCs w:val="24"/>
+        </w:rPr>
+        <w:t>–</w:t>
+      </w:r>
+      <w:r>
+        <w:rPr>
+          <w:rFonts w:ascii="Arial" w:hAnsi="Arial" w:cs="Arial"/>
+          <w:sz w:val="24"/>
+          <w:szCs w:val="24"/>
+        </w:rPr>
+        <w:t xml:space="preserve"> </w:t>
+      </w:r>
+      <w:r>
+        <w:rPr>
+          <w:rFonts w:ascii="Arial" w:hAnsi="Arial" w:cs="Arial"/>
+          <w:sz w:val="24"/>
+          <w:szCs w:val="24"/>
+        </w:rPr>
+        <w:t>Cryptographic technique that provides secure key exchange</w:t>
+      </w:r>
+      <w:r>
+        <w:rPr>
+          <w:rFonts w:ascii="Arial" w:hAnsi="Arial" w:cs="Arial"/>
+          <w:sz w:val="24"/>
+          <w:szCs w:val="24"/>
+        </w:rPr>
+        <w:t>.</w:t>
+      </w:r>
+    </w:p>
+    <w:p>
+      <w:pPr>
+        <w:ind w:left="720" w:firstLine="720"/>
+        <w:rPr>
+          <w:rFonts w:ascii="Arial" w:hAnsi="Arial" w:cs="Arial"/>
+          <w:sz w:val="24"/>
+          <w:szCs w:val="24"/>
+        </w:rPr>
+      </w:pPr>
+      <w:r>
+        <w:rPr>
+          <w:rFonts w:ascii="Arial" w:hAnsi="Arial" w:cs="Arial"/>
+          <w:b/>
+          <w:bCs/>
+          <w:sz w:val="24"/>
+          <w:szCs w:val="24"/>
+        </w:rPr>
+        <w:t>Ephemeral</w:t>
+      </w:r>
+      <w:r>
+        <w:rPr>
+          <w:rFonts w:ascii="Arial" w:hAnsi="Arial" w:cs="Arial"/>
+          <w:sz w:val="24"/>
+          <w:szCs w:val="24"/>
+        </w:rPr>
+        <w:t xml:space="preserve"> – Key that is used within the context of a single session only.</w:t>
+      </w:r>
+    </w:p>
+    <w:p>
+      <w:pPr>
+        <w:rPr>
+          <w:rFonts w:ascii="Arial" w:hAnsi="Arial" w:cs="Arial"/>
+          <w:b/>
+          <w:bCs/>
+          <w:sz w:val="24"/>
+          <w:szCs w:val="24"/>
+        </w:rPr>
+      </w:pPr>
+      <w:r>
+        <w:rPr>
+          <w:rFonts w:ascii="Arial" w:hAnsi="Arial" w:cs="Arial"/>
+          <w:b/>
+          <w:bCs/>
+          <w:sz w:val="24"/>
+          <w:szCs w:val="24"/>
+        </w:rPr>
+        <w:t>3.3.6 Salting and Key Stretching</w:t>
+      </w:r>
+    </w:p>
+    <w:p>
+      <w:pPr>
+        <w:ind w:left="720"/>
+        <w:rPr>
+          <w:rFonts w:ascii="Arial" w:hAnsi="Arial" w:cs="Arial"/>
+          <w:sz w:val="24"/>
+          <w:szCs w:val="24"/>
+        </w:rPr>
+      </w:pPr>
+      <w:r>
+        <w:rPr>
+          <w:rFonts w:ascii="Arial" w:hAnsi="Arial" w:cs="Arial"/>
+          <w:b/>
+          <w:bCs/>
+          <w:sz w:val="24"/>
+          <w:szCs w:val="24"/>
+        </w:rPr>
+        <w:t>Salt</w:t>
+      </w:r>
+      <w:r>
+        <w:rPr>
+          <w:rFonts w:ascii="Arial" w:hAnsi="Arial" w:cs="Arial"/>
+          <w:sz w:val="24"/>
+          <w:szCs w:val="24"/>
+        </w:rPr>
+        <w:t xml:space="preserve"> – Security countermeasure</w:t>
+      </w:r>
+      <w:r>
+        <w:rPr>
+          <w:rFonts w:ascii="Arial" w:hAnsi="Arial" w:cs="Arial"/>
+          <w:sz w:val="24"/>
+          <w:szCs w:val="24"/>
+        </w:rPr>
+        <w:t xml:space="preserve"> that mitigates </w:t>
+      </w:r>
+      <w:r>
+        <w:rPr>
+          <w:rFonts w:ascii="Arial" w:hAnsi="Arial" w:cs="Arial"/>
+          <w:sz w:val="24"/>
+          <w:szCs w:val="24"/>
+        </w:rPr>
+        <w:t>the impact of precomputed hash table attacks by adding a random value to each plaintext input.</w:t>
+      </w:r>
+    </w:p>
+    <w:p>
+      <w:pPr>
+        <w:ind w:left="720"/>
+        <w:rPr>
+          <w:rFonts w:ascii="Arial" w:hAnsi="Arial" w:cs="Arial"/>
+          <w:sz w:val="24"/>
+          <w:szCs w:val="24"/>
+        </w:rPr>
+      </w:pPr>
+      <w:r>
+        <w:rPr>
+          <w:rFonts w:ascii="Arial" w:hAnsi="Arial" w:cs="Arial"/>
+          <w:b/>
+          <w:bCs/>
+          <w:sz w:val="24"/>
+          <w:szCs w:val="24"/>
+        </w:rPr>
+        <w:t xml:space="preserve">Key Stretching </w:t>
+      </w:r>
+      <w:r>
+        <w:rPr>
+          <w:rFonts w:ascii="Arial" w:hAnsi="Arial" w:cs="Arial"/>
+          <w:sz w:val="24"/>
+          <w:szCs w:val="24"/>
+        </w:rPr>
+        <w:t>–</w:t>
+      </w:r>
+      <w:r>
+        <w:rPr>
+          <w:rFonts w:ascii="Arial" w:hAnsi="Arial" w:cs="Arial"/>
+          <w:sz w:val="24"/>
+          <w:szCs w:val="24"/>
+        </w:rPr>
+        <w:t xml:space="preserve"> </w:t>
+      </w:r>
+      <w:r>
+        <w:rPr>
+          <w:rFonts w:ascii="Arial" w:hAnsi="Arial" w:cs="Arial"/>
+          <w:sz w:val="24"/>
+          <w:szCs w:val="24"/>
+        </w:rPr>
+        <w:t>Technique that strengthens potentially weak i</w:t>
+      </w:r>
+      <w:r>
+        <w:rPr>
+          <w:rFonts w:ascii="Arial" w:hAnsi="Arial" w:cs="Arial"/>
+          <w:sz w:val="24"/>
+          <w:szCs w:val="24"/>
+        </w:rPr>
+        <w:t>nput for cryptographic key generation against brute force attacks.</w:t>
+      </w:r>
+      <w:r>
+        <w:rPr>
+          <w:rFonts w:ascii="Arial" w:hAnsi="Arial" w:cs="Arial"/>
+          <w:sz w:val="24"/>
+          <w:szCs w:val="24"/>
+        </w:rPr>
+        <w:t xml:space="preserve"> Essentially, take a </w:t>
+      </w:r>
+      <w:r>
+        <w:rPr>
+          <w:rFonts w:ascii="Arial" w:hAnsi="Arial" w:cs="Arial"/>
+          <w:sz w:val="24"/>
+          <w:szCs w:val="24"/>
+        </w:rPr>
+        <w:t>key generated</w:t>
+      </w:r>
+      <w:r>
+        <w:rPr>
+          <w:rFonts w:ascii="Arial" w:hAnsi="Arial" w:cs="Arial"/>
+          <w:sz w:val="24"/>
+          <w:szCs w:val="24"/>
+        </w:rPr>
+        <w:t xml:space="preserve"> from a user’s password, add some salt, and repeatedly convert it to a longer and more disordered key.</w:t>
+      </w:r>
+    </w:p>
+    <w:p>
+      <w:pPr>
+        <w:ind w:left="720" w:firstLine="720"/>
+        <w:rPr>
+          <w:rFonts w:ascii="Arial" w:hAnsi="Arial" w:cs="Arial"/>
+          <w:sz w:val="24"/>
+          <w:szCs w:val="24"/>
+        </w:rPr>
+      </w:pPr>
+      <w:r>
+        <w:rPr>
+          <w:rFonts w:ascii="Arial" w:hAnsi="Arial" w:cs="Arial"/>
+          <w:b/>
+          <w:bCs/>
+          <w:sz w:val="24"/>
+          <w:szCs w:val="24"/>
+        </w:rPr>
+        <w:t>Password-Based Key Derivation Function 2 (PBKDF2)</w:t>
+      </w:r>
+      <w:r>
+        <w:rPr>
+          <w:rFonts w:ascii="Arial" w:hAnsi="Arial" w:cs="Arial"/>
+          <w:sz w:val="24"/>
+          <w:szCs w:val="24"/>
+        </w:rPr>
+        <w:t xml:space="preserve"> </w:t>
+      </w:r>
+      <w:r>
+        <w:rPr>
+          <w:rFonts w:ascii="Arial" w:hAnsi="Arial" w:cs="Arial"/>
+          <w:sz w:val="24"/>
+          <w:szCs w:val="24"/>
+        </w:rPr>
+        <w:t>–</w:t>
+      </w:r>
+      <w:r>
+        <w:rPr>
+          <w:rFonts w:ascii="Arial" w:hAnsi="Arial" w:cs="Arial"/>
+          <w:sz w:val="24"/>
+          <w:szCs w:val="24"/>
+        </w:rPr>
+        <w:t xml:space="preserve"> </w:t>
+      </w:r>
+      <w:r>
+        <w:rPr>
+          <w:rFonts w:ascii="Arial" w:hAnsi="Arial" w:cs="Arial"/>
+          <w:sz w:val="24"/>
+          <w:szCs w:val="24"/>
+        </w:rPr>
+        <w:t>widely used for WPA.</w:t>
+      </w:r>
+    </w:p>
+    <w:p>
+      <w:pPr>
+        <w:rPr>
+          <w:rFonts w:ascii="Arial" w:hAnsi="Arial" w:cs="Arial"/>
+          <w:b/>
+          <w:bCs/>
+          <w:sz w:val="24"/>
+          <w:szCs w:val="24"/>
+        </w:rPr>
+      </w:pPr>
+      <w:r>
+        <w:rPr>
+          <w:rFonts w:ascii="Arial" w:hAnsi="Arial" w:cs="Arial"/>
+          <w:b/>
+          <w:bCs/>
+          <w:sz w:val="24"/>
+          <w:szCs w:val="24"/>
+        </w:rPr>
+        <w:t>3.3.7 Blockchain</w:t>
+      </w:r>
+    </w:p>
+    <w:p>
+      <w:pPr>
+        <w:ind w:left="720"/>
+        <w:rPr>
+          <w:rFonts w:ascii="Arial" w:hAnsi="Arial" w:cs="Arial"/>
+          <w:sz w:val="24"/>
+          <w:szCs w:val="24"/>
+        </w:rPr>
+      </w:pPr>
+      <w:r>
+        <w:rPr>
+          <w:rFonts w:ascii="Arial" w:hAnsi="Arial" w:cs="Arial"/>
+          <w:sz w:val="24"/>
+          <w:szCs w:val="24"/>
+        </w:rPr>
+        <w:t xml:space="preserve">Concept </w:t>
+      </w:r>
+      <w:r>
+        <w:rPr>
+          <w:rFonts w:ascii="Arial" w:hAnsi="Arial" w:cs="Arial"/>
+          <w:sz w:val="24"/>
+          <w:szCs w:val="24"/>
+        </w:rPr>
+        <w:t>in which an expanding list of transactional records is secured using cryptography.</w:t>
+      </w:r>
+      <w:r>
+        <w:rPr>
+          <w:rFonts w:ascii="Arial" w:hAnsi="Arial" w:cs="Arial"/>
+          <w:sz w:val="24"/>
+          <w:szCs w:val="24"/>
+        </w:rPr>
+        <w:t xml:space="preserve"> Can be used </w:t>
+      </w:r>
+      <w:r>
+        <w:rPr>
+          <w:rFonts w:ascii="Arial" w:hAnsi="Arial" w:cs="Arial"/>
+          <w:sz w:val="24"/>
+          <w:szCs w:val="24"/>
+        </w:rPr>
+        <w:t>in a variety of applications, including but not limited to financial transactions, legal contracts, and copyright and intellectual property (IP).</w:t>
+      </w:r>
+    </w:p>
+    <w:p>
+      <w:pPr>
+        <w:ind w:left="1440"/>
+        <w:rPr>
+          <w:rFonts w:ascii="Arial" w:hAnsi="Arial" w:cs="Arial"/>
+          <w:sz w:val="24"/>
+          <w:szCs w:val="24"/>
+        </w:rPr>
+      </w:pPr>
+      <w:r>
+        <w:rPr>
+          <w:rFonts w:ascii="Arial" w:hAnsi="Arial" w:cs="Arial"/>
+          <w:b/>
+          <w:bCs/>
+          <w:sz w:val="24"/>
+          <w:szCs w:val="24"/>
+        </w:rPr>
+        <w:t>Open Public Ledger</w:t>
+      </w:r>
+      <w:r>
+        <w:rPr>
+          <w:rFonts w:ascii="Arial" w:hAnsi="Arial" w:cs="Arial"/>
+          <w:sz w:val="24"/>
+          <w:szCs w:val="24"/>
+        </w:rPr>
+        <w:t xml:space="preserve"> </w:t>
+      </w:r>
+      <w:r>
+        <w:rPr>
+          <w:rFonts w:ascii="Arial" w:hAnsi="Arial" w:cs="Arial"/>
+          <w:sz w:val="24"/>
+          <w:szCs w:val="24"/>
+        </w:rPr>
+        <w:t>–</w:t>
+      </w:r>
+      <w:r>
+        <w:rPr>
+          <w:rFonts w:ascii="Arial" w:hAnsi="Arial" w:cs="Arial"/>
+          <w:sz w:val="24"/>
+          <w:szCs w:val="24"/>
+        </w:rPr>
+        <w:t xml:space="preserve"> </w:t>
+      </w:r>
+      <w:r>
+        <w:rPr>
+          <w:rFonts w:ascii="Arial" w:hAnsi="Arial" w:cs="Arial"/>
+          <w:sz w:val="24"/>
+          <w:szCs w:val="24"/>
+        </w:rPr>
+        <w:t xml:space="preserve">distributed public record of transactions that underpins </w:t>
+      </w:r>
+      <w:r>
+        <w:rPr>
+          <w:rFonts w:ascii="Arial" w:hAnsi="Arial" w:cs="Arial"/>
+          <w:sz w:val="24"/>
+          <w:szCs w:val="24"/>
+        </w:rPr>
+        <w:t>the integrity of blockchains.</w:t>
+      </w:r>
+      <w:r>
+        <w:rPr>
+          <w:rFonts w:ascii="Arial" w:hAnsi="Arial" w:cs="Arial"/>
+          <w:sz w:val="24"/>
+          <w:szCs w:val="24"/>
+        </w:rPr>
+        <w:t xml:space="preserve"> Does not exist</w:t>
+      </w:r>
+      <w:r>
+        <w:rPr>
+          <w:rFonts w:ascii="Arial" w:hAnsi="Arial" w:cs="Arial"/>
+          <w:sz w:val="24"/>
+          <w:szCs w:val="24"/>
+        </w:rPr>
+        <w:t xml:space="preserve"> on a single </w:t>
+      </w:r>
+      <w:r>
+        <w:rPr>
+          <w:rFonts w:ascii="Arial" w:hAnsi="Arial" w:cs="Arial"/>
+          <w:sz w:val="24"/>
+          <w:szCs w:val="24"/>
+        </w:rPr>
+        <w:t>computer</w:t>
+      </w:r>
+      <w:r>
+        <w:rPr>
+          <w:rFonts w:ascii="Arial" w:hAnsi="Arial" w:cs="Arial"/>
+          <w:sz w:val="24"/>
+          <w:szCs w:val="24"/>
+        </w:rPr>
+        <w:t xml:space="preserve"> – this is most important characteristic of blockchain.</w:t>
+      </w:r>
+    </w:p>
+    <w:p>
+      <w:pPr>
+        <w:rPr>
+          <w:rFonts w:ascii="Arial" w:hAnsi="Arial" w:cs="Arial"/>
+          <w:b/>
+          <w:bCs/>
+          <w:sz w:val="24"/>
+          <w:szCs w:val="24"/>
+        </w:rPr>
+      </w:pPr>
+      <w:r>
+        <w:rPr>
+          <w:rFonts w:ascii="Arial" w:hAnsi="Arial" w:cs="Arial"/>
+          <w:b/>
+          <w:bCs/>
+          <w:sz w:val="24"/>
+          <w:szCs w:val="24"/>
+        </w:rPr>
+        <w:lastRenderedPageBreak/>
+        <w:t>3.3.8 Obfuscation</w:t>
+      </w:r>
+    </w:p>
+    <w:p>
+      <w:pPr>
+        <w:ind w:left="720"/>
+        <w:rPr>
+          <w:rFonts w:ascii="Arial" w:hAnsi="Arial" w:cs="Arial"/>
+          <w:sz w:val="24"/>
+          <w:szCs w:val="24"/>
+        </w:rPr>
+      </w:pPr>
+      <w:r>
+        <w:rPr>
+          <w:rFonts w:ascii="Arial" w:hAnsi="Arial" w:cs="Arial"/>
+          <w:sz w:val="24"/>
+          <w:szCs w:val="24"/>
+        </w:rPr>
+        <w:t>Technique</w:t>
+      </w:r>
+      <w:r>
+        <w:rPr>
+          <w:rFonts w:ascii="Arial" w:hAnsi="Arial" w:cs="Arial"/>
+          <w:sz w:val="24"/>
+          <w:szCs w:val="24"/>
+        </w:rPr>
+        <w:t xml:space="preserve"> that essentially “hides” or “camouflages” code or other information so that it is harder to read by unauthorized users.</w:t>
+      </w:r>
+      <w:r>
+        <w:rPr>
+          <w:rFonts w:ascii="Arial" w:hAnsi="Arial" w:cs="Arial"/>
+          <w:sz w:val="24"/>
+          <w:szCs w:val="24"/>
+        </w:rPr>
+        <w:t xml:space="preserve"> Some technologies are:</w:t>
+      </w:r>
+    </w:p>
+    <w:p>
+      <w:pPr>
+        <w:ind w:left="1440"/>
+        <w:rPr>
+          <w:rFonts w:ascii="Arial" w:hAnsi="Arial" w:cs="Arial"/>
+          <w:sz w:val="24"/>
+          <w:szCs w:val="24"/>
+        </w:rPr>
+      </w:pPr>
+      <w:r>
+        <w:rPr>
+          <w:rFonts w:ascii="Arial" w:hAnsi="Arial" w:cs="Arial"/>
+          <w:sz w:val="24"/>
+          <w:szCs w:val="24"/>
+        </w:rPr>
+        <w:t xml:space="preserve">a. </w:t>
+      </w:r>
+      <w:r>
+        <w:rPr>
+          <w:rFonts w:ascii="Arial" w:hAnsi="Arial" w:cs="Arial"/>
+          <w:b/>
+          <w:bCs/>
+          <w:sz w:val="24"/>
+          <w:szCs w:val="24"/>
+        </w:rPr>
+        <w:t>Steganography</w:t>
+      </w:r>
+      <w:r>
+        <w:rPr>
+          <w:rFonts w:ascii="Arial" w:hAnsi="Arial" w:cs="Arial"/>
+          <w:sz w:val="24"/>
+          <w:szCs w:val="24"/>
+        </w:rPr>
+        <w:t xml:space="preserve"> – literally meaning “hidden writing”. This embeds information within an unexpected source</w:t>
+      </w:r>
+      <w:r>
+        <w:rPr>
+          <w:rFonts w:ascii="Arial" w:hAnsi="Arial" w:cs="Arial"/>
+          <w:sz w:val="24"/>
+          <w:szCs w:val="24"/>
+        </w:rPr>
+        <w:t>.</w:t>
+      </w:r>
+      <w:r>
+        <w:rPr>
+          <w:rFonts w:ascii="Arial" w:hAnsi="Arial" w:cs="Arial"/>
+          <w:sz w:val="24"/>
+          <w:szCs w:val="24"/>
+        </w:rPr>
+        <w:t xml:space="preserve"> Technique for obscuring</w:t>
+      </w:r>
+      <w:r>
+        <w:rPr>
+          <w:rFonts w:ascii="Arial" w:hAnsi="Arial" w:cs="Arial"/>
+          <w:sz w:val="24"/>
+          <w:szCs w:val="24"/>
+        </w:rPr>
+        <w:t xml:space="preserve"> the presence of a message, often by embedding</w:t>
+      </w:r>
+      <w:r>
+        <w:rPr>
+          <w:rFonts w:ascii="Arial" w:hAnsi="Arial" w:cs="Arial"/>
+          <w:sz w:val="24"/>
+          <w:szCs w:val="24"/>
+        </w:rPr>
+        <w:t xml:space="preserve"> information within a file or other entity.</w:t>
+      </w:r>
+    </w:p>
+    <w:p>
+      <w:pPr>
+        <w:ind w:left="1440"/>
+        <w:rPr>
+          <w:rFonts w:ascii="Arial" w:hAnsi="Arial" w:cs="Arial"/>
+          <w:sz w:val="24"/>
+          <w:szCs w:val="24"/>
+        </w:rPr>
+      </w:pPr>
+      <w:r>
+        <w:rPr>
+          <w:rFonts w:ascii="Arial" w:hAnsi="Arial" w:cs="Arial"/>
+          <w:sz w:val="24"/>
+          <w:szCs w:val="24"/>
+        </w:rPr>
+        <w:t xml:space="preserve">b. </w:t>
+      </w:r>
+      <w:r>
+        <w:rPr>
+          <w:rFonts w:ascii="Arial" w:hAnsi="Arial" w:cs="Arial"/>
+          <w:b/>
+          <w:bCs/>
+          <w:sz w:val="24"/>
+          <w:szCs w:val="24"/>
+        </w:rPr>
+        <w:t>Data Masking</w:t>
+      </w:r>
+      <w:r>
+        <w:rPr>
+          <w:rFonts w:ascii="Arial" w:hAnsi="Arial" w:cs="Arial"/>
+          <w:sz w:val="24"/>
+          <w:szCs w:val="24"/>
+        </w:rPr>
+        <w:t xml:space="preserve"> </w:t>
+      </w:r>
+      <w:r>
+        <w:rPr>
+          <w:rFonts w:ascii="Arial" w:hAnsi="Arial" w:cs="Arial"/>
+          <w:sz w:val="24"/>
+          <w:szCs w:val="24"/>
+        </w:rPr>
+        <w:t>–</w:t>
+      </w:r>
+      <w:r>
+        <w:rPr>
+          <w:rFonts w:ascii="Arial" w:hAnsi="Arial" w:cs="Arial"/>
+          <w:sz w:val="24"/>
+          <w:szCs w:val="24"/>
+        </w:rPr>
+        <w:t xml:space="preserve"> </w:t>
+      </w:r>
+      <w:r>
+        <w:rPr>
+          <w:rFonts w:ascii="Arial" w:hAnsi="Arial" w:cs="Arial"/>
+          <w:sz w:val="24"/>
+          <w:szCs w:val="24"/>
+        </w:rPr>
+        <w:t>also known as data obfuscation. D</w:t>
+      </w:r>
+      <w:r>
+        <w:rPr>
+          <w:rFonts w:ascii="Arial" w:hAnsi="Arial" w:cs="Arial"/>
+          <w:sz w:val="24"/>
+          <w:szCs w:val="24"/>
+        </w:rPr>
+        <w:t>e-identification method where generic or placeholder labels are substituted</w:t>
+      </w:r>
+      <w:r>
+        <w:rPr>
+          <w:rFonts w:ascii="Arial" w:hAnsi="Arial" w:cs="Arial"/>
+          <w:sz w:val="24"/>
+          <w:szCs w:val="24"/>
+        </w:rPr>
+        <w:t xml:space="preserve"> for real data while </w:t>
+      </w:r>
+      <w:r>
+        <w:rPr>
+          <w:rFonts w:ascii="Arial" w:hAnsi="Arial" w:cs="Arial"/>
+          <w:sz w:val="24"/>
+          <w:szCs w:val="24"/>
+        </w:rPr>
+        <w:t>preserving the structure or format of the original data.</w:t>
+      </w:r>
+    </w:p>
+    <w:p>
+      <w:pPr>
+        <w:ind w:left="1440"/>
+        <w:rPr>
+          <w:rFonts w:ascii="Arial" w:hAnsi="Arial" w:cs="Arial"/>
+          <w:sz w:val="24"/>
+          <w:szCs w:val="24"/>
+        </w:rPr>
+      </w:pPr>
+      <w:r>
+        <w:rPr>
+          <w:rFonts w:ascii="Arial" w:hAnsi="Arial" w:cs="Arial"/>
+          <w:sz w:val="24"/>
+          <w:szCs w:val="24"/>
+        </w:rPr>
+        <w:t>c</w:t>
+      </w:r>
+      <w:r>
+        <w:rPr>
+          <w:rFonts w:ascii="Arial" w:hAnsi="Arial" w:cs="Arial"/>
+          <w:sz w:val="24"/>
+          <w:szCs w:val="24"/>
+        </w:rPr>
+        <w:t xml:space="preserve">. </w:t>
+      </w:r>
+      <w:r>
+        <w:rPr>
+          <w:rFonts w:ascii="Arial" w:hAnsi="Arial" w:cs="Arial"/>
+          <w:b/>
+          <w:bCs/>
+          <w:sz w:val="24"/>
+          <w:szCs w:val="24"/>
+        </w:rPr>
+        <w:t>Tokenization</w:t>
+      </w:r>
+      <w:r>
+        <w:rPr>
+          <w:rFonts w:ascii="Arial" w:hAnsi="Arial" w:cs="Arial"/>
+          <w:sz w:val="24"/>
+          <w:szCs w:val="24"/>
+        </w:rPr>
+        <w:t xml:space="preserve"> </w:t>
+      </w:r>
+      <w:r>
+        <w:rPr>
+          <w:rFonts w:ascii="Arial" w:hAnsi="Arial" w:cs="Arial"/>
+          <w:sz w:val="24"/>
+          <w:szCs w:val="24"/>
+        </w:rPr>
+        <w:t>–</w:t>
+      </w:r>
+      <w:r>
+        <w:rPr>
+          <w:rFonts w:ascii="Arial" w:hAnsi="Arial" w:cs="Arial"/>
+          <w:sz w:val="24"/>
+          <w:szCs w:val="24"/>
+        </w:rPr>
+        <w:t xml:space="preserve"> </w:t>
+      </w:r>
+      <w:r>
+        <w:rPr>
+          <w:rFonts w:ascii="Arial" w:hAnsi="Arial" w:cs="Arial"/>
+          <w:sz w:val="24"/>
+          <w:szCs w:val="24"/>
+        </w:rPr>
+        <w:t xml:space="preserve">De-identification method where a </w:t>
+      </w:r>
+      <w:r>
+        <w:rPr>
+          <w:rFonts w:ascii="Arial" w:hAnsi="Arial" w:cs="Arial"/>
+          <w:sz w:val="24"/>
+          <w:szCs w:val="24"/>
+        </w:rPr>
+        <w:t>unique token is substituted for real data. Tokenization is used as a sub</w:t>
+      </w:r>
+      <w:r>
+        <w:rPr>
+          <w:rFonts w:ascii="Arial" w:hAnsi="Arial" w:cs="Arial"/>
+          <w:sz w:val="24"/>
+          <w:szCs w:val="24"/>
+        </w:rPr>
+        <w:t xml:space="preserve">stitute for encryption, from a regulatory perspective, </w:t>
+      </w:r>
+      <w:r>
+        <w:rPr>
+          <w:rFonts w:ascii="Arial" w:hAnsi="Arial" w:cs="Arial"/>
+          <w:sz w:val="24"/>
+          <w:szCs w:val="24"/>
+        </w:rPr>
+        <w:t>since an encrypted field is the same value as the original data.</w:t>
       </w:r>
     </w:p>
     <w:sectPr>
@@ -826,7 +6682,7 @@
       <w:lvlText w:val="%1."/>
       <w:lvlJc w:val="left"/>
       <w:pPr>
-        <w:ind w:left="1800" w:hanging="360"/>
+        <w:ind w:left="1890" w:hanging="360"/>
       </w:pPr>
       <w:rPr>
         <w:rFonts w:hint="default"/>
@@ -838,7 +6694,7 @@
       <w:lvlText w:val="%2."/>
       <w:lvlJc w:val="left"/>
       <w:pPr>
-        <w:ind w:left="2520" w:hanging="360"/>
+        <w:ind w:left="2610" w:hanging="360"/>
       </w:pPr>
     </w:lvl>
     <w:lvl w:ilvl="2" w:tplc="0409001B" w:tentative="1">
@@ -847,7 +6703,7 @@
       <w:lvlText w:val="%3."/>
       <w:lvlJc w:val="right"/>
       <w:pPr>
-        <w:ind w:left="3240" w:hanging="180"/>
+        <w:ind w:left="3330" w:hanging="180"/>
       </w:pPr>
     </w:lvl>
     <w:lvl w:ilvl="3" w:tplc="0409000F" w:tentative="1">
@@ -856,7 +6712,7 @@
       <w:lvlText w:val="%4."/>
       <w:lvlJc w:val="left"/>
       <w:pPr>
-        <w:ind w:left="3960" w:hanging="360"/>
+        <w:ind w:left="4050" w:hanging="360"/>
       </w:pPr>
     </w:lvl>
     <w:lvl w:ilvl="4" w:tplc="04090019" w:tentative="1">
@@ -865,7 +6721,7 @@
       <w:lvlText w:val="%5."/>
       <w:lvlJc w:val="left"/>
       <w:pPr>
-        <w:ind w:left="4680" w:hanging="360"/>
+        <w:ind w:left="4770" w:hanging="360"/>
       </w:pPr>
     </w:lvl>
     <w:lvl w:ilvl="5" w:tplc="0409001B" w:tentative="1">
@@ -874,7 +6730,7 @@
       <w:lvlText w:val="%6."/>
       <w:lvlJc w:val="right"/>
       <w:pPr>
-        <w:ind w:left="5400" w:hanging="180"/>
+        <w:ind w:left="5490" w:hanging="180"/>
       </w:pPr>
     </w:lvl>
     <w:lvl w:ilvl="6" w:tplc="0409000F" w:tentative="1">
@@ -883,7 +6739,7 @@
       <w:lvlText w:val="%7."/>
       <w:lvlJc w:val="left"/>
       <w:pPr>
-        <w:ind w:left="6120" w:hanging="360"/>
+        <w:ind w:left="6210" w:hanging="360"/>
       </w:pPr>
     </w:lvl>
     <w:lvl w:ilvl="7" w:tplc="04090019" w:tentative="1">
@@ -892,7 +6748,7 @@
       <w:lvlText w:val="%8."/>
       <w:lvlJc w:val="left"/>
       <w:pPr>
-        <w:ind w:left="6840" w:hanging="360"/>
+        <w:ind w:left="6930" w:hanging="360"/>
       </w:pPr>
     </w:lvl>
     <w:lvl w:ilvl="8" w:tplc="0409001B" w:tentative="1">
@@ -901,7 +6757,7 @@
       <w:lvlText w:val="%9."/>
       <w:lvlJc w:val="right"/>
       <w:pPr>
-        <w:ind w:left="7560" w:hanging="180"/>
+        <w:ind w:left="7650" w:hanging="180"/>
       </w:pPr>
     </w:lvl>
   </w:abstractNum>
@@ -1172,20 +7028,252 @@
       </w:pPr>
     </w:lvl>
   </w:abstractNum>
-  <w:num w:numId="1" w16cid:durableId="925574547">
+  <w:abstractNum w:abstractNumId="5" w15:restartNumberingAfterBreak="0">
+    <w:nsid w:val="78884C47"/>
+    <w:multiLevelType w:val="hybridMultilevel"/>
+    <w:tmpl w:val="9366323E"/>
+    <w:lvl w:ilvl="0" w:tplc="71C4048A">
+      <w:start w:val="3"/>
+      <w:numFmt w:val="bullet"/>
+      <w:lvlText w:val="-"/>
+      <w:lvlJc w:val="left"/>
+      <w:pPr>
+        <w:ind w:left="1800" w:hanging="360"/>
+      </w:pPr>
+      <w:rPr>
+        <w:rFonts w:ascii="Calibri" w:eastAsiaTheme="minorHAnsi" w:hAnsi="Calibri" w:cs="Calibri" w:hint="default"/>
+      </w:rPr>
+    </w:lvl>
+    <w:lvl w:ilvl="1" w:tplc="04090003" w:tentative="1">
+      <w:start w:val="1"/>
+      <w:numFmt w:val="bullet"/>
+      <w:lvlText w:val="o"/>
+      <w:lvlJc w:val="left"/>
+      <w:pPr>
+        <w:ind w:left="2520" w:hanging="360"/>
+      </w:pPr>
+      <w:rPr>
+        <w:rFonts w:ascii="Courier New" w:hAnsi="Courier New" w:cs="Courier New" w:hint="default"/>
+      </w:rPr>
+    </w:lvl>
+    <w:lvl w:ilvl="2" w:tplc="04090005" w:tentative="1">
+      <w:start w:val="1"/>
+      <w:numFmt w:val="bullet"/>
+      <w:lvlText w:val=""/>
+      <w:lvlJc w:val="left"/>
+      <w:pPr>
+        <w:ind w:left="3240" w:hanging="360"/>
+      </w:pPr>
+      <w:rPr>
+        <w:rFonts w:ascii="Wingdings" w:hAnsi="Wingdings" w:hint="default"/>
+      </w:rPr>
+    </w:lvl>
+    <w:lvl w:ilvl="3" w:tplc="04090001" w:tentative="1">
+      <w:start w:val="1"/>
+      <w:numFmt w:val="bullet"/>
+      <w:lvlText w:val=""/>
+      <w:lvlJc w:val="left"/>
+      <w:pPr>
+        <w:ind w:left="3960" w:hanging="360"/>
+      </w:pPr>
+      <w:rPr>
+        <w:rFonts w:ascii="Symbol" w:hAnsi="Symbol" w:hint="default"/>
+      </w:rPr>
+    </w:lvl>
+    <w:lvl w:ilvl="4" w:tplc="04090003" w:tentative="1">
+      <w:start w:val="1"/>
+      <w:numFmt w:val="bullet"/>
+      <w:lvlText w:val="o"/>
+      <w:lvlJc w:val="left"/>
+      <w:pPr>
+        <w:ind w:left="4680" w:hanging="360"/>
+      </w:pPr>
+      <w:rPr>
+        <w:rFonts w:ascii="Courier New" w:hAnsi="Courier New" w:cs="Courier New" w:hint="default"/>
+      </w:rPr>
+    </w:lvl>
+    <w:lvl w:ilvl="5" w:tplc="04090005" w:tentative="1">
+      <w:start w:val="1"/>
+      <w:numFmt w:val="bullet"/>
+      <w:lvlText w:val=""/>
+      <w:lvlJc w:val="left"/>
+      <w:pPr>
+        <w:ind w:left="5400" w:hanging="360"/>
+      </w:pPr>
+      <w:rPr>
+        <w:rFonts w:ascii="Wingdings" w:hAnsi="Wingdings" w:hint="default"/>
+      </w:rPr>
+    </w:lvl>
+    <w:lvl w:ilvl="6" w:tplc="04090001" w:tentative="1">
+      <w:start w:val="1"/>
+      <w:numFmt w:val="bullet"/>
+      <w:lvlText w:val=""/>
+      <w:lvlJc w:val="left"/>
+      <w:pPr>
+        <w:ind w:left="6120" w:hanging="360"/>
+      </w:pPr>
+      <w:rPr>
+        <w:rFonts w:ascii="Symbol" w:hAnsi="Symbol" w:hint="default"/>
+      </w:rPr>
+    </w:lvl>
+    <w:lvl w:ilvl="7" w:tplc="04090003" w:tentative="1">
+      <w:start w:val="1"/>
+      <w:numFmt w:val="bullet"/>
+      <w:lvlText w:val="o"/>
+      <w:lvlJc w:val="left"/>
+      <w:pPr>
+        <w:ind w:left="6840" w:hanging="360"/>
+      </w:pPr>
+      <w:rPr>
+        <w:rFonts w:ascii="Courier New" w:hAnsi="Courier New" w:cs="Courier New" w:hint="default"/>
+      </w:rPr>
+    </w:lvl>
+    <w:lvl w:ilvl="8" w:tplc="04090005" w:tentative="1">
+      <w:start w:val="1"/>
+      <w:numFmt w:val="bullet"/>
+      <w:lvlText w:val=""/>
+      <w:lvlJc w:val="left"/>
+      <w:pPr>
+        <w:ind w:left="7560" w:hanging="360"/>
+      </w:pPr>
+      <w:rPr>
+        <w:rFonts w:ascii="Wingdings" w:hAnsi="Wingdings" w:hint="default"/>
+      </w:rPr>
+    </w:lvl>
+  </w:abstractNum>
+  <w:abstractNum w:abstractNumId="6" w15:restartNumberingAfterBreak="0">
+    <w:nsid w:val="797302FA"/>
+    <w:multiLevelType w:val="hybridMultilevel"/>
+    <w:tmpl w:val="BE2C27FC"/>
+    <w:lvl w:ilvl="0" w:tplc="E89A0BFA">
+      <w:start w:val="3"/>
+      <w:numFmt w:val="bullet"/>
+      <w:lvlText w:val="-"/>
+      <w:lvlJc w:val="left"/>
+      <w:pPr>
+        <w:ind w:left="1080" w:hanging="360"/>
+      </w:pPr>
+      <w:rPr>
+        <w:rFonts w:ascii="Calibri" w:eastAsiaTheme="minorHAnsi" w:hAnsi="Calibri" w:cs="Calibri" w:hint="default"/>
+      </w:rPr>
+    </w:lvl>
+    <w:lvl w:ilvl="1" w:tplc="04090003" w:tentative="1">
+      <w:start w:val="1"/>
+      <w:numFmt w:val="bullet"/>
+      <w:lvlText w:val="o"/>
+      <w:lvlJc w:val="left"/>
+      <w:pPr>
+        <w:ind w:left="1800" w:hanging="360"/>
+      </w:pPr>
+      <w:rPr>
+        <w:rFonts w:ascii="Courier New" w:hAnsi="Courier New" w:cs="Courier New" w:hint="default"/>
+      </w:rPr>
+    </w:lvl>
+    <w:lvl w:ilvl="2" w:tplc="04090005" w:tentative="1">
+      <w:start w:val="1"/>
+      <w:numFmt w:val="bullet"/>
+      <w:lvlText w:val=""/>
+      <w:lvlJc w:val="left"/>
+      <w:pPr>
+        <w:ind w:left="2520" w:hanging="360"/>
+      </w:pPr>
+      <w:rPr>
+        <w:rFonts w:ascii="Wingdings" w:hAnsi="Wingdings" w:hint="default"/>
+      </w:rPr>
+    </w:lvl>
+    <w:lvl w:ilvl="3" w:tplc="04090001" w:tentative="1">
+      <w:start w:val="1"/>
+      <w:numFmt w:val="bullet"/>
+      <w:lvlText w:val=""/>
+      <w:lvlJc w:val="left"/>
+      <w:pPr>
+        <w:ind w:left="3240" w:hanging="360"/>
+      </w:pPr>
+      <w:rPr>
+        <w:rFonts w:ascii="Symbol" w:hAnsi="Symbol" w:hint="default"/>
+      </w:rPr>
+    </w:lvl>
+    <w:lvl w:ilvl="4" w:tplc="04090003" w:tentative="1">
+      <w:start w:val="1"/>
+      <w:numFmt w:val="bullet"/>
+      <w:lvlText w:val="o"/>
+      <w:lvlJc w:val="left"/>
+      <w:pPr>
+        <w:ind w:left="3960" w:hanging="360"/>
+      </w:pPr>
+      <w:rPr>
+        <w:rFonts w:ascii="Courier New" w:hAnsi="Courier New" w:cs="Courier New" w:hint="default"/>
+      </w:rPr>
+    </w:lvl>
+    <w:lvl w:ilvl="5" w:tplc="04090005" w:tentative="1">
+      <w:start w:val="1"/>
+      <w:numFmt w:val="bullet"/>
+      <w:lvlText w:val=""/>
+      <w:lvlJc w:val="left"/>
+      <w:pPr>
+        <w:ind w:left="4680" w:hanging="360"/>
+      </w:pPr>
+      <w:rPr>
+        <w:rFonts w:ascii="Wingdings" w:hAnsi="Wingdings" w:hint="default"/>
+      </w:rPr>
+    </w:lvl>
+    <w:lvl w:ilvl="6" w:tplc="04090001" w:tentative="1">
+      <w:start w:val="1"/>
+      <w:numFmt w:val="bullet"/>
+      <w:lvlText w:val=""/>
+      <w:lvlJc w:val="left"/>
+      <w:pPr>
+        <w:ind w:left="5400" w:hanging="360"/>
+      </w:pPr>
+      <w:rPr>
+        <w:rFonts w:ascii="Symbol" w:hAnsi="Symbol" w:hint="default"/>
+      </w:rPr>
+    </w:lvl>
+    <w:lvl w:ilvl="7" w:tplc="04090003" w:tentative="1">
+      <w:start w:val="1"/>
+      <w:numFmt w:val="bullet"/>
+      <w:lvlText w:val="o"/>
+      <w:lvlJc w:val="left"/>
+      <w:pPr>
+        <w:ind w:left="6120" w:hanging="360"/>
+      </w:pPr>
+      <w:rPr>
+        <w:rFonts w:ascii="Courier New" w:hAnsi="Courier New" w:cs="Courier New" w:hint="default"/>
+      </w:rPr>
+    </w:lvl>
+    <w:lvl w:ilvl="8" w:tplc="04090005" w:tentative="1">
+      <w:start w:val="1"/>
+      <w:numFmt w:val="bullet"/>
+      <w:lvlText w:val=""/>
+      <w:lvlJc w:val="left"/>
+      <w:pPr>
+        <w:ind w:left="6840" w:hanging="360"/>
+      </w:pPr>
+      <w:rPr>
+        <w:rFonts w:ascii="Wingdings" w:hAnsi="Wingdings" w:hint="default"/>
+      </w:rPr>
+    </w:lvl>
+  </w:abstractNum>
+  <w:num w:numId="1" w16cid:durableId="1143621096">
     <w:abstractNumId w:val="1"/>
   </w:num>
-  <w:num w:numId="2" w16cid:durableId="957639448">
+  <w:num w:numId="2" w16cid:durableId="1565677705">
     <w:abstractNumId w:val="0"/>
   </w:num>
-  <w:num w:numId="3" w16cid:durableId="1830558229">
+  <w:num w:numId="3" w16cid:durableId="1877234963">
     <w:abstractNumId w:val="4"/>
   </w:num>
-  <w:num w:numId="4" w16cid:durableId="248586094">
+  <w:num w:numId="4" w16cid:durableId="156576577">
     <w:abstractNumId w:val="2"/>
   </w:num>
-  <w:num w:numId="5" w16cid:durableId="361176234">
+  <w:num w:numId="5" w16cid:durableId="545067081">
     <w:abstractNumId w:val="3"/>
+  </w:num>
+  <w:num w:numId="6" w16cid:durableId="1163861535">
+    <w:abstractNumId w:val="5"/>
+  </w:num>
+  <w:num w:numId="7" w16cid:durableId="576327783">
+    <w:abstractNumId w:val="6"/>
   </w:num>
 </w:numbering>
 </file>
